--- a/doc/reports/bao_cao_test_adapter_2026-10-20.docx
+++ b/doc/reports/bao_cao_test_adapter_2026-10-20.docx
@@ -48,7 +48,7 @@
           <w:sz w:val="24"/>
           <w:szCs w:val="24"/>
         </w:rPr>
-        <w:t xml:space="preserve">Nhánh test_adapter: chi phí, adapter n8n, LiteLLM gateway, log chi tiết và tối ưu</w:t>
+        <w:t xml:space="preserve">Nhánh test_adapter: chi phí, adapter n8n, LiteLLM gateway, log chi tiết, tối ưu và dùng lại session</w:t>
       </w:r>
     </w:p>
     <w:tbl>
@@ -197,7 +197,7 @@
                 <w:sz w:val="21"/>
                 <w:szCs w:val="21"/>
               </w:rPr>
-              <w:t xml:space="preserve">12 commit, ngày commit từ 24/09/2026 đến 20/10/2026, cùng phần việc làm ngoài git</w:t>
+              <w:t xml:space="preserve">16 commit, ngày commit từ 24/09/2026 đến 22/10/2026, cùng phần việc làm ngoài git</w:t>
             </w:r>
           </w:p>
         </w:tc>
@@ -264,7 +264,7 @@
                 <w:sz w:val="21"/>
                 <w:szCs w:val="21"/>
               </w:rPr>
-              <w:t xml:space="preserve">20/10/2026</w:t>
+              <w:t xml:space="preserve">20/10/2026; bổ sung Phần 6 (dùng lại session) ngày 22/10/2026</w:t>
             </w:r>
           </w:p>
         </w:tc>
@@ -1062,7 +1062,7 @@
           <w:sz w:val="22"/>
           <w:szCs w:val="22"/>
         </w:rPr>
-        <w:t xml:space="preserve">KẾT LUẬN VÀ VIỆC CÒN LẠI</w:t>
+        <w:t xml:space="preserve">PHẦN 6. DÙNG LẠI SESSION KHI COMMENT VÀO TASK CŨ</w:t>
       </w:r>
     </w:p>
     <w:p>
@@ -1078,7 +1078,7 @@
           <w:sz w:val="20"/>
           <w:szCs w:val="20"/>
         </w:rPr>
-        <w:t xml:space="preserve">6.1. Hạn chế chung</w:t>
+        <w:t xml:space="preserve">6.1. Bối cảnh: session và dấu vân tay cấu hình</w:t>
       </w:r>
     </w:p>
     <w:p>
@@ -1094,7 +1094,55 @@
           <w:sz w:val="20"/>
           <w:szCs w:val="20"/>
         </w:rPr>
-        <w:t xml:space="preserve">6.2. Việc còn lại theo thứ tự đề xuất</w:t>
+        <w:t xml:space="preserve">6.2. Bốn nguyên nhân đã tìm ra</w:t>
+      </w:r>
+    </w:p>
+    <w:p>
+      <w:pPr>
+        <w:spacing w:after="30" w:before="0"/>
+        <w:ind w:left="400"/>
+      </w:pPr>
+      <w:r>
+        <w:rPr>
+          <w:rFonts w:ascii="Arial" w:cs="Arial" w:eastAsia="Arial" w:hAnsi="Arial"/>
+          <w:b w:val="false"/>
+          <w:bCs w:val="false"/>
+          <w:sz w:val="20"/>
+          <w:szCs w:val="20"/>
+        </w:rPr>
+        <w:t xml:space="preserve">6.3. Các thay đổi</w:t>
+      </w:r>
+    </w:p>
+    <w:p>
+      <w:pPr>
+        <w:spacing w:after="30" w:before="0"/>
+        <w:ind w:left="400"/>
+      </w:pPr>
+      <w:r>
+        <w:rPr>
+          <w:rFonts w:ascii="Arial" w:cs="Arial" w:eastAsia="Arial" w:hAnsi="Arial"/>
+          <w:b w:val="false"/>
+          <w:bCs w:val="false"/>
+          <w:sz w:val="20"/>
+          <w:szCs w:val="20"/>
+        </w:rPr>
+        <w:t xml:space="preserve">6.4. Luồng sau khi sửa (comment vào task cũ)</w:t>
+      </w:r>
+    </w:p>
+    <w:p>
+      <w:pPr>
+        <w:spacing w:after="30" w:before="0"/>
+        <w:ind w:left="400"/>
+      </w:pPr>
+      <w:r>
+        <w:rPr>
+          <w:rFonts w:ascii="Arial" w:cs="Arial" w:eastAsia="Arial" w:hAnsi="Arial"/>
+          <w:b w:val="false"/>
+          <w:bCs w:val="false"/>
+          <w:sz w:val="20"/>
+          <w:szCs w:val="20"/>
+        </w:rPr>
+        <w:t xml:space="preserve">6.5. Kiểm chứng và hạn chế</w:t>
       </w:r>
     </w:p>
     <w:p>
@@ -1110,7 +1158,7 @@
           <w:sz w:val="22"/>
           <w:szCs w:val="22"/>
         </w:rPr>
-        <w:t xml:space="preserve">PHỤ LỤC</w:t>
+        <w:t xml:space="preserve">KẾT LUẬN VÀ VIỆC CÒN LẠI</w:t>
       </w:r>
     </w:p>
     <w:p>
@@ -1126,7 +1174,7 @@
           <w:sz w:val="20"/>
           <w:szCs w:val="20"/>
         </w:rPr>
-        <w:t xml:space="preserve">Phụ lục A. Danh sách commit thuộc báo cáo</w:t>
+        <w:t xml:space="preserve">7.1. Hạn chế chung</w:t>
       </w:r>
     </w:p>
     <w:p>
@@ -1142,7 +1190,23 @@
           <w:sz w:val="20"/>
           <w:szCs w:val="20"/>
         </w:rPr>
-        <w:t xml:space="preserve">Phụ lục B. Tệp thay đổi theo từng commit</w:t>
+        <w:t xml:space="preserve">7.2. Việc còn lại theo thứ tự đề xuất</w:t>
+      </w:r>
+    </w:p>
+    <w:p>
+      <w:pPr>
+        <w:spacing w:after="80" w:before="120"/>
+        <w:ind w:left="0"/>
+      </w:pPr>
+      <w:r>
+        <w:rPr>
+          <w:rFonts w:ascii="Arial" w:cs="Arial" w:eastAsia="Arial" w:hAnsi="Arial"/>
+          <w:b/>
+          <w:bCs/>
+          <w:sz w:val="22"/>
+          <w:szCs w:val="22"/>
+        </w:rPr>
+        <w:t xml:space="preserve">PHỤ LỤC</w:t>
       </w:r>
     </w:p>
     <w:p>
@@ -1158,7 +1222,7 @@
           <w:sz w:val="20"/>
           <w:szCs w:val="20"/>
         </w:rPr>
-        <w:t xml:space="preserve">Phụ lục C. Thuật ngữ</w:t>
+        <w:t xml:space="preserve">Phụ lục A. Danh sách commit thuộc báo cáo</w:t>
       </w:r>
     </w:p>
     <w:p>
@@ -1174,6 +1238,38 @@
           <w:sz w:val="20"/>
           <w:szCs w:val="20"/>
         </w:rPr>
+        <w:t xml:space="preserve">Phụ lục B. Tệp thay đổi theo từng commit</w:t>
+      </w:r>
+    </w:p>
+    <w:p>
+      <w:pPr>
+        <w:spacing w:after="30" w:before="0"/>
+        <w:ind w:left="400"/>
+      </w:pPr>
+      <w:r>
+        <w:rPr>
+          <w:rFonts w:ascii="Arial" w:cs="Arial" w:eastAsia="Arial" w:hAnsi="Arial"/>
+          <w:b w:val="false"/>
+          <w:bCs w:val="false"/>
+          <w:sz w:val="20"/>
+          <w:szCs w:val="20"/>
+        </w:rPr>
+        <w:t xml:space="preserve">Phụ lục C. Thuật ngữ</w:t>
+      </w:r>
+    </w:p>
+    <w:p>
+      <w:pPr>
+        <w:spacing w:after="30" w:before="0"/>
+        <w:ind w:left="400"/>
+      </w:pPr>
+      <w:r>
+        <w:rPr>
+          <w:rFonts w:ascii="Arial" w:cs="Arial" w:eastAsia="Arial" w:hAnsi="Arial"/>
+          <w:b w:val="false"/>
+          <w:bCs w:val="false"/>
+          <w:sz w:val="20"/>
+          <w:szCs w:val="20"/>
+        </w:rPr>
         <w:t xml:space="preserve">Phụ lục D. Tài liệu liên quan</w:t>
       </w:r>
     </w:p>
@@ -1228,7 +1324,7 @@
         <w:rPr>
           <w:rFonts w:ascii="Arial" w:cs="Arial" w:eastAsia="Arial" w:hAnsi="Arial"/>
         </w:rPr>
-        <w:t xml:space="preserve"> của dự án Paperclip theo 5 phần: (1) độ chính xác chi phí, (2) adapter </w:t>
+        <w:t xml:space="preserve"> của dự án Paperclip theo 6 phần: (1) độ chính xác chi phí, (2) adapter </w:t>
       </w:r>
       <w:r>
         <w:rPr>
@@ -1243,7 +1339,7 @@
         <w:rPr>
           <w:rFonts w:ascii="Arial" w:cs="Arial" w:eastAsia="Arial" w:hAnsi="Arial"/>
         </w:rPr>
-        <w:t xml:space="preserve">, (3) agent Codex dùng LiteLLM gateway, (4) log chi tiết của run, và (5) các việc tối ưu liên quan đến MCP server, </w:t>
+        <w:t xml:space="preserve">, (3) agent Codex dùng LiteLLM gateway, (4) log chi tiết của run, (5) các việc tối ưu liên quan đến MCP server, </w:t>
       </w:r>
       <w:r>
         <w:rPr>
@@ -1258,7 +1354,7 @@
         <w:rPr>
           <w:rFonts w:ascii="Arial" w:cs="Arial" w:eastAsia="Arial" w:hAnsi="Arial"/>
         </w:rPr>
-        <w:t xml:space="preserve"> và skill. Nội dung được lập từ lịch sử git, mã nguồn, log run thật và các kết quả chạy test, chạy đo. Chỗ nào chưa kiểm chứng đều được ghi rõ.</w:t>
+        <w:t xml:space="preserve"> và skill, và (6) việc dùng lại session khi comment vào task cũ. Nội dung được lập từ lịch sử git, mã nguồn, log run thật và các kết quả chạy test, chạy đo. Chỗ nào chưa kiểm chứng đều được ghi rõ.</w:t>
       </w:r>
     </w:p>
     <w:tbl>
@@ -2082,6 +2178,135 @@
           </w:p>
         </w:tc>
       </w:tr>
+      <w:tr>
+        <w:trPr>
+          <w:cantSplit/>
+        </w:trPr>
+        <w:tc>
+          <w:tcPr>
+            <w:tcW w:type="dxa" w:w="1500"/>
+            <w:tcBorders>
+              <w:top w:val="single" w:color="BFBFBF" w:sz="4"/>
+              <w:left w:val="single" w:color="BFBFBF" w:sz="4"/>
+              <w:bottom w:val="single" w:color="BFBFBF" w:sz="4"/>
+              <w:right w:val="single" w:color="BFBFBF" w:sz="4"/>
+            </w:tcBorders>
+            <w:tcMar>
+              <w:top w:type="dxa" w:w="60"/>
+              <w:left w:type="dxa" w:w="100"/>
+              <w:bottom w:type="dxa" w:w="60"/>
+              <w:right w:type="dxa" w:w="100"/>
+            </w:tcMar>
+          </w:tcPr>
+          <w:p>
+            <w:pPr>
+              <w:spacing w:after="40" w:line="264"/>
+              <w:jc w:val="left"/>
+            </w:pPr>
+            <w:r>
+              <w:rPr>
+                <w:rFonts w:ascii="Arial" w:cs="Arial" w:eastAsia="Arial" w:hAnsi="Arial"/>
+                <w:sz w:val="19"/>
+                <w:szCs w:val="19"/>
+              </w:rPr>
+              <w:t xml:space="preserve">6. Dùng lại session</w:t>
+            </w:r>
+          </w:p>
+        </w:tc>
+        <w:tc>
+          <w:tcPr>
+            <w:tcW w:type="dxa" w:w="3100"/>
+            <w:tcBorders>
+              <w:top w:val="single" w:color="BFBFBF" w:sz="4"/>
+              <w:left w:val="single" w:color="BFBFBF" w:sz="4"/>
+              <w:bottom w:val="single" w:color="BFBFBF" w:sz="4"/>
+              <w:right w:val="single" w:color="BFBFBF" w:sz="4"/>
+            </w:tcBorders>
+            <w:tcMar>
+              <w:top w:type="dxa" w:w="60"/>
+              <w:left w:type="dxa" w:w="100"/>
+              <w:bottom w:type="dxa" w:w="60"/>
+              <w:right w:type="dxa" w:w="100"/>
+            </w:tcMar>
+          </w:tcPr>
+          <w:p>
+            <w:pPr>
+              <w:spacing w:after="40" w:line="264"/>
+              <w:jc w:val="left"/>
+            </w:pPr>
+            <w:r>
+              <w:rPr>
+                <w:rFonts w:ascii="Arial" w:cs="Arial" w:eastAsia="Arial" w:hAnsi="Arial"/>
+                <w:sz w:val="19"/>
+                <w:szCs w:val="19"/>
+              </w:rPr>
+              <w:t xml:space="preserve">Sửa bốn nguyên nhân khiến session cũ bị bỏ hoặc chạy sai khi comment vào task cũ.</w:t>
+            </w:r>
+          </w:p>
+        </w:tc>
+        <w:tc>
+          <w:tcPr>
+            <w:tcW w:type="dxa" w:w="2519"/>
+            <w:tcBorders>
+              <w:top w:val="single" w:color="BFBFBF" w:sz="4"/>
+              <w:left w:val="single" w:color="BFBFBF" w:sz="4"/>
+              <w:bottom w:val="single" w:color="BFBFBF" w:sz="4"/>
+              <w:right w:val="single" w:color="BFBFBF" w:sz="4"/>
+            </w:tcBorders>
+            <w:tcMar>
+              <w:top w:type="dxa" w:w="60"/>
+              <w:left w:type="dxa" w:w="100"/>
+              <w:bottom w:type="dxa" w:w="60"/>
+              <w:right w:type="dxa" w:w="100"/>
+            </w:tcMar>
+          </w:tcPr>
+          <w:p>
+            <w:pPr>
+              <w:spacing w:after="40" w:line="264"/>
+              <w:jc w:val="left"/>
+            </w:pPr>
+            <w:r>
+              <w:rPr>
+                <w:rFonts w:ascii="Arial" w:cs="Arial" w:eastAsia="Arial" w:hAnsi="Arial"/>
+                <w:sz w:val="19"/>
+                <w:szCs w:val="19"/>
+              </w:rPr>
+              <w:t xml:space="preserve">13 test mới; chạy lại 3 tệp test: 132 test đạt; mô tả commit ghi một lần quan sát trên run thật.</w:t>
+            </w:r>
+          </w:p>
+        </w:tc>
+        <w:tc>
+          <w:tcPr>
+            <w:tcW w:type="dxa" w:w="2519"/>
+            <w:tcBorders>
+              <w:top w:val="single" w:color="BFBFBF" w:sz="4"/>
+              <w:left w:val="single" w:color="BFBFBF" w:sz="4"/>
+              <w:bottom w:val="single" w:color="BFBFBF" w:sz="4"/>
+              <w:right w:val="single" w:color="BFBFBF" w:sz="4"/>
+            </w:tcBorders>
+            <w:tcMar>
+              <w:top w:type="dxa" w:w="60"/>
+              <w:left w:type="dxa" w:w="100"/>
+              <w:bottom w:type="dxa" w:w="60"/>
+              <w:right w:type="dxa" w:w="100"/>
+            </w:tcMar>
+          </w:tcPr>
+          <w:p>
+            <w:pPr>
+              <w:spacing w:after="40" w:line="264"/>
+              <w:jc w:val="left"/>
+            </w:pPr>
+            <w:r>
+              <w:rPr>
+                <w:rFonts w:ascii="Arial" w:cs="Arial" w:eastAsia="Arial" w:hAnsi="Arial"/>
+                <w:sz w:val="19"/>
+                <w:szCs w:val="19"/>
+              </w:rPr>
+              <w:t xml:space="preserve">Chưa tự chạy lại trên run thật; chưa đo tỷ lệ tái sử dụng; chưa thử trong luồng Telegram và n8n.</w:t>
+            </w:r>
+          </w:p>
+        </w:tc>
+      </w:tr>
     </w:tbl>
     <w:p>
       <w:pPr>
@@ -2115,7 +2340,7 @@
         <w:rPr>
           <w:rFonts w:ascii="Arial" w:cs="Arial" w:eastAsia="Arial" w:hAnsi="Arial"/>
         </w:rPr>
-        <w:t xml:space="preserve">Phần 1 đến 4 nằm trong git (12 commit). </w:t>
+        <w:t xml:space="preserve">Phần 1 đến 4 và Phần 6 nằm trong git (16 commit). </w:t>
       </w:r>
       <w:r>
         <w:rPr>
@@ -2190,7 +2415,7 @@
         <w:rPr>
           <w:rFonts w:ascii="Arial" w:cs="Arial" w:eastAsia="Arial" w:hAnsi="Arial"/>
         </w:rPr>
-        <w:t xml:space="preserve">Ngày commit chỉ là lúc đưa code vào git, không phải lúc viết. Tám commit mới nhất cùng mang ngày 20/10/2026.</w:t>
+        <w:t xml:space="preserve">Ngày commit chỉ là lúc đưa code vào git, không phải lúc viết. Tám commit của Phần 3 và Phần 4 cùng mang ngày 20/10/2026; bốn commit của Phần 6 cùng mang ngày 22/10/2026.</w:t>
       </w:r>
     </w:p>
     <w:p>
@@ -2208,7 +2433,7 @@
           <w:b/>
           <w:bCs/>
         </w:rPr>
-        <w:t xml:space="preserve">Báo cáo không khẳng định rằng việc tối ưu đã làm run nhanh hơn.</w:t>
+        <w:t xml:space="preserve">Báo cáo không khẳng định rằng việc tối ưu ở Phần 5 đã làm run nhanh hơn.</w:t>
       </w:r>
       <w:r>
         <w:rPr>
@@ -2264,7 +2489,7 @@
         <w:rPr>
           <w:rFonts w:ascii="Arial" w:cs="Arial" w:eastAsia="Arial" w:hAnsi="Arial"/>
         </w:rPr>
-        <w:t xml:space="preserve">. Báo cáo bao gồm 12 commit trong giai đoạn từ 24/09/2026 đến 20/10/2026 (danh sách ở Phụ lục A).</w:t>
+        <w:t xml:space="preserve">. Báo cáo bao gồm 16 commit trong giai đoạn từ 24/09/2026 đến 22/10/2026 (danh sách ở Phụ lục A).</w:t>
       </w:r>
     </w:p>
     <w:p>
@@ -2318,7 +2543,7 @@
         <w:rPr>
           <w:rFonts w:ascii="Arial" w:cs="Arial" w:eastAsia="Arial" w:hAnsi="Arial"/>
         </w:rPr>
-        <w:t xml:space="preserve">) và commit thêm hướng dẫn vào </w:t>
+        <w:t xml:space="preserve">), commit thêm hướng dẫn vào </w:t>
       </w:r>
       <w:r>
         <w:rPr>
@@ -2348,7 +2573,22 @@
         <w:rPr>
           <w:rFonts w:ascii="Arial" w:cs="Arial" w:eastAsia="Arial" w:hAnsi="Arial"/>
         </w:rPr>
-        <w:t xml:space="preserve">).</w:t>
+        <w:t xml:space="preserve">) và commit tài liệu </w:t>
+      </w:r>
+      <w:r>
+        <w:rPr>
+          <w:rFonts w:ascii="Consolas" w:cs="Consolas" w:eastAsia="Consolas" w:hAnsi="Consolas"/>
+          <w:sz w:val="20"/>
+          <w:szCs w:val="20"/>
+          <w:shd w:fill="EEF1F5" w:val="clear"/>
+        </w:rPr>
+        <w:t xml:space="preserve">1d84d7cb2</w:t>
+      </w:r>
+      <w:r>
+        <w:rPr>
+          <w:rFonts w:ascii="Arial" w:cs="Arial" w:eastAsia="Arial" w:hAnsi="Arial"/>
+        </w:rPr>
+        <w:t xml:space="preserve">.</w:t>
       </w:r>
     </w:p>
     <w:p>
@@ -2387,7 +2627,7 @@
         <w:rPr>
           <w:rFonts w:ascii="Arial" w:cs="Arial" w:eastAsia="Arial" w:hAnsi="Arial"/>
         </w:rPr>
-        <w:t xml:space="preserve">); log nội bộ của Codex; kết quả chạy test ngày 20/10/2026; các phép đo thời gian thực hiện ngày 19 và 20/10/2026.</w:t>
+        <w:t xml:space="preserve">); log nội bộ của Codex; kết quả chạy test ngày 20/10/2026 và 22/10/2026; các phép đo thời gian thực hiện ngày 19 và 20/10/2026.</w:t>
       </w:r>
     </w:p>
     <w:p>
@@ -2405,13 +2645,13 @@
           <w:b/>
           <w:bCs/>
         </w:rPr>
-        <w:t xml:space="preserve">Đa số commit không có phần mô tả chi tiết</w:t>
-      </w:r>
-      <w:r>
-        <w:rPr>
-          <w:rFonts w:ascii="Arial" w:cs="Arial" w:eastAsia="Arial" w:hAnsi="Arial"/>
-        </w:rPr>
-        <w:t xml:space="preserve"> (chỉ có tiêu đề), nên nội dung từng commit được rút ra từ danh sách tệp và diff.</w:t>
+        <w:t xml:space="preserve">Đa số commit của Phần 1 đến 4 không có phần mô tả chi tiết</w:t>
+      </w:r>
+      <w:r>
+        <w:rPr>
+          <w:rFonts w:ascii="Arial" w:cs="Arial" w:eastAsia="Arial" w:hAnsi="Arial"/>
+        </w:rPr>
+        <w:t xml:space="preserve"> (chỉ có tiêu đề), nên nội dung từng commit được rút ra từ danh sách tệp và diff. Bốn commit của Phần 6 có mô tả chi tiết (nguyên nhân, cách sửa, test).</w:t>
       </w:r>
     </w:p>
     <w:p>
@@ -25474,7 +25714,79 @@
         <w:rPr>
           <w:rFonts w:ascii="Arial" w:cs="Arial" w:eastAsia="Arial" w:hAnsi="Arial"/>
         </w:rPr>
-        <w:t xml:space="preserve">KẾT LUẬN VÀ VIỆC CÒN LẠI</w:t>
+        <w:t xml:space="preserve">PHẦN 6. DÙNG LẠI SESSION KHI COMMENT VÀO TASK CŨ</w:t>
+      </w:r>
+    </w:p>
+    <w:p>
+      <w:pPr>
+        <w:spacing w:after="120" w:line="300"/>
+        <w:jc w:val="left"/>
+      </w:pPr>
+      <w:r>
+        <w:rPr>
+          <w:rFonts w:ascii="Arial" w:cs="Arial" w:eastAsia="Arial" w:hAnsi="Arial"/>
+        </w:rPr>
+        <w:t xml:space="preserve">Các commit (cùng ngày commit 22/10/2026): </w:t>
+      </w:r>
+      <w:r>
+        <w:rPr>
+          <w:rFonts w:ascii="Consolas" w:cs="Consolas" w:eastAsia="Consolas" w:hAnsi="Consolas"/>
+          <w:sz w:val="20"/>
+          <w:szCs w:val="20"/>
+          <w:shd w:fill="EEF1F5" w:val="clear"/>
+        </w:rPr>
+        <w:t xml:space="preserve">9484bc8d8</w:t>
+      </w:r>
+      <w:r>
+        <w:rPr>
+          <w:rFonts w:ascii="Arial" w:cs="Arial" w:eastAsia="Arial" w:hAnsi="Arial"/>
+        </w:rPr>
+        <w:t xml:space="preserve"> (16:27), </w:t>
+      </w:r>
+      <w:r>
+        <w:rPr>
+          <w:rFonts w:ascii="Consolas" w:cs="Consolas" w:eastAsia="Consolas" w:hAnsi="Consolas"/>
+          <w:sz w:val="20"/>
+          <w:szCs w:val="20"/>
+          <w:shd w:fill="EEF1F5" w:val="clear"/>
+        </w:rPr>
+        <w:t xml:space="preserve">ce5f44f62</w:t>
+      </w:r>
+      <w:r>
+        <w:rPr>
+          <w:rFonts w:ascii="Arial" w:cs="Arial" w:eastAsia="Arial" w:hAnsi="Arial"/>
+        </w:rPr>
+        <w:t xml:space="preserve"> (16:35), </w:t>
+      </w:r>
+      <w:r>
+        <w:rPr>
+          <w:rFonts w:ascii="Consolas" w:cs="Consolas" w:eastAsia="Consolas" w:hAnsi="Consolas"/>
+          <w:sz w:val="20"/>
+          <w:szCs w:val="20"/>
+          <w:shd w:fill="EEF1F5" w:val="clear"/>
+        </w:rPr>
+        <w:t xml:space="preserve">cdc715f16</w:t>
+      </w:r>
+      <w:r>
+        <w:rPr>
+          <w:rFonts w:ascii="Arial" w:cs="Arial" w:eastAsia="Arial" w:hAnsi="Arial"/>
+        </w:rPr>
+        <w:t xml:space="preserve"> (16:36) và </w:t>
+      </w:r>
+      <w:r>
+        <w:rPr>
+          <w:rFonts w:ascii="Consolas" w:cs="Consolas" w:eastAsia="Consolas" w:hAnsi="Consolas"/>
+          <w:sz w:val="20"/>
+          <w:szCs w:val="20"/>
+          <w:shd w:fill="EEF1F5" w:val="clear"/>
+        </w:rPr>
+        <w:t xml:space="preserve">612535f46</w:t>
+      </w:r>
+      <w:r>
+        <w:rPr>
+          <w:rFonts w:ascii="Arial" w:cs="Arial" w:eastAsia="Arial" w:hAnsi="Arial"/>
+        </w:rPr>
+        <w:t xml:space="preserve"> (16:36). Cả bốn commit đều có phần mô tả chi tiết (nguyên nhân, cách sửa, test); nội dung dưới đây dựa trên mô tả đó và trên diff của từng commit.</w:t>
       </w:r>
     </w:p>
     <w:p>
@@ -25485,7 +25797,7 @@
         <w:rPr>
           <w:rFonts w:ascii="Arial" w:cs="Arial" w:eastAsia="Arial" w:hAnsi="Arial"/>
         </w:rPr>
-        <w:t xml:space="preserve">6.1. Hạn chế chung</w:t>
+        <w:t xml:space="preserve">6.1. Bối cảnh: session và dấu vân tay cấu hình</w:t>
       </w:r>
     </w:p>
     <w:p>
@@ -25500,23 +25812,45 @@
       <w:r>
         <w:rPr>
           <w:rFonts w:ascii="Arial" w:cs="Arial" w:eastAsia="Arial" w:hAnsi="Arial"/>
-        </w:rPr>
-        <w:t xml:space="preserve">Chi phí hiển thị với model trả phí thật chưa được xác nhận; token hiển thị </w:t>
-      </w:r>
-      <w:r>
-        <w:rPr>
-          <w:rFonts w:ascii="Consolas" w:cs="Consolas" w:eastAsia="Consolas" w:hAnsi="Consolas"/>
-          <w:sz w:val="20"/>
-          <w:szCs w:val="20"/>
-          <w:shd w:fill="EEF1F5" w:val="clear"/>
-        </w:rPr>
-        <w:t xml:space="preserve">0 / 0</w:t>
-      </w:r>
-      <w:r>
-        <w:rPr>
-          <w:rFonts w:ascii="Arial" w:cs="Arial" w:eastAsia="Arial" w:hAnsi="Arial"/>
-        </w:rPr>
-        <w:t xml:space="preserve"> ở run dùng gói thuê bao chưa được điều tra.</w:t>
+          <w:b/>
+          <w:bCs/>
+        </w:rPr>
+        <w:t xml:space="preserve">Session</w:t>
+      </w:r>
+      <w:r>
+        <w:rPr>
+          <w:rFonts w:ascii="Arial" w:cs="Arial" w:eastAsia="Arial" w:hAnsi="Arial"/>
+        </w:rPr>
+        <w:t xml:space="preserve"> ở đây là phiên làm việc của nhà cung cấp mô hình (một thread của Codex). Agent loại </w:t>
+      </w:r>
+      <w:r>
+        <w:rPr>
+          <w:rFonts w:ascii="Consolas" w:cs="Consolas" w:eastAsia="Consolas" w:hAnsi="Consolas"/>
+          <w:sz w:val="20"/>
+          <w:szCs w:val="20"/>
+          <w:shd w:fill="EEF1F5" w:val="clear"/>
+        </w:rPr>
+        <w:t xml:space="preserve">persistent</w:t>
+      </w:r>
+      <w:r>
+        <w:rPr>
+          <w:rFonts w:ascii="Arial" w:cs="Arial" w:eastAsia="Arial" w:hAnsi="Arial"/>
+        </w:rPr>
+        <w:t xml:space="preserve"> lưu lại mã session ở cuối mỗi run, để run sau nạp lại (resume) và giữ nguyên hội thoại. Khi một task cũ được mở lại bằng comment, mong muốn là agent </w:t>
+      </w:r>
+      <w:r>
+        <w:rPr>
+          <w:rFonts w:ascii="Arial" w:cs="Arial" w:eastAsia="Arial" w:hAnsi="Arial"/>
+          <w:b/>
+          <w:bCs/>
+        </w:rPr>
+        <w:t xml:space="preserve">tiếp tục đúng hội thoại cũ</w:t>
+      </w:r>
+      <w:r>
+        <w:rPr>
+          <w:rFonts w:ascii="Arial" w:cs="Arial" w:eastAsia="Arial" w:hAnsi="Arial"/>
+        </w:rPr>
+        <w:t xml:space="preserve"> thay vì bắt đầu một thread mới.</w:t>
       </w:r>
     </w:p>
     <w:p>
@@ -25531,38 +25865,16 @@
       <w:r>
         <w:rPr>
           <w:rFonts w:ascii="Arial" w:cs="Arial" w:eastAsia="Arial" w:hAnsi="Arial"/>
-        </w:rPr>
-        <w:t xml:space="preserve">12 test không đạt ở </w:t>
-      </w:r>
-      <w:r>
-        <w:rPr>
-          <w:rFonts w:ascii="Consolas" w:cs="Consolas" w:eastAsia="Consolas" w:hAnsi="Consolas"/>
-          <w:sz w:val="20"/>
-          <w:szCs w:val="20"/>
-          <w:shd w:fill="EEF1F5" w:val="clear"/>
-        </w:rPr>
-        <w:t xml:space="preserve">codex-home.test.ts</w:t>
-      </w:r>
-      <w:r>
-        <w:rPr>
-          <w:rFonts w:ascii="Arial" w:cs="Arial" w:eastAsia="Arial" w:hAnsi="Arial"/>
-        </w:rPr>
-        <w:t xml:space="preserve"> và </w:t>
-      </w:r>
-      <w:r>
-        <w:rPr>
-          <w:rFonts w:ascii="Consolas" w:cs="Consolas" w:eastAsia="Consolas" w:hAnsi="Consolas"/>
-          <w:sz w:val="20"/>
-          <w:szCs w:val="20"/>
-          <w:shd w:fill="EEF1F5" w:val="clear"/>
-        </w:rPr>
-        <w:t xml:space="preserve">acp.test.ts</w:t>
-      </w:r>
-      <w:r>
-        <w:rPr>
-          <w:rFonts w:ascii="Arial" w:cs="Arial" w:eastAsia="Arial" w:hAnsi="Arial"/>
-        </w:rPr>
-        <w:t xml:space="preserve"> chưa được đối chiếu với bản gốc.</w:t>
+          <w:b/>
+          <w:bCs/>
+        </w:rPr>
+        <w:t xml:space="preserve">Dấu vân tay cấu hình (config fingerprint):</w:t>
+      </w:r>
+      <w:r>
+        <w:rPr>
+          <w:rFonts w:ascii="Arial" w:cs="Arial" w:eastAsia="Arial" w:hAnsi="Arial"/>
+        </w:rPr>
+        <w:t xml:space="preserve"> trước khi dùng lại session đã lưu, hệ thống so sánh dấu vân tay cấu hình của lần trước với lần này. Nếu khác, session cũ bị bỏ để tránh chạy với cấu hình lỗi thời, và log ghi dòng dạng "Skipping saved session resume ... because effective run configuration changed: &lt;tên nhóm&gt;".</w:t>
       </w:r>
     </w:p>
     <w:p>
@@ -25577,8 +25889,226 @@
       <w:r>
         <w:rPr>
           <w:rFonts w:ascii="Arial" w:cs="Arial" w:eastAsia="Arial" w:hAnsi="Arial"/>
-        </w:rPr>
-        <w:t xml:space="preserve">Run vẫn báo "completed" khi mô hình lỗi 429 hết lần thử lại (chưa xử lý).</w:t>
+          <w:b/>
+          <w:bCs/>
+        </w:rPr>
+        <w:t xml:space="preserve">Phía server</w:t>
+      </w:r>
+      <w:r>
+        <w:rPr>
+          <w:rFonts w:ascii="Arial" w:cs="Arial" w:eastAsia="Arial" w:hAnsi="Arial"/>
+        </w:rPr>
+        <w:t xml:space="preserve"> (</w:t>
+      </w:r>
+      <w:r>
+        <w:rPr>
+          <w:rFonts w:ascii="Consolas" w:cs="Consolas" w:eastAsia="Consolas" w:hAnsi="Consolas"/>
+          <w:sz w:val="20"/>
+          <w:szCs w:val="20"/>
+          <w:shd w:fill="EEF1F5" w:val="clear"/>
+        </w:rPr>
+        <w:t xml:space="preserve">server/src/services/heartbeat.ts</w:t>
+      </w:r>
+      <w:r>
+        <w:rPr>
+          <w:rFonts w:ascii="Arial" w:cs="Arial" w:eastAsia="Arial" w:hAnsi="Arial"/>
+        </w:rPr>
+        <w:t xml:space="preserve">) tính dấu vân tay theo 11 nhóm: </w:t>
+      </w:r>
+      <w:r>
+        <w:rPr>
+          <w:rFonts w:ascii="Consolas" w:cs="Consolas" w:eastAsia="Consolas" w:hAnsi="Consolas"/>
+          <w:sz w:val="20"/>
+          <w:szCs w:val="20"/>
+          <w:shd w:fill="EEF1F5" w:val="clear"/>
+        </w:rPr>
+        <w:t xml:space="preserve">adapter</w:t>
+      </w:r>
+      <w:r>
+        <w:rPr>
+          <w:rFonts w:ascii="Arial" w:cs="Arial" w:eastAsia="Arial" w:hAnsi="Arial"/>
+        </w:rPr>
+        <w:t xml:space="preserve">, </w:t>
+      </w:r>
+      <w:r>
+        <w:rPr>
+          <w:rFonts w:ascii="Consolas" w:cs="Consolas" w:eastAsia="Consolas" w:hAnsi="Consolas"/>
+          <w:sz w:val="20"/>
+          <w:szCs w:val="20"/>
+          <w:shd w:fill="EEF1F5" w:val="clear"/>
+        </w:rPr>
+        <w:t xml:space="preserve">adapterConfig</w:t>
+      </w:r>
+      <w:r>
+        <w:rPr>
+          <w:rFonts w:ascii="Arial" w:cs="Arial" w:eastAsia="Arial" w:hAnsi="Arial"/>
+        </w:rPr>
+        <w:t xml:space="preserve">, </w:t>
+      </w:r>
+      <w:r>
+        <w:rPr>
+          <w:rFonts w:ascii="Consolas" w:cs="Consolas" w:eastAsia="Consolas" w:hAnsi="Consolas"/>
+          <w:sz w:val="20"/>
+          <w:szCs w:val="20"/>
+          <w:shd w:fill="EEF1F5" w:val="clear"/>
+        </w:rPr>
+        <w:t xml:space="preserve">agentRuntimeConfig</w:t>
+      </w:r>
+      <w:r>
+        <w:rPr>
+          <w:rFonts w:ascii="Arial" w:cs="Arial" w:eastAsia="Arial" w:hAnsi="Arial"/>
+        </w:rPr>
+        <w:t xml:space="preserve">, </w:t>
+      </w:r>
+      <w:r>
+        <w:rPr>
+          <w:rFonts w:ascii="Consolas" w:cs="Consolas" w:eastAsia="Consolas" w:hAnsi="Consolas"/>
+          <w:sz w:val="20"/>
+          <w:szCs w:val="20"/>
+          <w:shd w:fill="EEF1F5" w:val="clear"/>
+        </w:rPr>
+        <w:t xml:space="preserve">modelProfile</w:t>
+      </w:r>
+      <w:r>
+        <w:rPr>
+          <w:rFonts w:ascii="Arial" w:cs="Arial" w:eastAsia="Arial" w:hAnsi="Arial"/>
+        </w:rPr>
+        <w:t xml:space="preserve">, </w:t>
+      </w:r>
+      <w:r>
+        <w:rPr>
+          <w:rFonts w:ascii="Consolas" w:cs="Consolas" w:eastAsia="Consolas" w:hAnsi="Consolas"/>
+          <w:sz w:val="20"/>
+          <w:szCs w:val="20"/>
+          <w:shd w:fill="EEF1F5" w:val="clear"/>
+        </w:rPr>
+        <w:t xml:space="preserve">instructions</w:t>
+      </w:r>
+      <w:r>
+        <w:rPr>
+          <w:rFonts w:ascii="Arial" w:cs="Arial" w:eastAsia="Arial" w:hAnsi="Arial"/>
+        </w:rPr>
+        <w:t xml:space="preserve">, </w:t>
+      </w:r>
+      <w:r>
+        <w:rPr>
+          <w:rFonts w:ascii="Consolas" w:cs="Consolas" w:eastAsia="Consolas" w:hAnsi="Consolas"/>
+          <w:sz w:val="20"/>
+          <w:szCs w:val="20"/>
+          <w:shd w:fill="EEF1F5" w:val="clear"/>
+        </w:rPr>
+        <w:t xml:space="preserve">issueOverrides</w:t>
+      </w:r>
+      <w:r>
+        <w:rPr>
+          <w:rFonts w:ascii="Arial" w:cs="Arial" w:eastAsia="Arial" w:hAnsi="Arial"/>
+        </w:rPr>
+        <w:t xml:space="preserve">, </w:t>
+      </w:r>
+      <w:r>
+        <w:rPr>
+          <w:rFonts w:ascii="Consolas" w:cs="Consolas" w:eastAsia="Consolas" w:hAnsi="Consolas"/>
+          <w:sz w:val="20"/>
+          <w:szCs w:val="20"/>
+          <w:shd w:fill="EEF1F5" w:val="clear"/>
+        </w:rPr>
+        <w:t xml:space="preserve">workspaceConfig</w:t>
+      </w:r>
+      <w:r>
+        <w:rPr>
+          <w:rFonts w:ascii="Arial" w:cs="Arial" w:eastAsia="Arial" w:hAnsi="Arial"/>
+        </w:rPr>
+        <w:t xml:space="preserve">, </w:t>
+      </w:r>
+      <w:r>
+        <w:rPr>
+          <w:rFonts w:ascii="Consolas" w:cs="Consolas" w:eastAsia="Consolas" w:hAnsi="Consolas"/>
+          <w:sz w:val="20"/>
+          <w:szCs w:val="20"/>
+          <w:shd w:fill="EEF1F5" w:val="clear"/>
+        </w:rPr>
+        <w:t xml:space="preserve">environment</w:t>
+      </w:r>
+      <w:r>
+        <w:rPr>
+          <w:rFonts w:ascii="Arial" w:cs="Arial" w:eastAsia="Arial" w:hAnsi="Arial"/>
+        </w:rPr>
+        <w:t xml:space="preserve">, </w:t>
+      </w:r>
+      <w:r>
+        <w:rPr>
+          <w:rFonts w:ascii="Consolas" w:cs="Consolas" w:eastAsia="Consolas" w:hAnsi="Consolas"/>
+          <w:sz w:val="20"/>
+          <w:szCs w:val="20"/>
+          <w:shd w:fill="EEF1F5" w:val="clear"/>
+        </w:rPr>
+        <w:t xml:space="preserve">envBindings</w:t>
+      </w:r>
+      <w:r>
+        <w:rPr>
+          <w:rFonts w:ascii="Arial" w:cs="Arial" w:eastAsia="Arial" w:hAnsi="Arial"/>
+        </w:rPr>
+        <w:t xml:space="preserve">, </w:t>
+      </w:r>
+      <w:r>
+        <w:rPr>
+          <w:rFonts w:ascii="Consolas" w:cs="Consolas" w:eastAsia="Consolas" w:hAnsi="Consolas"/>
+          <w:sz w:val="20"/>
+          <w:szCs w:val="20"/>
+          <w:shd w:fill="EEF1F5" w:val="clear"/>
+        </w:rPr>
+        <w:t xml:space="preserve">secrets</w:t>
+      </w:r>
+      <w:r>
+        <w:rPr>
+          <w:rFonts w:ascii="Arial" w:cs="Arial" w:eastAsia="Arial" w:hAnsi="Arial"/>
+        </w:rPr>
+        <w:t xml:space="preserve">, </w:t>
+      </w:r>
+      <w:r>
+        <w:rPr>
+          <w:rFonts w:ascii="Consolas" w:cs="Consolas" w:eastAsia="Consolas" w:hAnsi="Consolas"/>
+          <w:sz w:val="20"/>
+          <w:szCs w:val="20"/>
+          <w:shd w:fill="EEF1F5" w:val="clear"/>
+        </w:rPr>
+        <w:t xml:space="preserve">runtimeSkills</w:t>
+      </w:r>
+      <w:r>
+        <w:rPr>
+          <w:rFonts w:ascii="Arial" w:cs="Arial" w:eastAsia="Arial" w:hAnsi="Arial"/>
+        </w:rPr>
+        <w:t xml:space="preserve">. Kết quả so sánh được ghi trong </w:t>
+      </w:r>
+      <w:r>
+        <w:rPr>
+          <w:rFonts w:ascii="Consolas" w:cs="Consolas" w:eastAsia="Consolas" w:hAnsi="Consolas"/>
+          <w:sz w:val="20"/>
+          <w:szCs w:val="20"/>
+          <w:shd w:fill="EEF1F5" w:val="clear"/>
+        </w:rPr>
+        <w:t xml:space="preserve">result_json.configFreshness</w:t>
+      </w:r>
+      <w:r>
+        <w:rPr>
+          <w:rFonts w:ascii="Arial" w:cs="Arial" w:eastAsia="Arial" w:hAnsi="Arial"/>
+        </w:rPr>
+        <w:t xml:space="preserve"> (có </w:t>
+      </w:r>
+      <w:r>
+        <w:rPr>
+          <w:rFonts w:ascii="Consolas" w:cs="Consolas" w:eastAsia="Consolas" w:hAnsi="Consolas"/>
+          <w:sz w:val="20"/>
+          <w:szCs w:val="20"/>
+          <w:shd w:fill="EEF1F5" w:val="clear"/>
+        </w:rPr>
+        <w:t xml:space="preserve">changedCategories</w:t>
+      </w:r>
+      <w:r>
+        <w:rPr>
+          <w:rFonts w:ascii="Arial" w:cs="Arial" w:eastAsia="Arial" w:hAnsi="Arial"/>
+        </w:rPr>
+        <w:t xml:space="preserve">).</w:t>
       </w:r>
     </w:p>
     <w:p>
@@ -25593,8 +26123,70 @@
       <w:r>
         <w:rPr>
           <w:rFonts w:ascii="Arial" w:cs="Arial" w:eastAsia="Arial" w:hAnsi="Arial"/>
-        </w:rPr>
-        <w:t xml:space="preserve">Phần tối ưu chưa có số đo trước và sau.</w:t>
+          <w:b/>
+          <w:bCs/>
+        </w:rPr>
+        <w:t xml:space="preserve">Phía engine ACPX</w:t>
+      </w:r>
+      <w:r>
+        <w:rPr>
+          <w:rFonts w:ascii="Arial" w:cs="Arial" w:eastAsia="Arial" w:hAnsi="Arial"/>
+        </w:rPr>
+        <w:t xml:space="preserve"> (</w:t>
+      </w:r>
+      <w:r>
+        <w:rPr>
+          <w:rFonts w:ascii="Consolas" w:cs="Consolas" w:eastAsia="Consolas" w:hAnsi="Consolas"/>
+          <w:sz w:val="20"/>
+          <w:szCs w:val="20"/>
+          <w:shd w:fill="EEF1F5" w:val="clear"/>
+        </w:rPr>
+        <w:t xml:space="preserve">packages/adapter-utils/src/acpx-engine/execute.ts</w:t>
+      </w:r>
+      <w:r>
+        <w:rPr>
+          <w:rFonts w:ascii="Arial" w:cs="Arial" w:eastAsia="Arial" w:hAnsi="Arial"/>
+        </w:rPr>
+        <w:t xml:space="preserve">) có thêm một dấu vân tay của session ACPX, trong đó </w:t>
+      </w:r>
+      <w:r>
+        <w:rPr>
+          <w:rFonts w:ascii="Consolas" w:cs="Consolas" w:eastAsia="Consolas" w:hAnsi="Consolas"/>
+          <w:sz w:val="20"/>
+          <w:szCs w:val="20"/>
+          <w:shd w:fill="EEF1F5" w:val="clear"/>
+        </w:rPr>
+        <w:t xml:space="preserve">adapterEnvHash</w:t>
+      </w:r>
+      <w:r>
+        <w:rPr>
+          <w:rFonts w:ascii="Arial" w:cs="Arial" w:eastAsia="Arial" w:hAnsi="Arial"/>
+        </w:rPr>
+        <w:t xml:space="preserve"> là mã băm của toàn bộ biến môi trường đã giải của adapter.</w:t>
+      </w:r>
+    </w:p>
+    <w:p>
+      <w:pPr>
+        <w:pStyle w:val="ListParagraph"/>
+        <w:numPr>
+          <w:ilvl w:val="0"/>
+          <w:numId w:val="2"/>
+        </w:numPr>
+        <w:spacing w:after="60" w:line="288"/>
+      </w:pPr>
+      <w:r>
+        <w:rPr>
+          <w:rFonts w:ascii="Arial" w:cs="Arial" w:eastAsia="Arial" w:hAnsi="Arial"/>
+          <w:b/>
+          <w:bCs/>
+        </w:rPr>
+        <w:t xml:space="preserve">Nguyên tắc thiết kế của dấu vân tay:</w:t>
+      </w:r>
+      <w:r>
+        <w:rPr>
+          <w:rFonts w:ascii="Arial" w:cs="Arial" w:eastAsia="Arial" w:hAnsi="Arial"/>
+        </w:rPr>
+        <w:t xml:space="preserve"> chỉ nên đổi khi cấu hình thật sự đổi. Nếu một giá trị thay đổi ở mọi run dù cấu hình không đổi ("nhiễu"), session sẽ bị bỏ mỗi lần và tính năng dùng lại session coi như không có tác dụng.</w:t>
       </w:r>
     </w:p>
     <w:p>
@@ -25605,7 +26197,3089 @@
         <w:rPr>
           <w:rFonts w:ascii="Arial" w:cs="Arial" w:eastAsia="Arial" w:hAnsi="Arial"/>
         </w:rPr>
-        <w:t xml:space="preserve">6.2. Việc còn lại theo thứ tự đề xuất</w:t>
+        <w:t xml:space="preserve">6.2. Bốn nguyên nhân đã tìm ra</w:t>
+      </w:r>
+    </w:p>
+    <w:tbl>
+      <w:tblPr>
+        <w:tblW w:type="dxa" w:w="9638"/>
+        <w:tblBorders>
+          <w:top w:val="single" w:color="auto" w:sz="4"/>
+          <w:left w:val="single" w:color="auto" w:sz="4"/>
+          <w:bottom w:val="single" w:color="auto" w:sz="4"/>
+          <w:right w:val="single" w:color="auto" w:sz="4"/>
+          <w:insideH w:val="single" w:color="auto" w:sz="4"/>
+          <w:insideV w:val="single" w:color="auto" w:sz="4"/>
+        </w:tblBorders>
+      </w:tblPr>
+      <w:tblGrid>
+        <w:gridCol w:w="400"/>
+        <w:gridCol w:w="2000"/>
+        <w:gridCol w:w="4038"/>
+        <w:gridCol w:w="3200"/>
+      </w:tblGrid>
+      <w:tr>
+        <w:trPr>
+          <w:tblHeader/>
+        </w:trPr>
+        <w:tc>
+          <w:tcPr>
+            <w:tcW w:type="dxa" w:w="400"/>
+            <w:tcBorders>
+              <w:top w:val="single" w:color="BFBFBF" w:sz="4"/>
+              <w:left w:val="single" w:color="BFBFBF" w:sz="4"/>
+              <w:bottom w:val="single" w:color="BFBFBF" w:sz="4"/>
+              <w:right w:val="single" w:color="BFBFBF" w:sz="4"/>
+            </w:tcBorders>
+            <w:shd w:fill="D9E2F3" w:color="auto" w:val="clear"/>
+            <w:tcMar>
+              <w:top w:type="dxa" w:w="60"/>
+              <w:left w:type="dxa" w:w="100"/>
+              <w:bottom w:type="dxa" w:w="60"/>
+              <w:right w:type="dxa" w:w="100"/>
+            </w:tcMar>
+          </w:tcPr>
+          <w:p>
+            <w:pPr>
+              <w:spacing w:after="40" w:line="264"/>
+              <w:jc w:val="left"/>
+            </w:pPr>
+            <w:r>
+              <w:rPr>
+                <w:rFonts w:ascii="Arial" w:cs="Arial" w:eastAsia="Arial" w:hAnsi="Arial"/>
+                <w:b/>
+                <w:bCs/>
+                <w:sz w:val="18"/>
+                <w:szCs w:val="18"/>
+              </w:rPr>
+              <w:t xml:space="preserve">#</w:t>
+            </w:r>
+          </w:p>
+        </w:tc>
+        <w:tc>
+          <w:tcPr>
+            <w:tcW w:type="dxa" w:w="2000"/>
+            <w:tcBorders>
+              <w:top w:val="single" w:color="BFBFBF" w:sz="4"/>
+              <w:left w:val="single" w:color="BFBFBF" w:sz="4"/>
+              <w:bottom w:val="single" w:color="BFBFBF" w:sz="4"/>
+              <w:right w:val="single" w:color="BFBFBF" w:sz="4"/>
+            </w:tcBorders>
+            <w:shd w:fill="D9E2F3" w:color="auto" w:val="clear"/>
+            <w:tcMar>
+              <w:top w:type="dxa" w:w="60"/>
+              <w:left w:type="dxa" w:w="100"/>
+              <w:bottom w:type="dxa" w:w="60"/>
+              <w:right w:type="dxa" w:w="100"/>
+            </w:tcMar>
+          </w:tcPr>
+          <w:p>
+            <w:pPr>
+              <w:spacing w:after="40" w:line="264"/>
+              <w:jc w:val="left"/>
+            </w:pPr>
+            <w:r>
+              <w:rPr>
+                <w:rFonts w:ascii="Arial" w:cs="Arial" w:eastAsia="Arial" w:hAnsi="Arial"/>
+                <w:b/>
+                <w:bCs/>
+                <w:sz w:val="18"/>
+                <w:szCs w:val="18"/>
+              </w:rPr>
+              <w:t xml:space="preserve">Nguồn gây nhiễu</w:t>
+            </w:r>
+          </w:p>
+        </w:tc>
+        <w:tc>
+          <w:tcPr>
+            <w:tcW w:type="dxa" w:w="4038"/>
+            <w:tcBorders>
+              <w:top w:val="single" w:color="BFBFBF" w:sz="4"/>
+              <w:left w:val="single" w:color="BFBFBF" w:sz="4"/>
+              <w:bottom w:val="single" w:color="BFBFBF" w:sz="4"/>
+              <w:right w:val="single" w:color="BFBFBF" w:sz="4"/>
+            </w:tcBorders>
+            <w:shd w:fill="D9E2F3" w:color="auto" w:val="clear"/>
+            <w:tcMar>
+              <w:top w:type="dxa" w:w="60"/>
+              <w:left w:type="dxa" w:w="100"/>
+              <w:bottom w:type="dxa" w:w="60"/>
+              <w:right w:type="dxa" w:w="100"/>
+            </w:tcMar>
+          </w:tcPr>
+          <w:p>
+            <w:pPr>
+              <w:spacing w:after="40" w:line="264"/>
+              <w:jc w:val="left"/>
+            </w:pPr>
+            <w:r>
+              <w:rPr>
+                <w:rFonts w:ascii="Arial" w:cs="Arial" w:eastAsia="Arial" w:hAnsi="Arial"/>
+                <w:b/>
+                <w:bCs/>
+                <w:sz w:val="18"/>
+                <w:szCs w:val="18"/>
+              </w:rPr>
+              <w:t xml:space="preserve">Cơ chế</w:t>
+            </w:r>
+          </w:p>
+        </w:tc>
+        <w:tc>
+          <w:tcPr>
+            <w:tcW w:type="dxa" w:w="3200"/>
+            <w:tcBorders>
+              <w:top w:val="single" w:color="BFBFBF" w:sz="4"/>
+              <w:left w:val="single" w:color="BFBFBF" w:sz="4"/>
+              <w:bottom w:val="single" w:color="BFBFBF" w:sz="4"/>
+              <w:right w:val="single" w:color="BFBFBF" w:sz="4"/>
+            </w:tcBorders>
+            <w:shd w:fill="D9E2F3" w:color="auto" w:val="clear"/>
+            <w:tcMar>
+              <w:top w:type="dxa" w:w="60"/>
+              <w:left w:type="dxa" w:w="100"/>
+              <w:bottom w:type="dxa" w:w="60"/>
+              <w:right w:type="dxa" w:w="100"/>
+            </w:tcMar>
+          </w:tcPr>
+          <w:p>
+            <w:pPr>
+              <w:spacing w:after="40" w:line="264"/>
+              <w:jc w:val="left"/>
+            </w:pPr>
+            <w:r>
+              <w:rPr>
+                <w:rFonts w:ascii="Arial" w:cs="Arial" w:eastAsia="Arial" w:hAnsi="Arial"/>
+                <w:b/>
+                <w:bCs/>
+                <w:sz w:val="18"/>
+                <w:szCs w:val="18"/>
+              </w:rPr>
+              <w:t xml:space="preserve">Triệu chứng quan sát (theo mô tả commit)</w:t>
+            </w:r>
+          </w:p>
+        </w:tc>
+      </w:tr>
+      <w:tr>
+        <w:trPr>
+          <w:cantSplit/>
+        </w:trPr>
+        <w:tc>
+          <w:tcPr>
+            <w:tcW w:type="dxa" w:w="400"/>
+            <w:tcBorders>
+              <w:top w:val="single" w:color="BFBFBF" w:sz="4"/>
+              <w:left w:val="single" w:color="BFBFBF" w:sz="4"/>
+              <w:bottom w:val="single" w:color="BFBFBF" w:sz="4"/>
+              <w:right w:val="single" w:color="BFBFBF" w:sz="4"/>
+            </w:tcBorders>
+            <w:tcMar>
+              <w:top w:type="dxa" w:w="60"/>
+              <w:left w:type="dxa" w:w="100"/>
+              <w:bottom w:type="dxa" w:w="60"/>
+              <w:right w:type="dxa" w:w="100"/>
+            </w:tcMar>
+          </w:tcPr>
+          <w:p>
+            <w:pPr>
+              <w:spacing w:after="40" w:line="264"/>
+              <w:jc w:val="left"/>
+            </w:pPr>
+            <w:r>
+              <w:rPr>
+                <w:rFonts w:ascii="Arial" w:cs="Arial" w:eastAsia="Arial" w:hAnsi="Arial"/>
+                <w:sz w:val="18"/>
+                <w:szCs w:val="18"/>
+              </w:rPr>
+              <w:t xml:space="preserve">1</w:t>
+            </w:r>
+          </w:p>
+        </w:tc>
+        <w:tc>
+          <w:tcPr>
+            <w:tcW w:type="dxa" w:w="2000"/>
+            <w:tcBorders>
+              <w:top w:val="single" w:color="BFBFBF" w:sz="4"/>
+              <w:left w:val="single" w:color="BFBFBF" w:sz="4"/>
+              <w:bottom w:val="single" w:color="BFBFBF" w:sz="4"/>
+              <w:right w:val="single" w:color="BFBFBF" w:sz="4"/>
+            </w:tcBorders>
+            <w:tcMar>
+              <w:top w:type="dxa" w:w="60"/>
+              <w:left w:type="dxa" w:w="100"/>
+              <w:bottom w:type="dxa" w:w="60"/>
+              <w:right w:type="dxa" w:w="100"/>
+            </w:tcMar>
+          </w:tcPr>
+          <w:p>
+            <w:pPr>
+              <w:spacing w:after="40" w:line="264"/>
+              <w:jc w:val="left"/>
+            </w:pPr>
+            <w:r>
+              <w:rPr>
+                <w:rFonts w:ascii="Consolas" w:cs="Consolas" w:eastAsia="Consolas" w:hAnsi="Consolas"/>
+                <w:sz w:val="16"/>
+                <w:szCs w:val="16"/>
+                <w:shd w:fill="EEF1F5" w:val="clear"/>
+              </w:rPr>
+              <w:t xml:space="preserve">issues.updated_at</w:t>
+            </w:r>
+            <w:r>
+              <w:rPr>
+                <w:rFonts w:ascii="Arial" w:cs="Arial" w:eastAsia="Arial" w:hAnsi="Arial"/>
+                <w:sz w:val="18"/>
+                <w:szCs w:val="18"/>
+              </w:rPr>
+              <w:t xml:space="preserve"> nằm trong nhóm </w:t>
+            </w:r>
+            <w:r>
+              <w:rPr>
+                <w:rFonts w:ascii="Consolas" w:cs="Consolas" w:eastAsia="Consolas" w:hAnsi="Consolas"/>
+                <w:sz w:val="16"/>
+                <w:szCs w:val="16"/>
+                <w:shd w:fill="EEF1F5" w:val="clear"/>
+              </w:rPr>
+              <w:t xml:space="preserve">workspaceConfig</w:t>
+            </w:r>
+          </w:p>
+        </w:tc>
+        <w:tc>
+          <w:tcPr>
+            <w:tcW w:type="dxa" w:w="4038"/>
+            <w:tcBorders>
+              <w:top w:val="single" w:color="BFBFBF" w:sz="4"/>
+              <w:left w:val="single" w:color="BFBFBF" w:sz="4"/>
+              <w:bottom w:val="single" w:color="BFBFBF" w:sz="4"/>
+              <w:right w:val="single" w:color="BFBFBF" w:sz="4"/>
+            </w:tcBorders>
+            <w:tcMar>
+              <w:top w:type="dxa" w:w="60"/>
+              <w:left w:type="dxa" w:w="100"/>
+              <w:bottom w:type="dxa" w:w="60"/>
+              <w:right w:type="dxa" w:w="100"/>
+            </w:tcMar>
+          </w:tcPr>
+          <w:p>
+            <w:pPr>
+              <w:spacing w:after="40" w:line="264"/>
+              <w:jc w:val="left"/>
+            </w:pPr>
+            <w:r>
+              <w:rPr>
+                <w:rFonts w:ascii="Arial" w:cs="Arial" w:eastAsia="Arial" w:hAnsi="Arial"/>
+                <w:sz w:val="18"/>
+                <w:szCs w:val="18"/>
+              </w:rPr>
+              <w:t xml:space="preserve">Cột này đổi ở </w:t>
+            </w:r>
+            <w:r>
+              <w:rPr>
+                <w:rFonts w:ascii="Arial" w:cs="Arial" w:eastAsia="Arial" w:hAnsi="Arial"/>
+                <w:b/>
+                <w:bCs/>
+                <w:sz w:val="18"/>
+                <w:szCs w:val="18"/>
+              </w:rPr>
+              <w:t xml:space="preserve">mọi</w:t>
+            </w:r>
+            <w:r>
+              <w:rPr>
+                <w:rFonts w:ascii="Arial" w:cs="Arial" w:eastAsia="Arial" w:hAnsi="Arial"/>
+                <w:sz w:val="18"/>
+                <w:szCs w:val="18"/>
+              </w:rPr>
+              <w:t xml:space="preserve"> comment, đổi trạng thái và checkout, kể cả comment do chính agent đăng trong run. Dấu vân tay lưu cuối run vì thế không bao giờ khớp với dấu vân tay của lần đánh thức kế tiếp, dù workspace không đổi gì.</w:t>
+            </w:r>
+          </w:p>
+        </w:tc>
+        <w:tc>
+          <w:tcPr>
+            <w:tcW w:type="dxa" w:w="3200"/>
+            <w:tcBorders>
+              <w:top w:val="single" w:color="BFBFBF" w:sz="4"/>
+              <w:left w:val="single" w:color="BFBFBF" w:sz="4"/>
+              <w:bottom w:val="single" w:color="BFBFBF" w:sz="4"/>
+              <w:right w:val="single" w:color="BFBFBF" w:sz="4"/>
+            </w:tcBorders>
+            <w:tcMar>
+              <w:top w:type="dxa" w:w="60"/>
+              <w:left w:type="dxa" w:w="100"/>
+              <w:bottom w:type="dxa" w:w="60"/>
+              <w:right w:type="dxa" w:w="100"/>
+            </w:tcMar>
+          </w:tcPr>
+          <w:p>
+            <w:pPr>
+              <w:spacing w:after="40" w:line="264"/>
+              <w:jc w:val="left"/>
+            </w:pPr>
+            <w:r>
+              <w:rPr>
+                <w:rFonts w:ascii="Arial" w:cs="Arial" w:eastAsia="Arial" w:hAnsi="Arial"/>
+                <w:sz w:val="18"/>
+                <w:szCs w:val="18"/>
+              </w:rPr>
+              <w:t xml:space="preserve">Task được mở lại bằng comment: mọi run đều ghi "Skipping saved session resume ... changed: workspace config"; </w:t>
+            </w:r>
+            <w:r>
+              <w:rPr>
+                <w:rFonts w:ascii="Consolas" w:cs="Consolas" w:eastAsia="Consolas" w:hAnsi="Consolas"/>
+                <w:sz w:val="16"/>
+                <w:szCs w:val="16"/>
+                <w:shd w:fill="EEF1F5" w:val="clear"/>
+              </w:rPr>
+              <w:t xml:space="preserve">configFreshness.changedCategories</w:t>
+            </w:r>
+            <w:r>
+              <w:rPr>
+                <w:rFonts w:ascii="Arial" w:cs="Arial" w:eastAsia="Arial" w:hAnsi="Arial"/>
+                <w:sz w:val="18"/>
+                <w:szCs w:val="18"/>
+              </w:rPr>
+              <w:t xml:space="preserve"> là </w:t>
+            </w:r>
+            <w:r>
+              <w:rPr>
+                <w:rFonts w:ascii="Consolas" w:cs="Consolas" w:eastAsia="Consolas" w:hAnsi="Consolas"/>
+                <w:sz w:val="16"/>
+                <w:szCs w:val="16"/>
+                <w:shd w:fill="EEF1F5" w:val="clear"/>
+              </w:rPr>
+              <w:t xml:space="preserve">["workspaceConfig"]</w:t>
+            </w:r>
+            <w:r>
+              <w:rPr>
+                <w:rFonts w:ascii="Arial" w:cs="Arial" w:eastAsia="Arial" w:hAnsi="Arial"/>
+                <w:sz w:val="18"/>
+                <w:szCs w:val="18"/>
+              </w:rPr>
+              <w:t xml:space="preserve">; mỗi comment khởi động một thread Codex mới.</w:t>
+            </w:r>
+          </w:p>
+        </w:tc>
+      </w:tr>
+      <w:tr>
+        <w:trPr>
+          <w:cantSplit/>
+        </w:trPr>
+        <w:tc>
+          <w:tcPr>
+            <w:tcW w:type="dxa" w:w="400"/>
+            <w:tcBorders>
+              <w:top w:val="single" w:color="BFBFBF" w:sz="4"/>
+              <w:left w:val="single" w:color="BFBFBF" w:sz="4"/>
+              <w:bottom w:val="single" w:color="BFBFBF" w:sz="4"/>
+              <w:right w:val="single" w:color="BFBFBF" w:sz="4"/>
+            </w:tcBorders>
+            <w:tcMar>
+              <w:top w:type="dxa" w:w="60"/>
+              <w:left w:type="dxa" w:w="100"/>
+              <w:bottom w:type="dxa" w:w="60"/>
+              <w:right w:type="dxa" w:w="100"/>
+            </w:tcMar>
+          </w:tcPr>
+          <w:p>
+            <w:pPr>
+              <w:spacing w:after="40" w:line="264"/>
+              <w:jc w:val="left"/>
+            </w:pPr>
+            <w:r>
+              <w:rPr>
+                <w:rFonts w:ascii="Arial" w:cs="Arial" w:eastAsia="Arial" w:hAnsi="Arial"/>
+                <w:sz w:val="18"/>
+                <w:szCs w:val="18"/>
+              </w:rPr>
+              <w:t xml:space="preserve">2</w:t>
+            </w:r>
+          </w:p>
+        </w:tc>
+        <w:tc>
+          <w:tcPr>
+            <w:tcW w:type="dxa" w:w="2000"/>
+            <w:tcBorders>
+              <w:top w:val="single" w:color="BFBFBF" w:sz="4"/>
+              <w:left w:val="single" w:color="BFBFBF" w:sz="4"/>
+              <w:bottom w:val="single" w:color="BFBFBF" w:sz="4"/>
+              <w:right w:val="single" w:color="BFBFBF" w:sz="4"/>
+            </w:tcBorders>
+            <w:tcMar>
+              <w:top w:type="dxa" w:w="60"/>
+              <w:left w:type="dxa" w:w="100"/>
+              <w:bottom w:type="dxa" w:w="60"/>
+              <w:right w:type="dxa" w:w="100"/>
+            </w:tcMar>
+          </w:tcPr>
+          <w:p>
+            <w:pPr>
+              <w:spacing w:after="40" w:line="264"/>
+              <w:jc w:val="left"/>
+            </w:pPr>
+            <w:r>
+              <w:rPr>
+                <w:rFonts w:ascii="Arial" w:cs="Arial" w:eastAsia="Arial" w:hAnsi="Arial"/>
+                <w:sz w:val="18"/>
+                <w:szCs w:val="18"/>
+              </w:rPr>
+              <w:t xml:space="preserve">Metadata </w:t>
+            </w:r>
+            <w:r>
+              <w:rPr>
+                <w:rFonts w:ascii="Consolas" w:cs="Consolas" w:eastAsia="Consolas" w:hAnsi="Consolas"/>
+                <w:sz w:val="16"/>
+                <w:szCs w:val="16"/>
+                <w:shd w:fill="EEF1F5" w:val="clear"/>
+              </w:rPr>
+              <w:t xml:space="preserve">modelProfile</w:t>
+            </w:r>
+            <w:r>
+              <w:rPr>
+                <w:rFonts w:ascii="Arial" w:cs="Arial" w:eastAsia="Arial" w:hAnsi="Arial"/>
+                <w:sz w:val="18"/>
+                <w:szCs w:val="18"/>
+              </w:rPr>
+              <w:t xml:space="preserve"> được băm toàn bộ</w:t>
+            </w:r>
+          </w:p>
+        </w:tc>
+        <w:tc>
+          <w:tcPr>
+            <w:tcW w:type="dxa" w:w="4038"/>
+            <w:tcBorders>
+              <w:top w:val="single" w:color="BFBFBF" w:sz="4"/>
+              <w:left w:val="single" w:color="BFBFBF" w:sz="4"/>
+              <w:bottom w:val="single" w:color="BFBFBF" w:sz="4"/>
+              <w:right w:val="single" w:color="BFBFBF" w:sz="4"/>
+            </w:tcBorders>
+            <w:tcMar>
+              <w:top w:type="dxa" w:w="60"/>
+              <w:left w:type="dxa" w:w="100"/>
+              <w:bottom w:type="dxa" w:w="60"/>
+              <w:right w:type="dxa" w:w="100"/>
+            </w:tcMar>
+          </w:tcPr>
+          <w:p>
+            <w:pPr>
+              <w:spacing w:after="40" w:line="264"/>
+              <w:jc w:val="left"/>
+            </w:pPr>
+            <w:r>
+              <w:rPr>
+                <w:rFonts w:ascii="Arial" w:cs="Arial" w:eastAsia="Arial" w:hAnsi="Arial"/>
+                <w:sz w:val="18"/>
+                <w:szCs w:val="18"/>
+              </w:rPr>
+              <w:t xml:space="preserve">Một lần đánh thức có thể </w:t>
+            </w:r>
+            <w:r>
+              <w:rPr>
+                <w:rFonts w:ascii="Arial" w:cs="Arial" w:eastAsia="Arial" w:hAnsi="Arial"/>
+                <w:b/>
+                <w:bCs/>
+                <w:sz w:val="18"/>
+                <w:szCs w:val="18"/>
+              </w:rPr>
+              <w:t xml:space="preserve">yêu cầu</w:t>
+            </w:r>
+            <w:r>
+              <w:rPr>
+                <w:rFonts w:ascii="Arial" w:cs="Arial" w:eastAsia="Arial" w:hAnsi="Arial"/>
+                <w:sz w:val="18"/>
+                <w:szCs w:val="18"/>
+              </w:rPr>
+              <w:t xml:space="preserve"> một profile mà không được áp dụng. Ví dụ wake </w:t>
+            </w:r>
+            <w:r>
+              <w:rPr>
+                <w:rFonts w:ascii="Consolas" w:cs="Consolas" w:eastAsia="Consolas" w:hAnsi="Consolas"/>
+                <w:sz w:val="16"/>
+                <w:szCs w:val="16"/>
+                <w:shd w:fill="EEF1F5" w:val="clear"/>
+              </w:rPr>
+              <w:t xml:space="preserve">source_scoped_recovery_action</w:t>
+            </w:r>
+            <w:r>
+              <w:rPr>
+                <w:rFonts w:ascii="Arial" w:cs="Arial" w:eastAsia="Arial" w:hAnsi="Arial"/>
+                <w:sz w:val="18"/>
+                <w:szCs w:val="18"/>
+              </w:rPr>
+              <w:t xml:space="preserve"> yêu cầu profile </w:t>
+            </w:r>
+            <w:r>
+              <w:rPr>
+                <w:rFonts w:ascii="Consolas" w:cs="Consolas" w:eastAsia="Consolas" w:hAnsi="Consolas"/>
+                <w:sz w:val="16"/>
+                <w:szCs w:val="16"/>
+                <w:shd w:fill="EEF1F5" w:val="clear"/>
+              </w:rPr>
+              <w:t xml:space="preserve">cheap</w:t>
+            </w:r>
+            <w:r>
+              <w:rPr>
+                <w:rFonts w:ascii="Arial" w:cs="Arial" w:eastAsia="Arial" w:hAnsi="Arial"/>
+                <w:sz w:val="18"/>
+                <w:szCs w:val="18"/>
+              </w:rPr>
+              <w:t xml:space="preserve">, nhưng agent đã tắt profile đó (</w:t>
+            </w:r>
+            <w:r>
+              <w:rPr>
+                <w:rFonts w:ascii="Consolas" w:cs="Consolas" w:eastAsia="Consolas" w:hAnsi="Consolas"/>
+                <w:sz w:val="16"/>
+                <w:szCs w:val="16"/>
+                <w:shd w:fill="EEF1F5" w:val="clear"/>
+              </w:rPr>
+              <w:t xml:space="preserve">fallbackReason: agent_runtime_profile_disabled</w:t>
+            </w:r>
+            <w:r>
+              <w:rPr>
+                <w:rFonts w:ascii="Arial" w:cs="Arial" w:eastAsia="Arial" w:hAnsi="Arial"/>
+                <w:sz w:val="18"/>
+                <w:szCs w:val="18"/>
+              </w:rPr>
+              <w:t xml:space="preserve">, </w:t>
+            </w:r>
+            <w:r>
+              <w:rPr>
+                <w:rFonts w:ascii="Consolas" w:cs="Consolas" w:eastAsia="Consolas" w:hAnsi="Consolas"/>
+                <w:sz w:val="16"/>
+                <w:szCs w:val="16"/>
+                <w:shd w:fill="EEF1F5" w:val="clear"/>
+              </w:rPr>
+              <w:t xml:space="preserve">applied: null</w:t>
+            </w:r>
+            <w:r>
+              <w:rPr>
+                <w:rFonts w:ascii="Arial" w:cs="Arial" w:eastAsia="Arial" w:hAnsi="Arial"/>
+                <w:sz w:val="18"/>
+                <w:szCs w:val="18"/>
+              </w:rPr>
+              <w:t xml:space="preserve">). Run vẫn dùng model thường, nhưng metadata khác với các run không yêu cầu gì.</w:t>
+            </w:r>
+          </w:p>
+        </w:tc>
+        <w:tc>
+          <w:tcPr>
+            <w:tcW w:type="dxa" w:w="3200"/>
+            <w:tcBorders>
+              <w:top w:val="single" w:color="BFBFBF" w:sz="4"/>
+              <w:left w:val="single" w:color="BFBFBF" w:sz="4"/>
+              <w:bottom w:val="single" w:color="BFBFBF" w:sz="4"/>
+              <w:right w:val="single" w:color="BFBFBF" w:sz="4"/>
+            </w:tcBorders>
+            <w:tcMar>
+              <w:top w:type="dxa" w:w="60"/>
+              <w:left w:type="dxa" w:w="100"/>
+              <w:bottom w:type="dxa" w:w="60"/>
+              <w:right w:type="dxa" w:w="100"/>
+            </w:tcMar>
+          </w:tcPr>
+          <w:p>
+            <w:pPr>
+              <w:spacing w:after="40" w:line="264"/>
+              <w:jc w:val="left"/>
+            </w:pPr>
+            <w:r>
+              <w:rPr>
+                <w:rFonts w:ascii="Arial" w:cs="Arial" w:eastAsia="Arial" w:hAnsi="Arial"/>
+                <w:sz w:val="18"/>
+                <w:szCs w:val="18"/>
+              </w:rPr>
+              <w:t xml:space="preserve">Dấu vân tay nhảy </w:t>
+            </w:r>
+            <w:r>
+              <w:rPr>
+                <w:rFonts w:ascii="Consolas" w:cs="Consolas" w:eastAsia="Consolas" w:hAnsi="Consolas"/>
+                <w:sz w:val="16"/>
+                <w:szCs w:val="16"/>
+                <w:shd w:fill="EEF1F5" w:val="clear"/>
+              </w:rPr>
+              <w:t xml:space="preserve">null</w:t>
+            </w:r>
+            <w:r>
+              <w:rPr>
+                <w:rFonts w:ascii="Arial" w:cs="Arial" w:eastAsia="Arial" w:hAnsi="Arial"/>
+                <w:sz w:val="18"/>
+                <w:szCs w:val="18"/>
+              </w:rPr>
+              <w:t xml:space="preserve">, </w:t>
+            </w:r>
+            <w:r>
+              <w:rPr>
+                <w:rFonts w:ascii="Consolas" w:cs="Consolas" w:eastAsia="Consolas" w:hAnsi="Consolas"/>
+                <w:sz w:val="16"/>
+                <w:szCs w:val="16"/>
+                <w:shd w:fill="EEF1F5" w:val="clear"/>
+              </w:rPr>
+              <w:t xml:space="preserve">cheap</w:t>
+            </w:r>
+            <w:r>
+              <w:rPr>
+                <w:rFonts w:ascii="Arial" w:cs="Arial" w:eastAsia="Arial" w:hAnsi="Arial"/>
+                <w:sz w:val="18"/>
+                <w:szCs w:val="18"/>
+              </w:rPr>
+              <w:t xml:space="preserve">, </w:t>
+            </w:r>
+            <w:r>
+              <w:rPr>
+                <w:rFonts w:ascii="Consolas" w:cs="Consolas" w:eastAsia="Consolas" w:hAnsi="Consolas"/>
+                <w:sz w:val="16"/>
+                <w:szCs w:val="16"/>
+                <w:shd w:fill="EEF1F5" w:val="clear"/>
+              </w:rPr>
+              <w:t xml:space="preserve">null</w:t>
+            </w:r>
+            <w:r>
+              <w:rPr>
+                <w:rFonts w:ascii="Arial" w:cs="Arial" w:eastAsia="Arial" w:hAnsi="Arial"/>
+                <w:sz w:val="18"/>
+                <w:szCs w:val="18"/>
+              </w:rPr>
+              <w:t xml:space="preserve"> giữa các run liên tiếp; log ghi "changed: model profile".</w:t>
+            </w:r>
+          </w:p>
+        </w:tc>
+      </w:tr>
+      <w:tr>
+        <w:trPr>
+          <w:cantSplit/>
+        </w:trPr>
+        <w:tc>
+          <w:tcPr>
+            <w:tcW w:type="dxa" w:w="400"/>
+            <w:tcBorders>
+              <w:top w:val="single" w:color="BFBFBF" w:sz="4"/>
+              <w:left w:val="single" w:color="BFBFBF" w:sz="4"/>
+              <w:bottom w:val="single" w:color="BFBFBF" w:sz="4"/>
+              <w:right w:val="single" w:color="BFBFBF" w:sz="4"/>
+            </w:tcBorders>
+            <w:tcMar>
+              <w:top w:type="dxa" w:w="60"/>
+              <w:left w:type="dxa" w:w="100"/>
+              <w:bottom w:type="dxa" w:w="60"/>
+              <w:right w:type="dxa" w:w="100"/>
+            </w:tcMar>
+          </w:tcPr>
+          <w:p>
+            <w:pPr>
+              <w:spacing w:after="40" w:line="264"/>
+              <w:jc w:val="left"/>
+            </w:pPr>
+            <w:r>
+              <w:rPr>
+                <w:rFonts w:ascii="Arial" w:cs="Arial" w:eastAsia="Arial" w:hAnsi="Arial"/>
+                <w:sz w:val="18"/>
+                <w:szCs w:val="18"/>
+              </w:rPr>
+              <w:t xml:space="preserve">3</w:t>
+            </w:r>
+          </w:p>
+        </w:tc>
+        <w:tc>
+          <w:tcPr>
+            <w:tcW w:type="dxa" w:w="2000"/>
+            <w:tcBorders>
+              <w:top w:val="single" w:color="BFBFBF" w:sz="4"/>
+              <w:left w:val="single" w:color="BFBFBF" w:sz="4"/>
+              <w:bottom w:val="single" w:color="BFBFBF" w:sz="4"/>
+              <w:right w:val="single" w:color="BFBFBF" w:sz="4"/>
+            </w:tcBorders>
+            <w:tcMar>
+              <w:top w:type="dxa" w:w="60"/>
+              <w:left w:type="dxa" w:w="100"/>
+              <w:bottom w:type="dxa" w:w="60"/>
+              <w:right w:type="dxa" w:w="100"/>
+            </w:tcMar>
+          </w:tcPr>
+          <w:p>
+            <w:pPr>
+              <w:spacing w:after="40" w:line="264"/>
+              <w:jc w:val="left"/>
+            </w:pPr>
+            <w:r>
+              <w:rPr>
+                <w:rFonts w:ascii="Arial" w:cs="Arial" w:eastAsia="Arial" w:hAnsi="Arial"/>
+                <w:sz w:val="18"/>
+                <w:szCs w:val="18"/>
+              </w:rPr>
+              <w:t xml:space="preserve">Thư mục scratch riêng của từng run nằm trong </w:t>
+            </w:r>
+            <w:r>
+              <w:rPr>
+                <w:rFonts w:ascii="Consolas" w:cs="Consolas" w:eastAsia="Consolas" w:hAnsi="Consolas"/>
+                <w:sz w:val="16"/>
+                <w:szCs w:val="16"/>
+                <w:shd w:fill="EEF1F5" w:val="clear"/>
+              </w:rPr>
+              <w:t xml:space="preserve">adapterEnvHash</w:t>
+            </w:r>
+          </w:p>
+        </w:tc>
+        <w:tc>
+          <w:tcPr>
+            <w:tcW w:type="dxa" w:w="4038"/>
+            <w:tcBorders>
+              <w:top w:val="single" w:color="BFBFBF" w:sz="4"/>
+              <w:left w:val="single" w:color="BFBFBF" w:sz="4"/>
+              <w:bottom w:val="single" w:color="BFBFBF" w:sz="4"/>
+              <w:right w:val="single" w:color="BFBFBF" w:sz="4"/>
+            </w:tcBorders>
+            <w:tcMar>
+              <w:top w:type="dxa" w:w="60"/>
+              <w:left w:type="dxa" w:w="100"/>
+              <w:bottom w:type="dxa" w:w="60"/>
+              <w:right w:type="dxa" w:w="100"/>
+            </w:tcMar>
+          </w:tcPr>
+          <w:p>
+            <w:pPr>
+              <w:spacing w:after="40" w:line="264"/>
+              <w:jc w:val="left"/>
+            </w:pPr>
+            <w:r>
+              <w:rPr>
+                <w:rFonts w:ascii="Arial" w:cs="Arial" w:eastAsia="Arial" w:hAnsi="Arial"/>
+                <w:sz w:val="18"/>
+                <w:szCs w:val="18"/>
+              </w:rPr>
+              <w:t xml:space="preserve">Server ghi thư mục scratch vào env của adapter (</w:t>
+            </w:r>
+            <w:r>
+              <w:rPr>
+                <w:rFonts w:ascii="Consolas" w:cs="Consolas" w:eastAsia="Consolas" w:hAnsi="Consolas"/>
+                <w:sz w:val="16"/>
+                <w:szCs w:val="16"/>
+                <w:shd w:fill="EEF1F5" w:val="clear"/>
+              </w:rPr>
+              <w:t xml:space="preserve">PAPERCLIP_RUN_SCRATCH_DIR</w:t>
+            </w:r>
+            <w:r>
+              <w:rPr>
+                <w:rFonts w:ascii="Arial" w:cs="Arial" w:eastAsia="Arial" w:hAnsi="Arial"/>
+                <w:sz w:val="18"/>
+                <w:szCs w:val="18"/>
+              </w:rPr>
+              <w:t xml:space="preserve">, </w:t>
+            </w:r>
+            <w:r>
+              <w:rPr>
+                <w:rFonts w:ascii="Consolas" w:cs="Consolas" w:eastAsia="Consolas" w:hAnsi="Consolas"/>
+                <w:sz w:val="16"/>
+                <w:szCs w:val="16"/>
+                <w:shd w:fill="EEF1F5" w:val="clear"/>
+              </w:rPr>
+              <w:t xml:space="preserve">PAPERCLIP_TASK_SCRATCH_DIR</w:t>
+            </w:r>
+            <w:r>
+              <w:rPr>
+                <w:rFonts w:ascii="Arial" w:cs="Arial" w:eastAsia="Arial" w:hAnsi="Arial"/>
+                <w:sz w:val="18"/>
+                <w:szCs w:val="18"/>
+              </w:rPr>
+              <w:t xml:space="preserve">, </w:t>
+            </w:r>
+            <w:r>
+              <w:rPr>
+                <w:rFonts w:ascii="Consolas" w:cs="Consolas" w:eastAsia="Consolas" w:hAnsi="Consolas"/>
+                <w:sz w:val="16"/>
+                <w:szCs w:val="16"/>
+                <w:shd w:fill="EEF1F5" w:val="clear"/>
+              </w:rPr>
+              <w:t xml:space="preserve">PAPERCLIP_SCRATCH_DIR</w:t>
+            </w:r>
+            <w:r>
+              <w:rPr>
+                <w:rFonts w:ascii="Arial" w:cs="Arial" w:eastAsia="Arial" w:hAnsi="Arial"/>
+                <w:sz w:val="18"/>
+                <w:szCs w:val="18"/>
+              </w:rPr>
+              <w:t xml:space="preserve">, </w:t>
+            </w:r>
+            <w:r>
+              <w:rPr>
+                <w:rFonts w:ascii="Consolas" w:cs="Consolas" w:eastAsia="Consolas" w:hAnsi="Consolas"/>
+                <w:sz w:val="16"/>
+                <w:szCs w:val="16"/>
+                <w:shd w:fill="EEF1F5" w:val="clear"/>
+              </w:rPr>
+              <w:t xml:space="preserve">PAPERCLIP_TMPDIR</w:t>
+            </w:r>
+            <w:r>
+              <w:rPr>
+                <w:rFonts w:ascii="Arial" w:cs="Arial" w:eastAsia="Arial" w:hAnsi="Arial"/>
+                <w:sz w:val="18"/>
+                <w:szCs w:val="18"/>
+              </w:rPr>
+              <w:t xml:space="preserve">, và </w:t>
+            </w:r>
+            <w:r>
+              <w:rPr>
+                <w:rFonts w:ascii="Consolas" w:cs="Consolas" w:eastAsia="Consolas" w:hAnsi="Consolas"/>
+                <w:sz w:val="16"/>
+                <w:szCs w:val="16"/>
+                <w:shd w:fill="EEF1F5" w:val="clear"/>
+              </w:rPr>
+              <w:t xml:space="preserve">TMPDIR</w:t>
+            </w:r>
+            <w:r>
+              <w:rPr>
+                <w:rFonts w:ascii="Arial" w:cs="Arial" w:eastAsia="Arial" w:hAnsi="Arial"/>
+                <w:sz w:val="18"/>
+                <w:szCs w:val="18"/>
+              </w:rPr>
+              <w:t xml:space="preserve">, </w:t>
+            </w:r>
+            <w:r>
+              <w:rPr>
+                <w:rFonts w:ascii="Consolas" w:cs="Consolas" w:eastAsia="Consolas" w:hAnsi="Consolas"/>
+                <w:sz w:val="16"/>
+                <w:szCs w:val="16"/>
+                <w:shd w:fill="EEF1F5" w:val="clear"/>
+              </w:rPr>
+              <w:t xml:space="preserve">TEMP</w:t>
+            </w:r>
+            <w:r>
+              <w:rPr>
+                <w:rFonts w:ascii="Arial" w:cs="Arial" w:eastAsia="Arial" w:hAnsi="Arial"/>
+                <w:sz w:val="18"/>
+                <w:szCs w:val="18"/>
+              </w:rPr>
+              <w:t xml:space="preserve">, </w:t>
+            </w:r>
+            <w:r>
+              <w:rPr>
+                <w:rFonts w:ascii="Consolas" w:cs="Consolas" w:eastAsia="Consolas" w:hAnsi="Consolas"/>
+                <w:sz w:val="16"/>
+                <w:szCs w:val="16"/>
+                <w:shd w:fill="EEF1F5" w:val="clear"/>
+              </w:rPr>
+              <w:t xml:space="preserve">TMP</w:t>
+            </w:r>
+            <w:r>
+              <w:rPr>
+                <w:rFonts w:ascii="Arial" w:cs="Arial" w:eastAsia="Arial" w:hAnsi="Arial"/>
+                <w:sz w:val="18"/>
+                <w:szCs w:val="18"/>
+              </w:rPr>
+              <w:t xml:space="preserve"> khi người dùng để trống). Đường dẫn do </w:t>
+            </w:r>
+            <w:r>
+              <w:rPr>
+                <w:rFonts w:ascii="Consolas" w:cs="Consolas" w:eastAsia="Consolas" w:hAnsi="Consolas"/>
+                <w:sz w:val="16"/>
+                <w:szCs w:val="16"/>
+                <w:shd w:fill="EEF1F5" w:val="clear"/>
+              </w:rPr>
+              <w:t xml:space="preserve">mkdtemp</w:t>
+            </w:r>
+            <w:r>
+              <w:rPr>
+                <w:rFonts w:ascii="Arial" w:cs="Arial" w:eastAsia="Arial" w:hAnsi="Arial"/>
+                <w:sz w:val="18"/>
+                <w:szCs w:val="18"/>
+              </w:rPr>
+              <w:t xml:space="preserve"> tạo nên </w:t>
+            </w:r>
+            <w:r>
+              <w:rPr>
+                <w:rFonts w:ascii="Arial" w:cs="Arial" w:eastAsia="Arial" w:hAnsi="Arial"/>
+                <w:b/>
+                <w:bCs/>
+                <w:sz w:val="18"/>
+                <w:szCs w:val="18"/>
+              </w:rPr>
+              <w:t xml:space="preserve">khác nhau ở mỗi run</w:t>
+            </w:r>
+            <w:r>
+              <w:rPr>
+                <w:rFonts w:ascii="Arial" w:cs="Arial" w:eastAsia="Arial" w:hAnsi="Arial"/>
+                <w:sz w:val="18"/>
+                <w:szCs w:val="18"/>
+              </w:rPr>
+              <w:t xml:space="preserve">. Chú thích của engine vốn giả định giá trị theo run không vào mã băm; giả định này bị phá.</w:t>
+            </w:r>
+          </w:p>
+        </w:tc>
+        <w:tc>
+          <w:tcPr>
+            <w:tcW w:type="dxa" w:w="3200"/>
+            <w:tcBorders>
+              <w:top w:val="single" w:color="BFBFBF" w:sz="4"/>
+              <w:left w:val="single" w:color="BFBFBF" w:sz="4"/>
+              <w:bottom w:val="single" w:color="BFBFBF" w:sz="4"/>
+              <w:right w:val="single" w:color="BFBFBF" w:sz="4"/>
+            </w:tcBorders>
+            <w:tcMar>
+              <w:top w:type="dxa" w:w="60"/>
+              <w:left w:type="dxa" w:w="100"/>
+              <w:bottom w:type="dxa" w:w="60"/>
+              <w:right w:type="dxa" w:w="100"/>
+            </w:tcMar>
+          </w:tcPr>
+          <w:p>
+            <w:pPr>
+              <w:spacing w:after="40" w:line="264"/>
+              <w:jc w:val="left"/>
+            </w:pPr>
+            <w:r>
+              <w:rPr>
+                <w:rFonts w:ascii="Arial" w:cs="Arial" w:eastAsia="Arial" w:hAnsi="Arial"/>
+                <w:sz w:val="18"/>
+                <w:szCs w:val="18"/>
+              </w:rPr>
+              <w:t xml:space="preserve">Dấu vân tay đổi ở mọi run, không session ACPX nào tương thích với run sau; log ghi "config fingerprint changed: adapterEnvHash" và "starting fresh".</w:t>
+            </w:r>
+          </w:p>
+        </w:tc>
+      </w:tr>
+      <w:tr>
+        <w:trPr>
+          <w:cantSplit/>
+        </w:trPr>
+        <w:tc>
+          <w:tcPr>
+            <w:tcW w:type="dxa" w:w="400"/>
+            <w:tcBorders>
+              <w:top w:val="single" w:color="BFBFBF" w:sz="4"/>
+              <w:left w:val="single" w:color="BFBFBF" w:sz="4"/>
+              <w:bottom w:val="single" w:color="BFBFBF" w:sz="4"/>
+              <w:right w:val="single" w:color="BFBFBF" w:sz="4"/>
+            </w:tcBorders>
+            <w:tcMar>
+              <w:top w:type="dxa" w:w="60"/>
+              <w:left w:type="dxa" w:w="100"/>
+              <w:bottom w:type="dxa" w:w="60"/>
+              <w:right w:type="dxa" w:w="100"/>
+            </w:tcMar>
+          </w:tcPr>
+          <w:p>
+            <w:pPr>
+              <w:spacing w:after="40" w:line="264"/>
+              <w:jc w:val="left"/>
+            </w:pPr>
+            <w:r>
+              <w:rPr>
+                <w:rFonts w:ascii="Arial" w:cs="Arial" w:eastAsia="Arial" w:hAnsi="Arial"/>
+                <w:sz w:val="18"/>
+                <w:szCs w:val="18"/>
+              </w:rPr>
+              <w:t xml:space="preserve">4</w:t>
+            </w:r>
+          </w:p>
+        </w:tc>
+        <w:tc>
+          <w:tcPr>
+            <w:tcW w:type="dxa" w:w="2000"/>
+            <w:tcBorders>
+              <w:top w:val="single" w:color="BFBFBF" w:sz="4"/>
+              <w:left w:val="single" w:color="BFBFBF" w:sz="4"/>
+              <w:bottom w:val="single" w:color="BFBFBF" w:sz="4"/>
+              <w:right w:val="single" w:color="BFBFBF" w:sz="4"/>
+            </w:tcBorders>
+            <w:tcMar>
+              <w:top w:type="dxa" w:w="60"/>
+              <w:left w:type="dxa" w:w="100"/>
+              <w:bottom w:type="dxa" w:w="60"/>
+              <w:right w:type="dxa" w:w="100"/>
+            </w:tcMar>
+          </w:tcPr>
+          <w:p>
+            <w:pPr>
+              <w:spacing w:after="40" w:line="264"/>
+              <w:jc w:val="left"/>
+            </w:pPr>
+            <w:r>
+              <w:rPr>
+                <w:rFonts w:ascii="Arial" w:cs="Arial" w:eastAsia="Arial" w:hAnsi="Arial"/>
+                <w:sz w:val="18"/>
+                <w:szCs w:val="18"/>
+              </w:rPr>
+              <w:t xml:space="preserve">Session được dùng lại nhưng agent khởi động với env của run đầu tiên</w:t>
+            </w:r>
+          </w:p>
+        </w:tc>
+        <w:tc>
+          <w:tcPr>
+            <w:tcW w:type="dxa" w:w="4038"/>
+            <w:tcBorders>
+              <w:top w:val="single" w:color="BFBFBF" w:sz="4"/>
+              <w:left w:val="single" w:color="BFBFBF" w:sz="4"/>
+              <w:bottom w:val="single" w:color="BFBFBF" w:sz="4"/>
+              <w:right w:val="single" w:color="BFBFBF" w:sz="4"/>
+            </w:tcBorders>
+            <w:tcMar>
+              <w:top w:type="dxa" w:w="60"/>
+              <w:left w:type="dxa" w:w="100"/>
+              <w:bottom w:type="dxa" w:w="60"/>
+              <w:right w:type="dxa" w:w="100"/>
+            </w:tcMar>
+          </w:tcPr>
+          <w:p>
+            <w:pPr>
+              <w:spacing w:after="40" w:line="264"/>
+              <w:jc w:val="left"/>
+            </w:pPr>
+            <w:r>
+              <w:rPr>
+                <w:rFonts w:ascii="Arial" w:cs="Arial" w:eastAsia="Arial" w:hAnsi="Arial"/>
+                <w:sz w:val="18"/>
+                <w:szCs w:val="18"/>
+              </w:rPr>
+              <w:t xml:space="preserve">acpx lưu </w:t>
+            </w:r>
+            <w:r>
+              <w:rPr>
+                <w:rFonts w:ascii="Consolas" w:cs="Consolas" w:eastAsia="Consolas" w:hAnsi="Consolas"/>
+                <w:sz w:val="16"/>
+                <w:szCs w:val="16"/>
+                <w:shd w:fill="EEF1F5" w:val="clear"/>
+              </w:rPr>
+              <w:t xml:space="preserve">sessionOptions.env</w:t>
+            </w:r>
+            <w:r>
+              <w:rPr>
+                <w:rFonts w:ascii="Arial" w:cs="Arial" w:eastAsia="Arial" w:hAnsi="Arial"/>
+                <w:sz w:val="18"/>
+                <w:szCs w:val="18"/>
+              </w:rPr>
+              <w:t xml:space="preserve"> của run tạo session trong bản ghi trên đĩa, và ở các lần </w:t>
+            </w:r>
+            <w:r>
+              <w:rPr>
+                <w:rFonts w:ascii="Consolas" w:cs="Consolas" w:eastAsia="Consolas" w:hAnsi="Consolas"/>
+                <w:sz w:val="16"/>
+                <w:szCs w:val="16"/>
+                <w:shd w:fill="EEF1F5" w:val="clear"/>
+              </w:rPr>
+              <w:t xml:space="preserve">ensureSession</w:t>
+            </w:r>
+            <w:r>
+              <w:rPr>
+                <w:rFonts w:ascii="Arial" w:cs="Arial" w:eastAsia="Arial" w:hAnsi="Arial"/>
+                <w:sz w:val="18"/>
+                <w:szCs w:val="18"/>
+              </w:rPr>
+              <w:t xml:space="preserve"> sau trả lại bản ghi nguyên vẹn. Env của Paperclip gắn theo run: </w:t>
+            </w:r>
+            <w:r>
+              <w:rPr>
+                <w:rFonts w:ascii="Consolas" w:cs="Consolas" w:eastAsia="Consolas" w:hAnsi="Consolas"/>
+                <w:sz w:val="16"/>
+                <w:szCs w:val="16"/>
+                <w:shd w:fill="EEF1F5" w:val="clear"/>
+              </w:rPr>
+              <w:t xml:space="preserve">PAPERCLIP_API_KEY</w:t>
+            </w:r>
+            <w:r>
+              <w:rPr>
+                <w:rFonts w:ascii="Arial" w:cs="Arial" w:eastAsia="Arial" w:hAnsi="Arial"/>
+                <w:sz w:val="18"/>
+                <w:szCs w:val="18"/>
+              </w:rPr>
+              <w:t xml:space="preserve"> là JWT ràng buộc với mã run, </w:t>
+            </w:r>
+            <w:r>
+              <w:rPr>
+                <w:rFonts w:ascii="Consolas" w:cs="Consolas" w:eastAsia="Consolas" w:hAnsi="Consolas"/>
+                <w:sz w:val="16"/>
+                <w:szCs w:val="16"/>
+                <w:shd w:fill="EEF1F5" w:val="clear"/>
+              </w:rPr>
+              <w:t xml:space="preserve">PAPERCLIP_RUN_ID</w:t>
+            </w:r>
+            <w:r>
+              <w:rPr>
+                <w:rFonts w:ascii="Arial" w:cs="Arial" w:eastAsia="Arial" w:hAnsi="Arial"/>
+                <w:sz w:val="18"/>
+                <w:szCs w:val="18"/>
+              </w:rPr>
+              <w:t xml:space="preserve"> là mã run. Vì vậy lượt resume gọi API với danh nghĩa run cũ.</w:t>
+            </w:r>
+          </w:p>
+        </w:tc>
+        <w:tc>
+          <w:tcPr>
+            <w:tcW w:type="dxa" w:w="3200"/>
+            <w:tcBorders>
+              <w:top w:val="single" w:color="BFBFBF" w:sz="4"/>
+              <w:left w:val="single" w:color="BFBFBF" w:sz="4"/>
+              <w:bottom w:val="single" w:color="BFBFBF" w:sz="4"/>
+              <w:right w:val="single" w:color="BFBFBF" w:sz="4"/>
+            </w:tcBorders>
+            <w:tcMar>
+              <w:top w:type="dxa" w:w="60"/>
+              <w:left w:type="dxa" w:w="100"/>
+              <w:bottom w:type="dxa" w:w="60"/>
+              <w:right w:type="dxa" w:w="100"/>
+            </w:tcMar>
+          </w:tcPr>
+          <w:p>
+            <w:pPr>
+              <w:spacing w:after="40" w:line="264"/>
+              <w:jc w:val="left"/>
+            </w:pPr>
+            <w:r>
+              <w:rPr>
+                <w:rFonts w:ascii="Arial" w:cs="Arial" w:eastAsia="Arial" w:hAnsi="Arial"/>
+                <w:sz w:val="18"/>
+                <w:szCs w:val="18"/>
+              </w:rPr>
+              <w:t xml:space="preserve">Mọi thao tác ghi bị từ chối với "Issue run ownership conflict" hoặc </w:t>
+            </w:r>
+            <w:r>
+              <w:rPr>
+                <w:rFonts w:ascii="Consolas" w:cs="Consolas" w:eastAsia="Consolas" w:hAnsi="Consolas"/>
+                <w:sz w:val="16"/>
+                <w:szCs w:val="16"/>
+                <w:shd w:fill="EEF1F5" w:val="clear"/>
+              </w:rPr>
+              <w:t xml:space="preserve">agent_jwt_run_id_mismatch</w:t>
+            </w:r>
+            <w:r>
+              <w:rPr>
+                <w:rFonts w:ascii="Arial" w:cs="Arial" w:eastAsia="Arial" w:hAnsi="Arial"/>
+                <w:sz w:val="18"/>
+                <w:szCs w:val="18"/>
+              </w:rPr>
+              <w:t xml:space="preserve">; agent không comment hay đóng task được.</w:t>
+            </w:r>
+          </w:p>
+        </w:tc>
+      </w:tr>
+    </w:tbl>
+    <w:p>
+      <w:pPr>
+        <w:spacing w:after="120"/>
+      </w:pPr>
+    </w:p>
+    <w:p>
+      <w:pPr>
+        <w:pBdr>
+          <w:left w:val="single" w:color="7F7F7F" w:sz="18" w:space="6"/>
+        </w:pBdr>
+        <w:shd w:fill="DDEBF7" w:color="auto" w:val="clear"/>
+        <w:spacing w:after="140" w:before="60" w:line="288"/>
+        <w:ind w:left="120"/>
+      </w:pPr>
+      <w:r>
+        <w:rPr>
+          <w:rFonts w:ascii="Arial" w:cs="Arial" w:eastAsia="Arial" w:hAnsi="Arial"/>
+          <w:b/>
+          <w:bCs/>
+          <w:sz w:val="21"/>
+          <w:szCs w:val="21"/>
+        </w:rPr>
+        <w:t xml:space="preserve">Ghi chú: </w:t>
+      </w:r>
+      <w:r>
+        <w:rPr>
+          <w:rFonts w:ascii="Arial" w:cs="Arial" w:eastAsia="Arial" w:hAnsi="Arial"/>
+          <w:sz w:val="21"/>
+          <w:szCs w:val="21"/>
+        </w:rPr>
+        <w:t xml:space="preserve">Nguyên nhân 1 đến 3 làm session </w:t>
+      </w:r>
+      <w:r>
+        <w:rPr>
+          <w:rFonts w:ascii="Arial" w:cs="Arial" w:eastAsia="Arial" w:hAnsi="Arial"/>
+          <w:b/>
+          <w:bCs/>
+          <w:sz w:val="21"/>
+          <w:szCs w:val="21"/>
+        </w:rPr>
+        <w:t xml:space="preserve">bị bỏ không cần thiết</w:t>
+      </w:r>
+      <w:r>
+        <w:rPr>
+          <w:rFonts w:ascii="Arial" w:cs="Arial" w:eastAsia="Arial" w:hAnsi="Arial"/>
+          <w:sz w:val="21"/>
+          <w:szCs w:val="21"/>
+        </w:rPr>
+        <w:t xml:space="preserve"> (lỗi "quá nhạy"). Nguyên nhân 4 là lỗi ở chiều ngược lại: session </w:t>
+      </w:r>
+      <w:r>
+        <w:rPr>
+          <w:rFonts w:ascii="Arial" w:cs="Arial" w:eastAsia="Arial" w:hAnsi="Arial"/>
+          <w:b/>
+          <w:bCs/>
+          <w:sz w:val="21"/>
+          <w:szCs w:val="21"/>
+        </w:rPr>
+        <w:t xml:space="preserve">được dùng lại nhưng chạy sai danh tính</w:t>
+      </w:r>
+      <w:r>
+        <w:rPr>
+          <w:rFonts w:ascii="Arial" w:cs="Arial" w:eastAsia="Arial" w:hAnsi="Arial"/>
+          <w:sz w:val="21"/>
+          <w:szCs w:val="21"/>
+        </w:rPr>
+        <w:t xml:space="preserve">. Sửa riêng ba cái đầu mà không sửa cái thứ tư sẽ làm lộ lỗi ownership; vì vậy bốn commit đi cùng nhau.</w:t>
+      </w:r>
+    </w:p>
+    <w:p>
+      <w:pPr>
+        <w:pStyle w:val="Heading2"/>
+      </w:pPr>
+      <w:r>
+        <w:rPr>
+          <w:rFonts w:ascii="Arial" w:cs="Arial" w:eastAsia="Arial" w:hAnsi="Arial"/>
+        </w:rPr>
+        <w:t xml:space="preserve">6.3. Các thay đổi</w:t>
+      </w:r>
+    </w:p>
+    <w:p>
+      <w:pPr>
+        <w:pStyle w:val="Heading3"/>
+      </w:pPr>
+      <w:r>
+        <w:rPr>
+          <w:rFonts w:ascii="Arial" w:cs="Arial" w:eastAsia="Arial" w:hAnsi="Arial"/>
+        </w:rPr>
+        <w:t xml:space="preserve">6.3.1. Bỏ issues.updated_at khỏi dấu vân tay workspace (commit 9484bc8d8)</w:t>
+      </w:r>
+    </w:p>
+    <w:p>
+      <w:pPr>
+        <w:spacing w:after="120" w:line="300"/>
+        <w:jc w:val="left"/>
+      </w:pPr>
+      <w:r>
+        <w:rPr>
+          <w:rFonts w:ascii="Arial" w:cs="Arial" w:eastAsia="Arial" w:hAnsi="Arial"/>
+        </w:rPr>
+        <w:t xml:space="preserve">Tệp: </w:t>
+      </w:r>
+      <w:r>
+        <w:rPr>
+          <w:rFonts w:ascii="Consolas" w:cs="Consolas" w:eastAsia="Consolas" w:hAnsi="Consolas"/>
+          <w:sz w:val="20"/>
+          <w:szCs w:val="20"/>
+          <w:shd w:fill="EEF1F5" w:val="clear"/>
+        </w:rPr>
+        <w:t xml:space="preserve">server/src/services/heartbeat.ts</w:t>
+      </w:r>
+      <w:r>
+        <w:rPr>
+          <w:rFonts w:ascii="Arial" w:cs="Arial" w:eastAsia="Arial" w:hAnsi="Arial"/>
+        </w:rPr>
+        <w:t xml:space="preserve"> và </w:t>
+      </w:r>
+      <w:r>
+        <w:rPr>
+          <w:rFonts w:ascii="Consolas" w:cs="Consolas" w:eastAsia="Consolas" w:hAnsi="Consolas"/>
+          <w:sz w:val="20"/>
+          <w:szCs w:val="20"/>
+          <w:shd w:fill="EEF1F5" w:val="clear"/>
+        </w:rPr>
+        <w:t xml:space="preserve">server/src/__tests__/heartbeat-workspace-session.test.ts</w:t>
+      </w:r>
+      <w:r>
+        <w:rPr>
+          <w:rFonts w:ascii="Arial" w:cs="Arial" w:eastAsia="Arial" w:hAnsi="Arial"/>
+        </w:rPr>
+        <w:t xml:space="preserve"> (2 tệp, +108 dòng, −20 dòng).</w:t>
+      </w:r>
+    </w:p>
+    <w:p>
+      <w:pPr>
+        <w:pStyle w:val="ListParagraph"/>
+        <w:numPr>
+          <w:ilvl w:val="0"/>
+          <w:numId w:val="2"/>
+        </w:numPr>
+        <w:spacing w:after="60" w:line="288"/>
+      </w:pPr>
+      <w:r>
+        <w:rPr>
+          <w:rFonts w:ascii="Arial" w:cs="Arial" w:eastAsia="Arial" w:hAnsi="Arial"/>
+        </w:rPr>
+        <w:t xml:space="preserve">Thêm hàm </w:t>
+      </w:r>
+      <w:r>
+        <w:rPr>
+          <w:rFonts w:ascii="Consolas" w:cs="Consolas" w:eastAsia="Consolas" w:hAnsi="Consolas"/>
+          <w:sz w:val="20"/>
+          <w:szCs w:val="20"/>
+          <w:shd w:fill="EEF1F5" w:val="clear"/>
+        </w:rPr>
+        <w:t xml:space="preserve">buildSessionWorkspaceConfigFingerprintInput</w:t>
+      </w:r>
+      <w:r>
+        <w:rPr>
+          <w:rFonts w:ascii="Arial" w:cs="Arial" w:eastAsia="Arial" w:hAnsi="Arial"/>
+        </w:rPr>
+        <w:t xml:space="preserve">, nhận: </w:t>
+      </w:r>
+      <w:r>
+        <w:rPr>
+          <w:rFonts w:ascii="Consolas" w:cs="Consolas" w:eastAsia="Consolas" w:hAnsi="Consolas"/>
+          <w:sz w:val="20"/>
+          <w:szCs w:val="20"/>
+          <w:shd w:fill="EEF1F5" w:val="clear"/>
+        </w:rPr>
+        <w:t xml:space="preserve">requestedMode</w:t>
+      </w:r>
+      <w:r>
+        <w:rPr>
+          <w:rFonts w:ascii="Arial" w:cs="Arial" w:eastAsia="Arial" w:hAnsi="Arial"/>
+        </w:rPr>
+        <w:t xml:space="preserve">, </w:t>
+      </w:r>
+      <w:r>
+        <w:rPr>
+          <w:rFonts w:ascii="Consolas" w:cs="Consolas" w:eastAsia="Consolas" w:hAnsi="Consolas"/>
+          <w:sz w:val="20"/>
+          <w:szCs w:val="20"/>
+          <w:shd w:fill="EEF1F5" w:val="clear"/>
+        </w:rPr>
+        <w:t xml:space="preserve">effectiveMode</w:t>
+      </w:r>
+      <w:r>
+        <w:rPr>
+          <w:rFonts w:ascii="Arial" w:cs="Arial" w:eastAsia="Arial" w:hAnsi="Arial"/>
+        </w:rPr>
+        <w:t xml:space="preserve">, </w:t>
+      </w:r>
+      <w:r>
+        <w:rPr>
+          <w:rFonts w:ascii="Consolas" w:cs="Consolas" w:eastAsia="Consolas" w:hAnsi="Consolas"/>
+          <w:sz w:val="20"/>
+          <w:szCs w:val="20"/>
+          <w:shd w:fill="EEF1F5" w:val="clear"/>
+        </w:rPr>
+        <w:t xml:space="preserve">projectUpdatedAt</w:t>
+      </w:r>
+      <w:r>
+        <w:rPr>
+          <w:rFonts w:ascii="Arial" w:cs="Arial" w:eastAsia="Arial" w:hAnsi="Arial"/>
+        </w:rPr>
+        <w:t xml:space="preserve">, </w:t>
+      </w:r>
+      <w:r>
+        <w:rPr>
+          <w:rFonts w:ascii="Consolas" w:cs="Consolas" w:eastAsia="Consolas" w:hAnsi="Consolas"/>
+          <w:sz w:val="20"/>
+          <w:szCs w:val="20"/>
+          <w:shd w:fill="EEF1F5" w:val="clear"/>
+        </w:rPr>
+        <w:t xml:space="preserve">projectPolicy</w:t>
+      </w:r>
+      <w:r>
+        <w:rPr>
+          <w:rFonts w:ascii="Arial" w:cs="Arial" w:eastAsia="Arial" w:hAnsi="Arial"/>
+        </w:rPr>
+        <w:t xml:space="preserve">, </w:t>
+      </w:r>
+      <w:r>
+        <w:rPr>
+          <w:rFonts w:ascii="Consolas" w:cs="Consolas" w:eastAsia="Consolas" w:hAnsi="Consolas"/>
+          <w:sz w:val="20"/>
+          <w:szCs w:val="20"/>
+          <w:shd w:fill="EEF1F5" w:val="clear"/>
+        </w:rPr>
+        <w:t xml:space="preserve">issueSettings</w:t>
+      </w:r>
+      <w:r>
+        <w:rPr>
+          <w:rFonts w:ascii="Arial" w:cs="Arial" w:eastAsia="Arial" w:hAnsi="Arial"/>
+        </w:rPr>
+        <w:t xml:space="preserve">, </w:t>
+      </w:r>
+      <w:r>
+        <w:rPr>
+          <w:rFonts w:ascii="Consolas" w:cs="Consolas" w:eastAsia="Consolas" w:hAnsi="Consolas"/>
+          <w:sz w:val="20"/>
+          <w:szCs w:val="20"/>
+          <w:shd w:fill="EEF1F5" w:val="clear"/>
+        </w:rPr>
+        <w:t xml:space="preserve">reusableExecutionWorkspaceConfig</w:t>
+      </w:r>
+      <w:r>
+        <w:rPr>
+          <w:rFonts w:ascii="Arial" w:cs="Arial" w:eastAsia="Arial" w:hAnsi="Arial"/>
+        </w:rPr>
+        <w:t xml:space="preserve">, </w:t>
+      </w:r>
+      <w:r>
+        <w:rPr>
+          <w:rFonts w:ascii="Consolas" w:cs="Consolas" w:eastAsia="Consolas" w:hAnsi="Consolas"/>
+          <w:sz w:val="20"/>
+          <w:szCs w:val="20"/>
+          <w:shd w:fill="EEF1F5" w:val="clear"/>
+        </w:rPr>
+        <w:t xml:space="preserve">existingExecutionWorkspace</w:t>
+      </w:r>
+      <w:r>
+        <w:rPr>
+          <w:rFonts w:ascii="Arial" w:cs="Arial" w:eastAsia="Arial" w:hAnsi="Arial"/>
+        </w:rPr>
+        <w:t xml:space="preserve">. Hàm </w:t>
+      </w:r>
+      <w:r>
+        <w:rPr>
+          <w:rFonts w:ascii="Arial" w:cs="Arial" w:eastAsia="Arial" w:hAnsi="Arial"/>
+          <w:b/>
+          <w:bCs/>
+        </w:rPr>
+        <w:t xml:space="preserve">không nhận mốc thời gian của issue</w:t>
+      </w:r>
+      <w:r>
+        <w:rPr>
+          <w:rFonts w:ascii="Arial" w:cs="Arial" w:eastAsia="Arial" w:hAnsi="Arial"/>
+        </w:rPr>
+        <w:t xml:space="preserve">.</w:t>
+      </w:r>
+    </w:p>
+    <w:p>
+      <w:pPr>
+        <w:pStyle w:val="ListParagraph"/>
+        <w:numPr>
+          <w:ilvl w:val="0"/>
+          <w:numId w:val="2"/>
+        </w:numPr>
+        <w:spacing w:after="60" w:line="288"/>
+      </w:pPr>
+      <w:r>
+        <w:rPr>
+          <w:rFonts w:ascii="Arial" w:cs="Arial" w:eastAsia="Arial" w:hAnsi="Arial"/>
+        </w:rPr>
+        <w:t xml:space="preserve">Mốc </w:t>
+      </w:r>
+      <w:r>
+        <w:rPr>
+          <w:rFonts w:ascii="Consolas" w:cs="Consolas" w:eastAsia="Consolas" w:hAnsi="Consolas"/>
+          <w:sz w:val="20"/>
+          <w:szCs w:val="20"/>
+          <w:shd w:fill="EEF1F5" w:val="clear"/>
+        </w:rPr>
+        <w:t xml:space="preserve">projectConfigRevisionAt</w:t>
+      </w:r>
+      <w:r>
+        <w:rPr>
+          <w:rFonts w:ascii="Arial" w:cs="Arial" w:eastAsia="Arial" w:hAnsi="Arial"/>
+        </w:rPr>
+        <w:t xml:space="preserve"> (từ </w:t>
+      </w:r>
+      <w:r>
+        <w:rPr>
+          <w:rFonts w:ascii="Consolas" w:cs="Consolas" w:eastAsia="Consolas" w:hAnsi="Consolas"/>
+          <w:sz w:val="20"/>
+          <w:szCs w:val="20"/>
+          <w:shd w:fill="EEF1F5" w:val="clear"/>
+        </w:rPr>
+        <w:t xml:space="preserve">projectUpdatedAt</w:t>
+      </w:r>
+      <w:r>
+        <w:rPr>
+          <w:rFonts w:ascii="Arial" w:cs="Arial" w:eastAsia="Arial" w:hAnsi="Arial"/>
+        </w:rPr>
+        <w:t xml:space="preserve">) được giữ vì chỉ đổi khi chính project bị sửa.</w:t>
+      </w:r>
+    </w:p>
+    <w:p>
+      <w:pPr>
+        <w:pStyle w:val="ListParagraph"/>
+        <w:numPr>
+          <w:ilvl w:val="0"/>
+          <w:numId w:val="2"/>
+        </w:numPr>
+        <w:spacing w:after="60" w:line="288"/>
+      </w:pPr>
+      <w:r>
+        <w:rPr>
+          <w:rFonts w:ascii="Arial" w:cs="Arial" w:eastAsia="Arial" w:hAnsi="Arial"/>
+        </w:rPr>
+        <w:t xml:space="preserve">Cấu hình workspace thật của issue vẫn được tính qua </w:t>
+      </w:r>
+      <w:r>
+        <w:rPr>
+          <w:rFonts w:ascii="Consolas" w:cs="Consolas" w:eastAsia="Consolas" w:hAnsi="Consolas"/>
+          <w:sz w:val="20"/>
+          <w:szCs w:val="20"/>
+          <w:shd w:fill="EEF1F5" w:val="clear"/>
+        </w:rPr>
+        <w:t xml:space="preserve">issueSettings</w:t>
+      </w:r>
+      <w:r>
+        <w:rPr>
+          <w:rFonts w:ascii="Arial" w:cs="Arial" w:eastAsia="Arial" w:hAnsi="Arial"/>
+        </w:rPr>
+        <w:t xml:space="preserve"> (và </w:t>
+      </w:r>
+      <w:r>
+        <w:rPr>
+          <w:rFonts w:ascii="Consolas" w:cs="Consolas" w:eastAsia="Consolas" w:hAnsi="Consolas"/>
+          <w:sz w:val="20"/>
+          <w:szCs w:val="20"/>
+          <w:shd w:fill="EEF1F5" w:val="clear"/>
+        </w:rPr>
+        <w:t xml:space="preserve">issueOverrides</w:t>
+      </w:r>
+      <w:r>
+        <w:rPr>
+          <w:rFonts w:ascii="Arial" w:cs="Arial" w:eastAsia="Arial" w:hAnsi="Arial"/>
+        </w:rPr>
+        <w:t xml:space="preserve"> cho phần ghi đè của adapter), nên việc bỏ mốc thời gian không làm mất tín hiệu nào.</w:t>
+      </w:r>
+    </w:p>
+    <w:p>
+      <w:pPr>
+        <w:pStyle w:val="ListParagraph"/>
+        <w:numPr>
+          <w:ilvl w:val="0"/>
+          <w:numId w:val="2"/>
+        </w:numPr>
+        <w:spacing w:after="60" w:line="288"/>
+      </w:pPr>
+      <w:r>
+        <w:rPr>
+          <w:rFonts w:ascii="Arial" w:cs="Arial" w:eastAsia="Arial" w:hAnsi="Arial"/>
+        </w:rPr>
+        <w:t xml:space="preserve">Phần khai báo </w:t>
+      </w:r>
+      <w:r>
+        <w:rPr>
+          <w:rFonts w:ascii="Consolas" w:cs="Consolas" w:eastAsia="Consolas" w:hAnsi="Consolas"/>
+          <w:sz w:val="20"/>
+          <w:szCs w:val="20"/>
+          <w:shd w:fill="EEF1F5" w:val="clear"/>
+        </w:rPr>
+        <w:t xml:space="preserve">workspaceConfig: { ... }</w:t>
+      </w:r>
+      <w:r>
+        <w:rPr>
+          <w:rFonts w:ascii="Arial" w:cs="Arial" w:eastAsia="Arial" w:hAnsi="Arial"/>
+        </w:rPr>
+        <w:t xml:space="preserve"> trong hàm dựng dấu vân tay phiên được thay bằng một lời gọi </w:t>
+      </w:r>
+      <w:r>
+        <w:rPr>
+          <w:rFonts w:ascii="Consolas" w:cs="Consolas" w:eastAsia="Consolas" w:hAnsi="Consolas"/>
+          <w:sz w:val="20"/>
+          <w:szCs w:val="20"/>
+          <w:shd w:fill="EEF1F5" w:val="clear"/>
+        </w:rPr>
+        <w:t xml:space="preserve">buildSessionWorkspaceConfigFingerprintInput({ ... })</w:t>
+      </w:r>
+      <w:r>
+        <w:rPr>
+          <w:rFonts w:ascii="Arial" w:cs="Arial" w:eastAsia="Arial" w:hAnsi="Arial"/>
+        </w:rPr>
+        <w:t xml:space="preserve">; khối dựng </w:t>
+      </w:r>
+      <w:r>
+        <w:rPr>
+          <w:rFonts w:ascii="Consolas" w:cs="Consolas" w:eastAsia="Consolas" w:hAnsi="Consolas"/>
+          <w:sz w:val="20"/>
+          <w:szCs w:val="20"/>
+          <w:shd w:fill="EEF1F5" w:val="clear"/>
+        </w:rPr>
+        <w:t xml:space="preserve">existingExecutionWorkspace</w:t>
+      </w:r>
+      <w:r>
+        <w:rPr>
+          <w:rFonts w:ascii="Arial" w:cs="Arial" w:eastAsia="Arial" w:hAnsi="Arial"/>
+        </w:rPr>
+        <w:t xml:space="preserve"> (8 trường: </w:t>
+      </w:r>
+      <w:r>
+        <w:rPr>
+          <w:rFonts w:ascii="Consolas" w:cs="Consolas" w:eastAsia="Consolas" w:hAnsi="Consolas"/>
+          <w:sz w:val="20"/>
+          <w:szCs w:val="20"/>
+          <w:shd w:fill="EEF1F5" w:val="clear"/>
+        </w:rPr>
+        <w:t xml:space="preserve">id</w:t>
+      </w:r>
+      <w:r>
+        <w:rPr>
+          <w:rFonts w:ascii="Arial" w:cs="Arial" w:eastAsia="Arial" w:hAnsi="Arial"/>
+        </w:rPr>
+        <w:t xml:space="preserve">, </w:t>
+      </w:r>
+      <w:r>
+        <w:rPr>
+          <w:rFonts w:ascii="Consolas" w:cs="Consolas" w:eastAsia="Consolas" w:hAnsi="Consolas"/>
+          <w:sz w:val="20"/>
+          <w:szCs w:val="20"/>
+          <w:shd w:fill="EEF1F5" w:val="clear"/>
+        </w:rPr>
+        <w:t xml:space="preserve">mode</w:t>
+      </w:r>
+      <w:r>
+        <w:rPr>
+          <w:rFonts w:ascii="Arial" w:cs="Arial" w:eastAsia="Arial" w:hAnsi="Arial"/>
+        </w:rPr>
+        <w:t xml:space="preserve">, </w:t>
+      </w:r>
+      <w:r>
+        <w:rPr>
+          <w:rFonts w:ascii="Consolas" w:cs="Consolas" w:eastAsia="Consolas" w:hAnsi="Consolas"/>
+          <w:sz w:val="20"/>
+          <w:szCs w:val="20"/>
+          <w:shd w:fill="EEF1F5" w:val="clear"/>
+        </w:rPr>
+        <w:t xml:space="preserve">strategyType</w:t>
+      </w:r>
+      <w:r>
+        <w:rPr>
+          <w:rFonts w:ascii="Arial" w:cs="Arial" w:eastAsia="Arial" w:hAnsi="Arial"/>
+        </w:rPr>
+        <w:t xml:space="preserve">, </w:t>
+      </w:r>
+      <w:r>
+        <w:rPr>
+          <w:rFonts w:ascii="Consolas" w:cs="Consolas" w:eastAsia="Consolas" w:hAnsi="Consolas"/>
+          <w:sz w:val="20"/>
+          <w:szCs w:val="20"/>
+          <w:shd w:fill="EEF1F5" w:val="clear"/>
+        </w:rPr>
+        <w:t xml:space="preserve">projectWorkspaceId</w:t>
+      </w:r>
+      <w:r>
+        <w:rPr>
+          <w:rFonts w:ascii="Arial" w:cs="Arial" w:eastAsia="Arial" w:hAnsi="Arial"/>
+        </w:rPr>
+        <w:t xml:space="preserve">, </w:t>
+      </w:r>
+      <w:r>
+        <w:rPr>
+          <w:rFonts w:ascii="Consolas" w:cs="Consolas" w:eastAsia="Consolas" w:hAnsi="Consolas"/>
+          <w:sz w:val="20"/>
+          <w:szCs w:val="20"/>
+          <w:shd w:fill="EEF1F5" w:val="clear"/>
+        </w:rPr>
+        <w:t xml:space="preserve">repoUrl</w:t>
+      </w:r>
+      <w:r>
+        <w:rPr>
+          <w:rFonts w:ascii="Arial" w:cs="Arial" w:eastAsia="Arial" w:hAnsi="Arial"/>
+        </w:rPr>
+        <w:t xml:space="preserve">, </w:t>
+      </w:r>
+      <w:r>
+        <w:rPr>
+          <w:rFonts w:ascii="Consolas" w:cs="Consolas" w:eastAsia="Consolas" w:hAnsi="Consolas"/>
+          <w:sz w:val="20"/>
+          <w:szCs w:val="20"/>
+          <w:shd w:fill="EEF1F5" w:val="clear"/>
+        </w:rPr>
+        <w:t xml:space="preserve">baseRef</w:t>
+      </w:r>
+      <w:r>
+        <w:rPr>
+          <w:rFonts w:ascii="Arial" w:cs="Arial" w:eastAsia="Arial" w:hAnsi="Arial"/>
+        </w:rPr>
+        <w:t xml:space="preserve">, </w:t>
+      </w:r>
+      <w:r>
+        <w:rPr>
+          <w:rFonts w:ascii="Consolas" w:cs="Consolas" w:eastAsia="Consolas" w:hAnsi="Consolas"/>
+          <w:sz w:val="20"/>
+          <w:szCs w:val="20"/>
+          <w:shd w:fill="EEF1F5" w:val="clear"/>
+        </w:rPr>
+        <w:t xml:space="preserve">branchName</w:t>
+      </w:r>
+      <w:r>
+        <w:rPr>
+          <w:rFonts w:ascii="Arial" w:cs="Arial" w:eastAsia="Arial" w:hAnsi="Arial"/>
+        </w:rPr>
+        <w:t xml:space="preserve">, </w:t>
+      </w:r>
+      <w:r>
+        <w:rPr>
+          <w:rFonts w:ascii="Consolas" w:cs="Consolas" w:eastAsia="Consolas" w:hAnsi="Consolas"/>
+          <w:sz w:val="20"/>
+          <w:szCs w:val="20"/>
+          <w:shd w:fill="EEF1F5" w:val="clear"/>
+        </w:rPr>
+        <w:t xml:space="preserve">config</w:t>
+      </w:r>
+      <w:r>
+        <w:rPr>
+          <w:rFonts w:ascii="Arial" w:cs="Arial" w:eastAsia="Arial" w:hAnsi="Arial"/>
+        </w:rPr>
+        <w:t xml:space="preserve">) chuyển vào trong hàm mới.</w:t>
+      </w:r>
+    </w:p>
+    <w:tbl>
+      <w:tblPr>
+        <w:tblW w:type="dxa" w:w="9638"/>
+        <w:tblBorders>
+          <w:top w:val="single" w:color="auto" w:sz="4"/>
+          <w:left w:val="single" w:color="auto" w:sz="4"/>
+          <w:bottom w:val="single" w:color="auto" w:sz="4"/>
+          <w:right w:val="single" w:color="auto" w:sz="4"/>
+          <w:insideH w:val="single" w:color="auto" w:sz="4"/>
+          <w:insideV w:val="single" w:color="auto" w:sz="4"/>
+        </w:tblBorders>
+      </w:tblPr>
+      <w:tblGrid>
+        <w:gridCol w:w="4819"/>
+        <w:gridCol w:w="4819"/>
+      </w:tblGrid>
+      <w:tr>
+        <w:trPr>
+          <w:tblHeader/>
+        </w:trPr>
+        <w:tc>
+          <w:tcPr>
+            <w:tcW w:type="dxa" w:w="4819"/>
+            <w:tcBorders>
+              <w:top w:val="single" w:color="BFBFBF" w:sz="4"/>
+              <w:left w:val="single" w:color="BFBFBF" w:sz="4"/>
+              <w:bottom w:val="single" w:color="BFBFBF" w:sz="4"/>
+              <w:right w:val="single" w:color="BFBFBF" w:sz="4"/>
+            </w:tcBorders>
+            <w:shd w:fill="D9E2F3" w:color="auto" w:val="clear"/>
+            <w:tcMar>
+              <w:top w:type="dxa" w:w="60"/>
+              <w:left w:type="dxa" w:w="100"/>
+              <w:bottom w:type="dxa" w:w="60"/>
+              <w:right w:type="dxa" w:w="100"/>
+            </w:tcMar>
+          </w:tcPr>
+          <w:p>
+            <w:pPr>
+              <w:spacing w:after="40" w:line="264"/>
+              <w:jc w:val="left"/>
+            </w:pPr>
+            <w:r>
+              <w:rPr>
+                <w:rFonts w:ascii="Arial" w:cs="Arial" w:eastAsia="Arial" w:hAnsi="Arial"/>
+                <w:b/>
+                <w:bCs/>
+                <w:sz w:val="18"/>
+                <w:szCs w:val="18"/>
+              </w:rPr>
+              <w:t xml:space="preserve">Trước</w:t>
+            </w:r>
+          </w:p>
+        </w:tc>
+        <w:tc>
+          <w:tcPr>
+            <w:tcW w:type="dxa" w:w="4819"/>
+            <w:tcBorders>
+              <w:top w:val="single" w:color="BFBFBF" w:sz="4"/>
+              <w:left w:val="single" w:color="BFBFBF" w:sz="4"/>
+              <w:bottom w:val="single" w:color="BFBFBF" w:sz="4"/>
+              <w:right w:val="single" w:color="BFBFBF" w:sz="4"/>
+            </w:tcBorders>
+            <w:shd w:fill="D9E2F3" w:color="auto" w:val="clear"/>
+            <w:tcMar>
+              <w:top w:type="dxa" w:w="60"/>
+              <w:left w:type="dxa" w:w="100"/>
+              <w:bottom w:type="dxa" w:w="60"/>
+              <w:right w:type="dxa" w:w="100"/>
+            </w:tcMar>
+          </w:tcPr>
+          <w:p>
+            <w:pPr>
+              <w:spacing w:after="40" w:line="264"/>
+              <w:jc w:val="left"/>
+            </w:pPr>
+            <w:r>
+              <w:rPr>
+                <w:rFonts w:ascii="Arial" w:cs="Arial" w:eastAsia="Arial" w:hAnsi="Arial"/>
+                <w:b/>
+                <w:bCs/>
+                <w:sz w:val="18"/>
+                <w:szCs w:val="18"/>
+              </w:rPr>
+              <w:t xml:space="preserve">Sau</w:t>
+            </w:r>
+          </w:p>
+        </w:tc>
+      </w:tr>
+      <w:tr>
+        <w:trPr>
+          <w:cantSplit/>
+        </w:trPr>
+        <w:tc>
+          <w:tcPr>
+            <w:tcW w:type="dxa" w:w="4819"/>
+            <w:tcBorders>
+              <w:top w:val="single" w:color="BFBFBF" w:sz="4"/>
+              <w:left w:val="single" w:color="BFBFBF" w:sz="4"/>
+              <w:bottom w:val="single" w:color="BFBFBF" w:sz="4"/>
+              <w:right w:val="single" w:color="BFBFBF" w:sz="4"/>
+            </w:tcBorders>
+            <w:tcMar>
+              <w:top w:type="dxa" w:w="60"/>
+              <w:left w:type="dxa" w:w="100"/>
+              <w:bottom w:type="dxa" w:w="60"/>
+              <w:right w:type="dxa" w:w="100"/>
+            </w:tcMar>
+          </w:tcPr>
+          <w:p>
+            <w:pPr>
+              <w:spacing w:after="40" w:line="264"/>
+              <w:jc w:val="left"/>
+            </w:pPr>
+            <w:r>
+              <w:rPr>
+                <w:rFonts w:ascii="Consolas" w:cs="Consolas" w:eastAsia="Consolas" w:hAnsi="Consolas"/>
+                <w:sz w:val="16"/>
+                <w:szCs w:val="16"/>
+                <w:shd w:fill="EEF1F5" w:val="clear"/>
+              </w:rPr>
+              <w:t xml:space="preserve">workspaceConfig</w:t>
+            </w:r>
+            <w:r>
+              <w:rPr>
+                <w:rFonts w:ascii="Arial" w:cs="Arial" w:eastAsia="Arial" w:hAnsi="Arial"/>
+                <w:sz w:val="18"/>
+                <w:szCs w:val="18"/>
+              </w:rPr>
+              <w:t xml:space="preserve"> gồm cả </w:t>
+            </w:r>
+            <w:r>
+              <w:rPr>
+                <w:rFonts w:ascii="Consolas" w:cs="Consolas" w:eastAsia="Consolas" w:hAnsi="Consolas"/>
+                <w:sz w:val="16"/>
+                <w:szCs w:val="16"/>
+                <w:shd w:fill="EEF1F5" w:val="clear"/>
+              </w:rPr>
+              <w:t xml:space="preserve">issueConfigRevisionAt</w:t>
+            </w:r>
+            <w:r>
+              <w:rPr>
+                <w:rFonts w:ascii="Arial" w:cs="Arial" w:eastAsia="Arial" w:hAnsi="Arial"/>
+                <w:sz w:val="18"/>
+                <w:szCs w:val="18"/>
+              </w:rPr>
+              <w:t xml:space="preserve"> (lấy từ </w:t>
+            </w:r>
+            <w:r>
+              <w:rPr>
+                <w:rFonts w:ascii="Consolas" w:cs="Consolas" w:eastAsia="Consolas" w:hAnsi="Consolas"/>
+                <w:sz w:val="16"/>
+                <w:szCs w:val="16"/>
+                <w:shd w:fill="EEF1F5" w:val="clear"/>
+              </w:rPr>
+              <w:t xml:space="preserve">issues.updated_at</w:t>
+            </w:r>
+            <w:r>
+              <w:rPr>
+                <w:rFonts w:ascii="Arial" w:cs="Arial" w:eastAsia="Arial" w:hAnsi="Arial"/>
+                <w:sz w:val="18"/>
+                <w:szCs w:val="18"/>
+              </w:rPr>
+              <w:t xml:space="preserve">) và </w:t>
+            </w:r>
+            <w:r>
+              <w:rPr>
+                <w:rFonts w:ascii="Consolas" w:cs="Consolas" w:eastAsia="Consolas" w:hAnsi="Consolas"/>
+                <w:sz w:val="16"/>
+                <w:szCs w:val="16"/>
+                <w:shd w:fill="EEF1F5" w:val="clear"/>
+              </w:rPr>
+              <w:t xml:space="preserve">projectConfigRevisionAt</w:t>
+            </w:r>
+            <w:r>
+              <w:rPr>
+                <w:rFonts w:ascii="Arial" w:cs="Arial" w:eastAsia="Arial" w:hAnsi="Arial"/>
+                <w:sz w:val="18"/>
+                <w:szCs w:val="18"/>
+              </w:rPr>
+              <w:t xml:space="preserve">.</w:t>
+            </w:r>
+          </w:p>
+        </w:tc>
+        <w:tc>
+          <w:tcPr>
+            <w:tcW w:type="dxa" w:w="4819"/>
+            <w:tcBorders>
+              <w:top w:val="single" w:color="BFBFBF" w:sz="4"/>
+              <w:left w:val="single" w:color="BFBFBF" w:sz="4"/>
+              <w:bottom w:val="single" w:color="BFBFBF" w:sz="4"/>
+              <w:right w:val="single" w:color="BFBFBF" w:sz="4"/>
+            </w:tcBorders>
+            <w:tcMar>
+              <w:top w:type="dxa" w:w="60"/>
+              <w:left w:type="dxa" w:w="100"/>
+              <w:bottom w:type="dxa" w:w="60"/>
+              <w:right w:type="dxa" w:w="100"/>
+            </w:tcMar>
+          </w:tcPr>
+          <w:p>
+            <w:pPr>
+              <w:spacing w:after="40" w:line="264"/>
+              <w:jc w:val="left"/>
+            </w:pPr>
+            <w:r>
+              <w:rPr>
+                <w:rFonts w:ascii="Consolas" w:cs="Consolas" w:eastAsia="Consolas" w:hAnsi="Consolas"/>
+                <w:sz w:val="16"/>
+                <w:szCs w:val="16"/>
+                <w:shd w:fill="EEF1F5" w:val="clear"/>
+              </w:rPr>
+              <w:t xml:space="preserve">workspaceConfig</w:t>
+            </w:r>
+            <w:r>
+              <w:rPr>
+                <w:rFonts w:ascii="Arial" w:cs="Arial" w:eastAsia="Arial" w:hAnsi="Arial"/>
+                <w:sz w:val="18"/>
+                <w:szCs w:val="18"/>
+              </w:rPr>
+              <w:t xml:space="preserve"> chỉ còn </w:t>
+            </w:r>
+            <w:r>
+              <w:rPr>
+                <w:rFonts w:ascii="Consolas" w:cs="Consolas" w:eastAsia="Consolas" w:hAnsi="Consolas"/>
+                <w:sz w:val="16"/>
+                <w:szCs w:val="16"/>
+                <w:shd w:fill="EEF1F5" w:val="clear"/>
+              </w:rPr>
+              <w:t xml:space="preserve">projectConfigRevisionAt</w:t>
+            </w:r>
+            <w:r>
+              <w:rPr>
+                <w:rFonts w:ascii="Arial" w:cs="Arial" w:eastAsia="Arial" w:hAnsi="Arial"/>
+                <w:sz w:val="18"/>
+                <w:szCs w:val="18"/>
+              </w:rPr>
+              <w:t xml:space="preserve">; không có mốc thời gian của issue.</w:t>
+            </w:r>
+          </w:p>
+        </w:tc>
+      </w:tr>
+      <w:tr>
+        <w:trPr>
+          <w:cantSplit/>
+        </w:trPr>
+        <w:tc>
+          <w:tcPr>
+            <w:tcW w:type="dxa" w:w="4819"/>
+            <w:tcBorders>
+              <w:top w:val="single" w:color="BFBFBF" w:sz="4"/>
+              <w:left w:val="single" w:color="BFBFBF" w:sz="4"/>
+              <w:bottom w:val="single" w:color="BFBFBF" w:sz="4"/>
+              <w:right w:val="single" w:color="BFBFBF" w:sz="4"/>
+            </w:tcBorders>
+            <w:tcMar>
+              <w:top w:type="dxa" w:w="60"/>
+              <w:left w:type="dxa" w:w="100"/>
+              <w:bottom w:type="dxa" w:w="60"/>
+              <w:right w:type="dxa" w:w="100"/>
+            </w:tcMar>
+          </w:tcPr>
+          <w:p>
+            <w:pPr>
+              <w:spacing w:after="40" w:line="264"/>
+              <w:jc w:val="left"/>
+            </w:pPr>
+            <w:r>
+              <w:rPr>
+                <w:rFonts w:ascii="Arial" w:cs="Arial" w:eastAsia="Arial" w:hAnsi="Arial"/>
+                <w:sz w:val="18"/>
+                <w:szCs w:val="18"/>
+              </w:rPr>
+              <w:t xml:space="preserve">Comment, đổi trạng thái, checkout làm dấu vân tay đổi.</w:t>
+            </w:r>
+          </w:p>
+        </w:tc>
+        <w:tc>
+          <w:tcPr>
+            <w:tcW w:type="dxa" w:w="4819"/>
+            <w:tcBorders>
+              <w:top w:val="single" w:color="BFBFBF" w:sz="4"/>
+              <w:left w:val="single" w:color="BFBFBF" w:sz="4"/>
+              <w:bottom w:val="single" w:color="BFBFBF" w:sz="4"/>
+              <w:right w:val="single" w:color="BFBFBF" w:sz="4"/>
+            </w:tcBorders>
+            <w:tcMar>
+              <w:top w:type="dxa" w:w="60"/>
+              <w:left w:type="dxa" w:w="100"/>
+              <w:bottom w:type="dxa" w:w="60"/>
+              <w:right w:type="dxa" w:w="100"/>
+            </w:tcMar>
+          </w:tcPr>
+          <w:p>
+            <w:pPr>
+              <w:spacing w:after="40" w:line="264"/>
+              <w:jc w:val="left"/>
+            </w:pPr>
+            <w:r>
+              <w:rPr>
+                <w:rFonts w:ascii="Arial" w:cs="Arial" w:eastAsia="Arial" w:hAnsi="Arial"/>
+                <w:sz w:val="18"/>
+                <w:szCs w:val="18"/>
+              </w:rPr>
+              <w:t xml:space="preserve">Các hành động đó không làm dấu vân tay đổi.</w:t>
+            </w:r>
+          </w:p>
+        </w:tc>
+      </w:tr>
+    </w:tbl>
+    <w:p>
+      <w:pPr>
+        <w:spacing w:after="120"/>
+      </w:pPr>
+    </w:p>
+    <w:p>
+      <w:pPr>
+        <w:pStyle w:val="Heading3"/>
+      </w:pPr>
+      <w:r>
+        <w:rPr>
+          <w:rFonts w:ascii="Arial" w:cs="Arial" w:eastAsia="Arial" w:hAnsi="Arial"/>
+        </w:rPr>
+        <w:t xml:space="preserve">6.3.2. Chỉ băm model profile khi nó thật sự được áp dụng (commit ce5f44f62)</w:t>
+      </w:r>
+    </w:p>
+    <w:p>
+      <w:pPr>
+        <w:spacing w:after="120" w:line="300"/>
+        <w:jc w:val="left"/>
+      </w:pPr>
+      <w:r>
+        <w:rPr>
+          <w:rFonts w:ascii="Arial" w:cs="Arial" w:eastAsia="Arial" w:hAnsi="Arial"/>
+        </w:rPr>
+        <w:t xml:space="preserve">Tệp: </w:t>
+      </w:r>
+      <w:r>
+        <w:rPr>
+          <w:rFonts w:ascii="Consolas" w:cs="Consolas" w:eastAsia="Consolas" w:hAnsi="Consolas"/>
+          <w:sz w:val="20"/>
+          <w:szCs w:val="20"/>
+          <w:shd w:fill="EEF1F5" w:val="clear"/>
+        </w:rPr>
+        <w:t xml:space="preserve">server/src/services/heartbeat.ts</w:t>
+      </w:r>
+      <w:r>
+        <w:rPr>
+          <w:rFonts w:ascii="Arial" w:cs="Arial" w:eastAsia="Arial" w:hAnsi="Arial"/>
+        </w:rPr>
+        <w:t xml:space="preserve"> và </w:t>
+      </w:r>
+      <w:r>
+        <w:rPr>
+          <w:rFonts w:ascii="Consolas" w:cs="Consolas" w:eastAsia="Consolas" w:hAnsi="Consolas"/>
+          <w:sz w:val="20"/>
+          <w:szCs w:val="20"/>
+          <w:shd w:fill="EEF1F5" w:val="clear"/>
+        </w:rPr>
+        <w:t xml:space="preserve">heartbeat-workspace-session.test.ts</w:t>
+      </w:r>
+      <w:r>
+        <w:rPr>
+          <w:rFonts w:ascii="Arial" w:cs="Arial" w:eastAsia="Arial" w:hAnsi="Arial"/>
+        </w:rPr>
+        <w:t xml:space="preserve"> (2 tệp, +70 dòng, −1 dòng).</w:t>
+      </w:r>
+    </w:p>
+    <w:p>
+      <w:pPr>
+        <w:pStyle w:val="ListParagraph"/>
+        <w:numPr>
+          <w:ilvl w:val="0"/>
+          <w:numId w:val="2"/>
+        </w:numPr>
+        <w:spacing w:after="60" w:line="288"/>
+      </w:pPr>
+      <w:r>
+        <w:rPr>
+          <w:rFonts w:ascii="Arial" w:cs="Arial" w:eastAsia="Arial" w:hAnsi="Arial"/>
+        </w:rPr>
+        <w:t xml:space="preserve">Thêm hàm </w:t>
+      </w:r>
+      <w:r>
+        <w:rPr>
+          <w:rFonts w:ascii="Consolas" w:cs="Consolas" w:eastAsia="Consolas" w:hAnsi="Consolas"/>
+          <w:sz w:val="20"/>
+          <w:szCs w:val="20"/>
+          <w:shd w:fill="EEF1F5" w:val="clear"/>
+        </w:rPr>
+        <w:t xml:space="preserve">buildSessionModelProfileFingerprintInput(metadata)</w:t>
+      </w:r>
+      <w:r>
+        <w:rPr>
+          <w:rFonts w:ascii="Arial" w:cs="Arial" w:eastAsia="Arial" w:hAnsi="Arial"/>
+        </w:rPr>
+        <w:t xml:space="preserve">: đọc trường </w:t>
+      </w:r>
+      <w:r>
+        <w:rPr>
+          <w:rFonts w:ascii="Consolas" w:cs="Consolas" w:eastAsia="Consolas" w:hAnsi="Consolas"/>
+          <w:sz w:val="20"/>
+          <w:szCs w:val="20"/>
+          <w:shd w:fill="EEF1F5" w:val="clear"/>
+        </w:rPr>
+        <w:t xml:space="preserve">applied</w:t>
+      </w:r>
+      <w:r>
+        <w:rPr>
+          <w:rFonts w:ascii="Arial" w:cs="Arial" w:eastAsia="Arial" w:hAnsi="Arial"/>
+        </w:rPr>
+        <w:t xml:space="preserve">; nếu rỗng thì trả </w:t>
+      </w:r>
+      <w:r>
+        <w:rPr>
+          <w:rFonts w:ascii="Consolas" w:cs="Consolas" w:eastAsia="Consolas" w:hAnsi="Consolas"/>
+          <w:sz w:val="20"/>
+          <w:szCs w:val="20"/>
+          <w:shd w:fill="EEF1F5" w:val="clear"/>
+        </w:rPr>
+        <w:t xml:space="preserve">null</w:t>
+      </w:r>
+      <w:r>
+        <w:rPr>
+          <w:rFonts w:ascii="Arial" w:cs="Arial" w:eastAsia="Arial" w:hAnsi="Arial"/>
+        </w:rPr>
+        <w:t xml:space="preserve"> (coi như không có profile); nếu có thì trả </w:t>
+      </w:r>
+      <w:r>
+        <w:rPr>
+          <w:rFonts w:ascii="Consolas" w:cs="Consolas" w:eastAsia="Consolas" w:hAnsi="Consolas"/>
+          <w:sz w:val="20"/>
+          <w:szCs w:val="20"/>
+          <w:shd w:fill="EEF1F5" w:val="clear"/>
+        </w:rPr>
+        <w:t xml:space="preserve">{ applied, configSource }</w:t>
+      </w:r>
+      <w:r>
+        <w:rPr>
+          <w:rFonts w:ascii="Arial" w:cs="Arial" w:eastAsia="Arial" w:hAnsi="Arial"/>
+        </w:rPr>
+        <w:t xml:space="preserve">.</w:t>
+      </w:r>
+    </w:p>
+    <w:p>
+      <w:pPr>
+        <w:pStyle w:val="ListParagraph"/>
+        <w:numPr>
+          <w:ilvl w:val="0"/>
+          <w:numId w:val="2"/>
+        </w:numPr>
+        <w:spacing w:after="60" w:line="288"/>
+      </w:pPr>
+      <w:r>
+        <w:rPr>
+          <w:rFonts w:ascii="Arial" w:cs="Arial" w:eastAsia="Arial" w:hAnsi="Arial"/>
+        </w:rPr>
+        <w:t xml:space="preserve">Các trường </w:t>
+      </w:r>
+      <w:r>
+        <w:rPr>
+          <w:rFonts w:ascii="Consolas" w:cs="Consolas" w:eastAsia="Consolas" w:hAnsi="Consolas"/>
+          <w:sz w:val="20"/>
+          <w:szCs w:val="20"/>
+          <w:shd w:fill="EEF1F5" w:val="clear"/>
+        </w:rPr>
+        <w:t xml:space="preserve">requested</w:t>
+      </w:r>
+      <w:r>
+        <w:rPr>
+          <w:rFonts w:ascii="Arial" w:cs="Arial" w:eastAsia="Arial" w:hAnsi="Arial"/>
+        </w:rPr>
+        <w:t xml:space="preserve">, </w:t>
+      </w:r>
+      <w:r>
+        <w:rPr>
+          <w:rFonts w:ascii="Consolas" w:cs="Consolas" w:eastAsia="Consolas" w:hAnsi="Consolas"/>
+          <w:sz w:val="20"/>
+          <w:szCs w:val="20"/>
+          <w:shd w:fill="EEF1F5" w:val="clear"/>
+        </w:rPr>
+        <w:t xml:space="preserve">requestedBy</w:t>
+      </w:r>
+      <w:r>
+        <w:rPr>
+          <w:rFonts w:ascii="Arial" w:cs="Arial" w:eastAsia="Arial" w:hAnsi="Arial"/>
+        </w:rPr>
+        <w:t xml:space="preserve">, </w:t>
+      </w:r>
+      <w:r>
+        <w:rPr>
+          <w:rFonts w:ascii="Consolas" w:cs="Consolas" w:eastAsia="Consolas" w:hAnsi="Consolas"/>
+          <w:sz w:val="20"/>
+          <w:szCs w:val="20"/>
+          <w:shd w:fill="EEF1F5" w:val="clear"/>
+        </w:rPr>
+        <w:t xml:space="preserve">fallbackReason</w:t>
+      </w:r>
+      <w:r>
+        <w:rPr>
+          <w:rFonts w:ascii="Arial" w:cs="Arial" w:eastAsia="Arial" w:hAnsi="Arial"/>
+        </w:rPr>
+        <w:t xml:space="preserve"> không còn vào mã băm. Khi profile được áp dụng, phần ghi đè của nó đã nằm trong </w:t>
+      </w:r>
+      <w:r>
+        <w:rPr>
+          <w:rFonts w:ascii="Consolas" w:cs="Consolas" w:eastAsia="Consolas" w:hAnsi="Consolas"/>
+          <w:sz w:val="20"/>
+          <w:szCs w:val="20"/>
+          <w:shd w:fill="EEF1F5" w:val="clear"/>
+        </w:rPr>
+        <w:t xml:space="preserve">adapterConfig</w:t>
+      </w:r>
+      <w:r>
+        <w:rPr>
+          <w:rFonts w:ascii="Arial" w:cs="Arial" w:eastAsia="Arial" w:hAnsi="Arial"/>
+        </w:rPr>
+        <w:t xml:space="preserve">; </w:t>
+      </w:r>
+      <w:r>
+        <w:rPr>
+          <w:rFonts w:ascii="Consolas" w:cs="Consolas" w:eastAsia="Consolas" w:hAnsi="Consolas"/>
+          <w:sz w:val="20"/>
+          <w:szCs w:val="20"/>
+          <w:shd w:fill="EEF1F5" w:val="clear"/>
+        </w:rPr>
+        <w:t xml:space="preserve">applied</w:t>
+      </w:r>
+      <w:r>
+        <w:rPr>
+          <w:rFonts w:ascii="Arial" w:cs="Arial" w:eastAsia="Arial" w:hAnsi="Arial"/>
+        </w:rPr>
+        <w:t xml:space="preserve"> và </w:t>
+      </w:r>
+      <w:r>
+        <w:rPr>
+          <w:rFonts w:ascii="Consolas" w:cs="Consolas" w:eastAsia="Consolas" w:hAnsi="Consolas"/>
+          <w:sz w:val="20"/>
+          <w:szCs w:val="20"/>
+          <w:shd w:fill="EEF1F5" w:val="clear"/>
+        </w:rPr>
+        <w:t xml:space="preserve">configSource</w:t>
+      </w:r>
+      <w:r>
+        <w:rPr>
+          <w:rFonts w:ascii="Arial" w:cs="Arial" w:eastAsia="Arial" w:hAnsi="Arial"/>
+        </w:rPr>
+        <w:t xml:space="preserve"> được giữ để vẫn phát hiện việc chuyển giữa hai profile đã áp dụng.</w:t>
+      </w:r>
+    </w:p>
+    <w:p>
+      <w:pPr>
+        <w:pStyle w:val="ListParagraph"/>
+        <w:numPr>
+          <w:ilvl w:val="0"/>
+          <w:numId w:val="2"/>
+        </w:numPr>
+        <w:spacing w:after="60" w:line="288"/>
+      </w:pPr>
+      <w:r>
+        <w:rPr>
+          <w:rFonts w:ascii="Arial" w:cs="Arial" w:eastAsia="Arial" w:hAnsi="Arial"/>
+        </w:rPr>
+        <w:t xml:space="preserve">Chỗ dựng metadata cấu hình phiên đổi từ </w:t>
+      </w:r>
+      <w:r>
+        <w:rPr>
+          <w:rFonts w:ascii="Consolas" w:cs="Consolas" w:eastAsia="Consolas" w:hAnsi="Consolas"/>
+          <w:sz w:val="20"/>
+          <w:szCs w:val="20"/>
+          <w:shd w:fill="EEF1F5" w:val="clear"/>
+        </w:rPr>
+        <w:t xml:space="preserve">modelProfile: modelProfileMetadata</w:t>
+      </w:r>
+      <w:r>
+        <w:rPr>
+          <w:rFonts w:ascii="Arial" w:cs="Arial" w:eastAsia="Arial" w:hAnsi="Arial"/>
+        </w:rPr>
+        <w:t xml:space="preserve"> sang </w:t>
+      </w:r>
+      <w:r>
+        <w:rPr>
+          <w:rFonts w:ascii="Consolas" w:cs="Consolas" w:eastAsia="Consolas" w:hAnsi="Consolas"/>
+          <w:sz w:val="20"/>
+          <w:szCs w:val="20"/>
+          <w:shd w:fill="EEF1F5" w:val="clear"/>
+        </w:rPr>
+        <w:t xml:space="preserve">modelProfile: buildSessionModelProfileFingerprintInput(modelProfileMetadata)</w:t>
+      </w:r>
+      <w:r>
+        <w:rPr>
+          <w:rFonts w:ascii="Arial" w:cs="Arial" w:eastAsia="Arial" w:hAnsi="Arial"/>
+        </w:rPr>
+        <w:t xml:space="preserve">.</w:t>
+      </w:r>
+    </w:p>
+    <w:p>
+      <w:pPr>
+        <w:pStyle w:val="ListParagraph"/>
+        <w:numPr>
+          <w:ilvl w:val="0"/>
+          <w:numId w:val="2"/>
+        </w:numPr>
+        <w:spacing w:after="60" w:line="288"/>
+      </w:pPr>
+      <w:r>
+        <w:rPr>
+          <w:rFonts w:ascii="Arial" w:cs="Arial" w:eastAsia="Arial" w:hAnsi="Arial"/>
+        </w:rPr>
+        <w:t xml:space="preserve">Một profile được yêu cầu nhưng không áp dụng nay được tính như "không có profile".</w:t>
+      </w:r>
+    </w:p>
+    <w:p>
+      <w:pPr>
+        <w:pStyle w:val="Heading3"/>
+      </w:pPr>
+      <w:r>
+        <w:rPr>
+          <w:rFonts w:ascii="Arial" w:cs="Arial" w:eastAsia="Arial" w:hAnsi="Arial"/>
+        </w:rPr>
+        <w:t xml:space="preserve">6.3.3. Loại thư mục scratch của từng run khỏi adapterEnvHash (commit cdc715f16)</w:t>
+      </w:r>
+    </w:p>
+    <w:p>
+      <w:pPr>
+        <w:spacing w:after="120" w:line="300"/>
+        <w:jc w:val="left"/>
+      </w:pPr>
+      <w:r>
+        <w:rPr>
+          <w:rFonts w:ascii="Arial" w:cs="Arial" w:eastAsia="Arial" w:hAnsi="Arial"/>
+        </w:rPr>
+        <w:t xml:space="preserve">Tệp: </w:t>
+      </w:r>
+      <w:r>
+        <w:rPr>
+          <w:rFonts w:ascii="Consolas" w:cs="Consolas" w:eastAsia="Consolas" w:hAnsi="Consolas"/>
+          <w:sz w:val="20"/>
+          <w:szCs w:val="20"/>
+          <w:shd w:fill="EEF1F5" w:val="clear"/>
+        </w:rPr>
+        <w:t xml:space="preserve">packages/adapter-utils/src/acpx-engine/fingerprint-env.ts</w:t>
+      </w:r>
+      <w:r>
+        <w:rPr>
+          <w:rFonts w:ascii="Arial" w:cs="Arial" w:eastAsia="Arial" w:hAnsi="Arial"/>
+        </w:rPr>
+        <w:t xml:space="preserve"> (mới), </w:t>
+      </w:r>
+      <w:r>
+        <w:rPr>
+          <w:rFonts w:ascii="Consolas" w:cs="Consolas" w:eastAsia="Consolas" w:hAnsi="Consolas"/>
+          <w:sz w:val="20"/>
+          <w:szCs w:val="20"/>
+          <w:shd w:fill="EEF1F5" w:val="clear"/>
+        </w:rPr>
+        <w:t xml:space="preserve">fingerprint-env.test.ts</w:t>
+      </w:r>
+      <w:r>
+        <w:rPr>
+          <w:rFonts w:ascii="Arial" w:cs="Arial" w:eastAsia="Arial" w:hAnsi="Arial"/>
+        </w:rPr>
+        <w:t xml:space="preserve"> (mới) và </w:t>
+      </w:r>
+      <w:r>
+        <w:rPr>
+          <w:rFonts w:ascii="Consolas" w:cs="Consolas" w:eastAsia="Consolas" w:hAnsi="Consolas"/>
+          <w:sz w:val="20"/>
+          <w:szCs w:val="20"/>
+          <w:shd w:fill="EEF1F5" w:val="clear"/>
+        </w:rPr>
+        <w:t xml:space="preserve">execute.ts</w:t>
+      </w:r>
+      <w:r>
+        <w:rPr>
+          <w:rFonts w:ascii="Arial" w:cs="Arial" w:eastAsia="Arial" w:hAnsi="Arial"/>
+        </w:rPr>
+        <w:t xml:space="preserve"> (2 tệp trong commit, +82 dòng).</w:t>
+      </w:r>
+    </w:p>
+    <w:p>
+      <w:pPr>
+        <w:pStyle w:val="ListParagraph"/>
+        <w:numPr>
+          <w:ilvl w:val="0"/>
+          <w:numId w:val="2"/>
+        </w:numPr>
+        <w:spacing w:after="60" w:line="288"/>
+      </w:pPr>
+      <w:r>
+        <w:rPr>
+          <w:rFonts w:ascii="Arial" w:cs="Arial" w:eastAsia="Arial" w:hAnsi="Arial"/>
+        </w:rPr>
+        <w:t xml:space="preserve">Hàm mới </w:t>
+      </w:r>
+      <w:r>
+        <w:rPr>
+          <w:rFonts w:ascii="Consolas" w:cs="Consolas" w:eastAsia="Consolas" w:hAnsi="Consolas"/>
+          <w:sz w:val="20"/>
+          <w:szCs w:val="20"/>
+          <w:shd w:fill="EEF1F5" w:val="clear"/>
+        </w:rPr>
+        <w:t xml:space="preserve">stripRunScopedEnvForFingerprint(env)</w:t>
+      </w:r>
+      <w:r>
+        <w:rPr>
+          <w:rFonts w:ascii="Arial" w:cs="Arial" w:eastAsia="Arial" w:hAnsi="Arial"/>
+        </w:rPr>
+        <w:t xml:space="preserve"> trả phần env </w:t>
+      </w:r>
+      <w:r>
+        <w:rPr>
+          <w:rFonts w:ascii="Arial" w:cs="Arial" w:eastAsia="Arial" w:hAnsi="Arial"/>
+          <w:b/>
+          <w:bCs/>
+        </w:rPr>
+        <w:t xml:space="preserve">định danh cấu hình</w:t>
+      </w:r>
+      <w:r>
+        <w:rPr>
+          <w:rFonts w:ascii="Arial" w:cs="Arial" w:eastAsia="Arial" w:hAnsi="Arial"/>
+        </w:rPr>
+        <w:t xml:space="preserve"> của session, tức là đã bỏ các giá trị riêng của một run.</w:t>
+      </w:r>
+    </w:p>
+    <w:p>
+      <w:pPr>
+        <w:pStyle w:val="ListParagraph"/>
+        <w:numPr>
+          <w:ilvl w:val="0"/>
+          <w:numId w:val="2"/>
+        </w:numPr>
+        <w:spacing w:after="60" w:line="288"/>
+      </w:pPr>
+      <w:r>
+        <w:rPr>
+          <w:rFonts w:ascii="Arial" w:cs="Arial" w:eastAsia="Arial" w:hAnsi="Arial"/>
+        </w:rPr>
+        <w:t xml:space="preserve">Bỏ bốn khoá cố định: </w:t>
+      </w:r>
+      <w:r>
+        <w:rPr>
+          <w:rFonts w:ascii="Consolas" w:cs="Consolas" w:eastAsia="Consolas" w:hAnsi="Consolas"/>
+          <w:sz w:val="20"/>
+          <w:szCs w:val="20"/>
+          <w:shd w:fill="EEF1F5" w:val="clear"/>
+        </w:rPr>
+        <w:t xml:space="preserve">PAPERCLIP_RUN_SCRATCH_DIR</w:t>
+      </w:r>
+      <w:r>
+        <w:rPr>
+          <w:rFonts w:ascii="Arial" w:cs="Arial" w:eastAsia="Arial" w:hAnsi="Arial"/>
+        </w:rPr>
+        <w:t xml:space="preserve">, </w:t>
+      </w:r>
+      <w:r>
+        <w:rPr>
+          <w:rFonts w:ascii="Consolas" w:cs="Consolas" w:eastAsia="Consolas" w:hAnsi="Consolas"/>
+          <w:sz w:val="20"/>
+          <w:szCs w:val="20"/>
+          <w:shd w:fill="EEF1F5" w:val="clear"/>
+        </w:rPr>
+        <w:t xml:space="preserve">PAPERCLIP_TASK_SCRATCH_DIR</w:t>
+      </w:r>
+      <w:r>
+        <w:rPr>
+          <w:rFonts w:ascii="Arial" w:cs="Arial" w:eastAsia="Arial" w:hAnsi="Arial"/>
+        </w:rPr>
+        <w:t xml:space="preserve">, </w:t>
+      </w:r>
+      <w:r>
+        <w:rPr>
+          <w:rFonts w:ascii="Consolas" w:cs="Consolas" w:eastAsia="Consolas" w:hAnsi="Consolas"/>
+          <w:sz w:val="20"/>
+          <w:szCs w:val="20"/>
+          <w:shd w:fill="EEF1F5" w:val="clear"/>
+        </w:rPr>
+        <w:t xml:space="preserve">PAPERCLIP_SCRATCH_DIR</w:t>
+      </w:r>
+      <w:r>
+        <w:rPr>
+          <w:rFonts w:ascii="Arial" w:cs="Arial" w:eastAsia="Arial" w:hAnsi="Arial"/>
+        </w:rPr>
+        <w:t xml:space="preserve">, </w:t>
+      </w:r>
+      <w:r>
+        <w:rPr>
+          <w:rFonts w:ascii="Consolas" w:cs="Consolas" w:eastAsia="Consolas" w:hAnsi="Consolas"/>
+          <w:sz w:val="20"/>
+          <w:szCs w:val="20"/>
+          <w:shd w:fill="EEF1F5" w:val="clear"/>
+        </w:rPr>
+        <w:t xml:space="preserve">PAPERCLIP_TMPDIR</w:t>
+      </w:r>
+      <w:r>
+        <w:rPr>
+          <w:rFonts w:ascii="Arial" w:cs="Arial" w:eastAsia="Arial" w:hAnsi="Arial"/>
+        </w:rPr>
+        <w:t xml:space="preserve">.</w:t>
+      </w:r>
+    </w:p>
+    <w:p>
+      <w:pPr>
+        <w:pStyle w:val="ListParagraph"/>
+        <w:numPr>
+          <w:ilvl w:val="0"/>
+          <w:numId w:val="2"/>
+        </w:numPr>
+        <w:spacing w:after="60" w:line="288"/>
+      </w:pPr>
+      <w:r>
+        <w:rPr>
+          <w:rFonts w:ascii="Arial" w:cs="Arial" w:eastAsia="Arial" w:hAnsi="Arial"/>
+        </w:rPr>
+        <w:t xml:space="preserve">Bỏ thêm mọi khoá có giá trị </w:t>
+      </w:r>
+      <w:r>
+        <w:rPr>
+          <w:rFonts w:ascii="Arial" w:cs="Arial" w:eastAsia="Arial" w:hAnsi="Arial"/>
+          <w:b/>
+          <w:bCs/>
+        </w:rPr>
+        <w:t xml:space="preserve">bằng đúng</w:t>
+      </w:r>
+      <w:r>
+        <w:rPr>
+          <w:rFonts w:ascii="Arial" w:cs="Arial" w:eastAsia="Arial" w:hAnsi="Arial"/>
+        </w:rPr>
+        <w:t xml:space="preserve"> thư mục scratch (trường hợp server tự điền </w:t>
+      </w:r>
+      <w:r>
+        <w:rPr>
+          <w:rFonts w:ascii="Consolas" w:cs="Consolas" w:eastAsia="Consolas" w:hAnsi="Consolas"/>
+          <w:sz w:val="20"/>
+          <w:szCs w:val="20"/>
+          <w:shd w:fill="EEF1F5" w:val="clear"/>
+        </w:rPr>
+        <w:t xml:space="preserve">TMPDIR</w:t>
+      </w:r>
+      <w:r>
+        <w:rPr>
+          <w:rFonts w:ascii="Arial" w:cs="Arial" w:eastAsia="Arial" w:hAnsi="Arial"/>
+        </w:rPr>
+        <w:t xml:space="preserve">, </w:t>
+      </w:r>
+      <w:r>
+        <w:rPr>
+          <w:rFonts w:ascii="Consolas" w:cs="Consolas" w:eastAsia="Consolas" w:hAnsi="Consolas"/>
+          <w:sz w:val="20"/>
+          <w:szCs w:val="20"/>
+          <w:shd w:fill="EEF1F5" w:val="clear"/>
+        </w:rPr>
+        <w:t xml:space="preserve">TEMP</w:t>
+      </w:r>
+      <w:r>
+        <w:rPr>
+          <w:rFonts w:ascii="Arial" w:cs="Arial" w:eastAsia="Arial" w:hAnsi="Arial"/>
+        </w:rPr>
+        <w:t xml:space="preserve">, </w:t>
+      </w:r>
+      <w:r>
+        <w:rPr>
+          <w:rFonts w:ascii="Consolas" w:cs="Consolas" w:eastAsia="Consolas" w:hAnsi="Consolas"/>
+          <w:sz w:val="20"/>
+          <w:szCs w:val="20"/>
+          <w:shd w:fill="EEF1F5" w:val="clear"/>
+        </w:rPr>
+        <w:t xml:space="preserve">TMP</w:t>
+      </w:r>
+      <w:r>
+        <w:rPr>
+          <w:rFonts w:ascii="Arial" w:cs="Arial" w:eastAsia="Arial" w:hAnsi="Arial"/>
+        </w:rPr>
+        <w:t xml:space="preserve"> khi người dùng để trống). Nếu người dùng tự cấu hình </w:t>
+      </w:r>
+      <w:r>
+        <w:rPr>
+          <w:rFonts w:ascii="Consolas" w:cs="Consolas" w:eastAsia="Consolas" w:hAnsi="Consolas"/>
+          <w:sz w:val="20"/>
+          <w:szCs w:val="20"/>
+          <w:shd w:fill="EEF1F5" w:val="clear"/>
+        </w:rPr>
+        <w:t xml:space="preserve">TMPDIR</w:t>
+      </w:r>
+      <w:r>
+        <w:rPr>
+          <w:rFonts w:ascii="Arial" w:cs="Arial" w:eastAsia="Arial" w:hAnsi="Arial"/>
+        </w:rPr>
+        <w:t xml:space="preserve">, </w:t>
+      </w:r>
+      <w:r>
+        <w:rPr>
+          <w:rFonts w:ascii="Consolas" w:cs="Consolas" w:eastAsia="Consolas" w:hAnsi="Consolas"/>
+          <w:sz w:val="20"/>
+          <w:szCs w:val="20"/>
+          <w:shd w:fill="EEF1F5" w:val="clear"/>
+        </w:rPr>
+        <w:t xml:space="preserve">TEMP</w:t>
+      </w:r>
+      <w:r>
+        <w:rPr>
+          <w:rFonts w:ascii="Arial" w:cs="Arial" w:eastAsia="Arial" w:hAnsi="Arial"/>
+        </w:rPr>
+        <w:t xml:space="preserve">, </w:t>
+      </w:r>
+      <w:r>
+        <w:rPr>
+          <w:rFonts w:ascii="Consolas" w:cs="Consolas" w:eastAsia="Consolas" w:hAnsi="Consolas"/>
+          <w:sz w:val="20"/>
+          <w:szCs w:val="20"/>
+          <w:shd w:fill="EEF1F5" w:val="clear"/>
+        </w:rPr>
+        <w:t xml:space="preserve">TMP</w:t>
+      </w:r>
+      <w:r>
+        <w:rPr>
+          <w:rFonts w:ascii="Arial" w:cs="Arial" w:eastAsia="Arial" w:hAnsi="Arial"/>
+        </w:rPr>
+        <w:t xml:space="preserve"> thì giá trị ổn định giữa các run và </w:t>
+      </w:r>
+      <w:r>
+        <w:rPr>
+          <w:rFonts w:ascii="Arial" w:cs="Arial" w:eastAsia="Arial" w:hAnsi="Arial"/>
+          <w:b/>
+          <w:bCs/>
+        </w:rPr>
+        <w:t xml:space="preserve">vẫn nằm trong mã băm</w:t>
+      </w:r>
+      <w:r>
+        <w:rPr>
+          <w:rFonts w:ascii="Arial" w:cs="Arial" w:eastAsia="Arial" w:hAnsi="Arial"/>
+        </w:rPr>
+        <w:t xml:space="preserve">.</w:t>
+      </w:r>
+    </w:p>
+    <w:p>
+      <w:pPr>
+        <w:pStyle w:val="ListParagraph"/>
+        <w:numPr>
+          <w:ilvl w:val="0"/>
+          <w:numId w:val="2"/>
+        </w:numPr>
+        <w:spacing w:after="60" w:line="288"/>
+      </w:pPr>
+      <w:r>
+        <w:rPr>
+          <w:rFonts w:ascii="Arial" w:cs="Arial" w:eastAsia="Arial" w:hAnsi="Arial"/>
+        </w:rPr>
+        <w:t xml:space="preserve">Trong engine ACPX: </w:t>
+      </w:r>
+      <w:r>
+        <w:rPr>
+          <w:rFonts w:ascii="Consolas" w:cs="Consolas" w:eastAsia="Consolas" w:hAnsi="Consolas"/>
+          <w:sz w:val="20"/>
+          <w:szCs w:val="20"/>
+          <w:shd w:fill="EEF1F5" w:val="clear"/>
+        </w:rPr>
+        <w:t xml:space="preserve">adapterEnvHash: shortHash(resolvedAdapterEnv)</w:t>
+      </w:r>
+      <w:r>
+        <w:rPr>
+          <w:rFonts w:ascii="Arial" w:cs="Arial" w:eastAsia="Arial" w:hAnsi="Arial"/>
+        </w:rPr>
+        <w:t xml:space="preserve"> đổi thành </w:t>
+      </w:r>
+      <w:r>
+        <w:rPr>
+          <w:rFonts w:ascii="Consolas" w:cs="Consolas" w:eastAsia="Consolas" w:hAnsi="Consolas"/>
+          <w:sz w:val="20"/>
+          <w:szCs w:val="20"/>
+          <w:shd w:fill="EEF1F5" w:val="clear"/>
+        </w:rPr>
+        <w:t xml:space="preserve">adapterEnvHash: shortHash(stripRunScopedEnvForFingerprint(resolvedAdapterEnv))</w:t>
+      </w:r>
+      <w:r>
+        <w:rPr>
+          <w:rFonts w:ascii="Arial" w:cs="Arial" w:eastAsia="Arial" w:hAnsi="Arial"/>
+        </w:rPr>
+        <w:t xml:space="preserve">. Các giá trị này </w:t>
+      </w:r>
+      <w:r>
+        <w:rPr>
+          <w:rFonts w:ascii="Arial" w:cs="Arial" w:eastAsia="Arial" w:hAnsi="Arial"/>
+          <w:b/>
+          <w:bCs/>
+        </w:rPr>
+        <w:t xml:space="preserve">vẫn được truyền cho agent</w:t>
+      </w:r>
+      <w:r>
+        <w:rPr>
+          <w:rFonts w:ascii="Arial" w:cs="Arial" w:eastAsia="Arial" w:hAnsi="Arial"/>
+        </w:rPr>
+        <w:t xml:space="preserve">, chỉ bị loại khỏi mã băm.</w:t>
+      </w:r>
+    </w:p>
+    <w:p>
+      <w:pPr>
+        <w:pStyle w:val="Heading3"/>
+      </w:pPr>
+      <w:r>
+        <w:rPr>
+          <w:rFonts w:ascii="Arial" w:cs="Arial" w:eastAsia="Arial" w:hAnsi="Arial"/>
+        </w:rPr>
+        <w:t xml:space="preserve">6.3.4. Khởi động agent bằng env của run hiện tại khi resume (commit 612535f46)</w:t>
+      </w:r>
+    </w:p>
+    <w:p>
+      <w:pPr>
+        <w:spacing w:after="120" w:line="300"/>
+        <w:jc w:val="left"/>
+      </w:pPr>
+      <w:r>
+        <w:rPr>
+          <w:rFonts w:ascii="Arial" w:cs="Arial" w:eastAsia="Arial" w:hAnsi="Arial"/>
+        </w:rPr>
+        <w:t xml:space="preserve">Tệp: </w:t>
+      </w:r>
+      <w:r>
+        <w:rPr>
+          <w:rFonts w:ascii="Consolas" w:cs="Consolas" w:eastAsia="Consolas" w:hAnsi="Consolas"/>
+          <w:sz w:val="20"/>
+          <w:szCs w:val="20"/>
+          <w:shd w:fill="EEF1F5" w:val="clear"/>
+        </w:rPr>
+        <w:t xml:space="preserve">packages/adapter-utils/src/acpx-engine/session-refresh.ts</w:t>
+      </w:r>
+      <w:r>
+        <w:rPr>
+          <w:rFonts w:ascii="Arial" w:cs="Arial" w:eastAsia="Arial" w:hAnsi="Arial"/>
+        </w:rPr>
+        <w:t xml:space="preserve"> (mới), </w:t>
+      </w:r>
+      <w:r>
+        <w:rPr>
+          <w:rFonts w:ascii="Consolas" w:cs="Consolas" w:eastAsia="Consolas" w:hAnsi="Consolas"/>
+          <w:sz w:val="20"/>
+          <w:szCs w:val="20"/>
+          <w:shd w:fill="EEF1F5" w:val="clear"/>
+        </w:rPr>
+        <w:t xml:space="preserve">session-refresh.test.ts</w:t>
+      </w:r>
+      <w:r>
+        <w:rPr>
+          <w:rFonts w:ascii="Arial" w:cs="Arial" w:eastAsia="Arial" w:hAnsi="Arial"/>
+        </w:rPr>
+        <w:t xml:space="preserve"> (mới) và </w:t>
+      </w:r>
+      <w:r>
+        <w:rPr>
+          <w:rFonts w:ascii="Consolas" w:cs="Consolas" w:eastAsia="Consolas" w:hAnsi="Consolas"/>
+          <w:sz w:val="20"/>
+          <w:szCs w:val="20"/>
+          <w:shd w:fill="EEF1F5" w:val="clear"/>
+        </w:rPr>
+        <w:t xml:space="preserve">execute.ts</w:t>
+      </w:r>
+      <w:r>
+        <w:rPr>
+          <w:rFonts w:ascii="Arial" w:cs="Arial" w:eastAsia="Arial" w:hAnsi="Arial"/>
+        </w:rPr>
+        <w:t xml:space="preserve"> (3 tệp, +100 dòng, −1 dòng).</w:t>
+      </w:r>
+    </w:p>
+    <w:p>
+      <w:pPr>
+        <w:pStyle w:val="ListParagraph"/>
+        <w:numPr>
+          <w:ilvl w:val="0"/>
+          <w:numId w:val="2"/>
+        </w:numPr>
+        <w:spacing w:after="60" w:line="288"/>
+      </w:pPr>
+      <w:r>
+        <w:rPr>
+          <w:rFonts w:ascii="Arial" w:cs="Arial" w:eastAsia="Arial" w:hAnsi="Arial"/>
+        </w:rPr>
+        <w:t xml:space="preserve">Hàm mới </w:t>
+      </w:r>
+      <w:r>
+        <w:rPr>
+          <w:rFonts w:ascii="Consolas" w:cs="Consolas" w:eastAsia="Consolas" w:hAnsi="Consolas"/>
+          <w:sz w:val="20"/>
+          <w:szCs w:val="20"/>
+          <w:shd w:fill="EEF1F5" w:val="clear"/>
+        </w:rPr>
+        <w:t xml:space="preserve">requestFreshClientForResume(store, sessionKey)</w:t>
+      </w:r>
+      <w:r>
+        <w:rPr>
+          <w:rFonts w:ascii="Arial" w:cs="Arial" w:eastAsia="Arial" w:hAnsi="Arial"/>
+        </w:rPr>
+        <w:t xml:space="preserve">: nạp bản ghi session từ kho của acpx. Nếu không có bản ghi, hoặc bản ghi đã mang cờ, thì trả </w:t>
+      </w:r>
+      <w:r>
+        <w:rPr>
+          <w:rFonts w:ascii="Consolas" w:cs="Consolas" w:eastAsia="Consolas" w:hAnsi="Consolas"/>
+          <w:sz w:val="20"/>
+          <w:szCs w:val="20"/>
+          <w:shd w:fill="EEF1F5" w:val="clear"/>
+        </w:rPr>
+        <w:t xml:space="preserve">false</w:t>
+      </w:r>
+      <w:r>
+        <w:rPr>
+          <w:rFonts w:ascii="Arial" w:cs="Arial" w:eastAsia="Arial" w:hAnsi="Arial"/>
+        </w:rPr>
+        <w:t xml:space="preserve"> và không làm gì. Nếu có bản ghi, đặt cờ </w:t>
+      </w:r>
+      <w:r>
+        <w:rPr>
+          <w:rFonts w:ascii="Consolas" w:cs="Consolas" w:eastAsia="Consolas" w:hAnsi="Consolas"/>
+          <w:sz w:val="20"/>
+          <w:szCs w:val="20"/>
+          <w:shd w:fill="EEF1F5" w:val="clear"/>
+        </w:rPr>
+        <w:t xml:space="preserve">acpx.reset_on_next_ensure = true</w:t>
+      </w:r>
+      <w:r>
+        <w:rPr>
+          <w:rFonts w:ascii="Arial" w:cs="Arial" w:eastAsia="Arial" w:hAnsi="Arial"/>
+        </w:rPr>
+        <w:t xml:space="preserve">, lưu lại và trả </w:t>
+      </w:r>
+      <w:r>
+        <w:rPr>
+          <w:rFonts w:ascii="Consolas" w:cs="Consolas" w:eastAsia="Consolas" w:hAnsi="Consolas"/>
+          <w:sz w:val="20"/>
+          <w:szCs w:val="20"/>
+          <w:shd w:fill="EEF1F5" w:val="clear"/>
+        </w:rPr>
+        <w:t xml:space="preserve">true</w:t>
+      </w:r>
+      <w:r>
+        <w:rPr>
+          <w:rFonts w:ascii="Arial" w:cs="Arial" w:eastAsia="Arial" w:hAnsi="Arial"/>
+        </w:rPr>
+        <w:t xml:space="preserve">.</w:t>
+      </w:r>
+    </w:p>
+    <w:p>
+      <w:pPr>
+        <w:pStyle w:val="ListParagraph"/>
+        <w:numPr>
+          <w:ilvl w:val="0"/>
+          <w:numId w:val="2"/>
+        </w:numPr>
+        <w:spacing w:after="60" w:line="288"/>
+      </w:pPr>
+      <w:r>
+        <w:rPr>
+          <w:rFonts w:ascii="Consolas" w:cs="Consolas" w:eastAsia="Consolas" w:hAnsi="Consolas"/>
+          <w:sz w:val="20"/>
+          <w:szCs w:val="20"/>
+          <w:shd w:fill="EEF1F5" w:val="clear"/>
+        </w:rPr>
+        <w:t xml:space="preserve">reset_on_next_ensure</w:t>
+      </w:r>
+      <w:r>
+        <w:rPr>
+          <w:rFonts w:ascii="Arial" w:cs="Arial" w:eastAsia="Arial" w:hAnsi="Arial"/>
+        </w:rPr>
+        <w:t xml:space="preserve"> là cờ </w:t>
+      </w:r>
+      <w:r>
+        <w:rPr>
+          <w:rFonts w:ascii="Arial" w:cs="Arial" w:eastAsia="Arial" w:hAnsi="Arial"/>
+          <w:b/>
+          <w:bCs/>
+        </w:rPr>
+        <w:t xml:space="preserve">có sẵn của acpx</w:t>
+      </w:r>
+      <w:r>
+        <w:rPr>
+          <w:rFonts w:ascii="Arial" w:cs="Arial" w:eastAsia="Arial" w:hAnsi="Arial"/>
+        </w:rPr>
+        <w:t xml:space="preserve">. Ở lần </w:t>
+      </w:r>
+      <w:r>
+        <w:rPr>
+          <w:rFonts w:ascii="Consolas" w:cs="Consolas" w:eastAsia="Consolas" w:hAnsi="Consolas"/>
+          <w:sz w:val="20"/>
+          <w:szCs w:val="20"/>
+          <w:shd w:fill="EEF1F5" w:val="clear"/>
+        </w:rPr>
+        <w:t xml:space="preserve">ensureSession</w:t>
+      </w:r>
+      <w:r>
+        <w:rPr>
+          <w:rFonts w:ascii="Arial" w:cs="Arial" w:eastAsia="Arial" w:hAnsi="Arial"/>
+        </w:rPr>
+        <w:t xml:space="preserve"> kế tiếp, acpx bỏ bản ghi đã lưu, </w:t>
+      </w:r>
+      <w:r>
+        <w:rPr>
+          <w:rFonts w:ascii="Arial" w:cs="Arial" w:eastAsia="Arial" w:hAnsi="Arial"/>
+          <w:b/>
+          <w:bCs/>
+        </w:rPr>
+        <w:t xml:space="preserve">khởi động agent với env của run hiện tại</w:t>
+      </w:r>
+      <w:r>
+        <w:rPr>
+          <w:rFonts w:ascii="Arial" w:cs="Arial" w:eastAsia="Arial" w:hAnsi="Arial"/>
+        </w:rPr>
+        <w:t xml:space="preserve">, rồi nối lại cùng thread bằng </w:t>
+      </w:r>
+      <w:r>
+        <w:rPr>
+          <w:rFonts w:ascii="Consolas" w:cs="Consolas" w:eastAsia="Consolas" w:hAnsi="Consolas"/>
+          <w:sz w:val="20"/>
+          <w:szCs w:val="20"/>
+          <w:shd w:fill="EEF1F5" w:val="clear"/>
+        </w:rPr>
+        <w:t xml:space="preserve">session/resume</w:t>
+      </w:r>
+      <w:r>
+        <w:rPr>
+          <w:rFonts w:ascii="Arial" w:cs="Arial" w:eastAsia="Arial" w:hAnsi="Arial"/>
+        </w:rPr>
+        <w:t xml:space="preserve"> hoặc </w:t>
+      </w:r>
+      <w:r>
+        <w:rPr>
+          <w:rFonts w:ascii="Consolas" w:cs="Consolas" w:eastAsia="Consolas" w:hAnsi="Consolas"/>
+          <w:sz w:val="20"/>
+          <w:szCs w:val="20"/>
+          <w:shd w:fill="EEF1F5" w:val="clear"/>
+        </w:rPr>
+        <w:t xml:space="preserve">session/load</w:t>
+      </w:r>
+      <w:r>
+        <w:rPr>
+          <w:rFonts w:ascii="Arial" w:cs="Arial" w:eastAsia="Arial" w:hAnsi="Arial"/>
+        </w:rPr>
+        <w:t xml:space="preserve">. Nhờ đó cuộc hội thoại được giữ, còn danh tính (API key, mã run) là của run mới.</w:t>
+      </w:r>
+    </w:p>
+    <w:p>
+      <w:pPr>
+        <w:pStyle w:val="ListParagraph"/>
+        <w:numPr>
+          <w:ilvl w:val="0"/>
+          <w:numId w:val="2"/>
+        </w:numPr>
+        <w:spacing w:after="60" w:line="288"/>
+      </w:pPr>
+      <w:r>
+        <w:rPr>
+          <w:rFonts w:ascii="Arial" w:cs="Arial" w:eastAsia="Arial" w:hAnsi="Arial"/>
+        </w:rPr>
+        <w:t xml:space="preserve">Trong </w:t>
+      </w:r>
+      <w:r>
+        <w:rPr>
+          <w:rFonts w:ascii="Consolas" w:cs="Consolas" w:eastAsia="Consolas" w:hAnsi="Consolas"/>
+          <w:sz w:val="20"/>
+          <w:szCs w:val="20"/>
+          <w:shd w:fill="EEF1F5" w:val="clear"/>
+        </w:rPr>
+        <w:t xml:space="preserve">execute.ts</w:t>
+      </w:r>
+      <w:r>
+        <w:rPr>
+          <w:rFonts w:ascii="Arial" w:cs="Arial" w:eastAsia="Arial" w:hAnsi="Arial"/>
+        </w:rPr>
+        <w:t xml:space="preserve">, ngay trước </w:t>
+      </w:r>
+      <w:r>
+        <w:rPr>
+          <w:rFonts w:ascii="Consolas" w:cs="Consolas" w:eastAsia="Consolas" w:hAnsi="Consolas"/>
+          <w:sz w:val="20"/>
+          <w:szCs w:val="20"/>
+          <w:shd w:fill="EEF1F5" w:val="clear"/>
+        </w:rPr>
+        <w:t xml:space="preserve">ensureSession</w:t>
+      </w:r>
+      <w:r>
+        <w:rPr>
+          <w:rFonts w:ascii="Arial" w:cs="Arial" w:eastAsia="Arial" w:hAnsi="Arial"/>
+        </w:rPr>
+        <w:t xml:space="preserve">: nếu </w:t>
+      </w:r>
+      <w:r>
+        <w:rPr>
+          <w:rFonts w:ascii="Arial" w:cs="Arial" w:eastAsia="Arial" w:hAnsi="Arial"/>
+          <w:b/>
+          <w:bCs/>
+        </w:rPr>
+        <w:t xml:space="preserve">không có handle ấm</w:t>
+      </w:r>
+      <w:r>
+        <w:rPr>
+          <w:rFonts w:ascii="Arial" w:cs="Arial" w:eastAsia="Arial" w:hAnsi="Arial"/>
+        </w:rPr>
+        <w:t xml:space="preserve">, </w:t>
+      </w:r>
+      <w:r>
+        <w:rPr>
+          <w:rFonts w:ascii="Arial" w:cs="Arial" w:eastAsia="Arial" w:hAnsi="Arial"/>
+          <w:b/>
+          <w:bCs/>
+        </w:rPr>
+        <w:t xml:space="preserve">có mã session cần resume</w:t>
+      </w:r>
+      <w:r>
+        <w:rPr>
+          <w:rFonts w:ascii="Arial" w:cs="Arial" w:eastAsia="Arial" w:hAnsi="Arial"/>
+        </w:rPr>
+        <w:t xml:space="preserve"> và </w:t>
+      </w:r>
+      <w:r>
+        <w:rPr>
+          <w:rFonts w:ascii="Arial" w:cs="Arial" w:eastAsia="Arial" w:hAnsi="Arial"/>
+          <w:b/>
+          <w:bCs/>
+        </w:rPr>
+        <w:t xml:space="preserve">session ở chế độ </w:t>
+      </w:r>
+      <w:r>
+        <w:rPr>
+          <w:rFonts w:ascii="Consolas" w:cs="Consolas" w:eastAsia="Consolas" w:hAnsi="Consolas"/>
+          <w:b/>
+          <w:bCs/>
+          <w:sz w:val="20"/>
+          <w:szCs w:val="20"/>
+          <w:shd w:fill="EEF1F5" w:val="clear"/>
+        </w:rPr>
+        <w:t xml:space="preserve">persistent</w:t>
+      </w:r>
+      <w:r>
+        <w:rPr>
+          <w:rFonts w:ascii="Arial" w:cs="Arial" w:eastAsia="Arial" w:hAnsi="Arial"/>
+        </w:rPr>
+        <w:t xml:space="preserve"> thì gọi hàm trên. Lỗi khi gọi bị nuốt (</w:t>
+      </w:r>
+      <w:r>
+        <w:rPr>
+          <w:rFonts w:ascii="Consolas" w:cs="Consolas" w:eastAsia="Consolas" w:hAnsi="Consolas"/>
+          <w:sz w:val="20"/>
+          <w:szCs w:val="20"/>
+          <w:shd w:fill="EEF1F5" w:val="clear"/>
+        </w:rPr>
+        <w:t xml:space="preserve">.catch(() =&gt; false)</w:t>
+      </w:r>
+      <w:r>
+        <w:rPr>
+          <w:rFonts w:ascii="Arial" w:cs="Arial" w:eastAsia="Arial" w:hAnsi="Arial"/>
+        </w:rPr>
+        <w:t xml:space="preserve">) nên không làm hỏng run. Handle ấm là tiến trình của chính run này nên không cần đặt cờ.</w:t>
+      </w:r>
+    </w:p>
+    <w:p>
+      <w:pPr>
+        <w:pStyle w:val="ListParagraph"/>
+        <w:numPr>
+          <w:ilvl w:val="0"/>
+          <w:numId w:val="2"/>
+        </w:numPr>
+        <w:spacing w:after="60" w:line="288"/>
+      </w:pPr>
+      <w:r>
+        <w:rPr>
+          <w:rFonts w:ascii="Arial" w:cs="Arial" w:eastAsia="Arial" w:hAnsi="Arial"/>
+        </w:rPr>
+        <w:t xml:space="preserve">Hàm chỉ đặt cờ khi đã có bản ghi, không ghi đè bản ghi đã mang cờ, và coi kho không đọc được như không có bản ghi.</w:t>
+      </w:r>
+    </w:p>
+    <w:p>
+      <w:pPr>
+        <w:pStyle w:val="Heading2"/>
+      </w:pPr>
+      <w:r>
+        <w:rPr>
+          <w:rFonts w:ascii="Arial" w:cs="Arial" w:eastAsia="Arial" w:hAnsi="Arial"/>
+        </w:rPr>
+        <w:t xml:space="preserve">6.4. Luồng sau khi sửa (comment vào task cũ)</w:t>
       </w:r>
     </w:p>
     <w:p>
@@ -25621,7 +29295,7 @@
         <w:rPr>
           <w:rFonts w:ascii="Arial" w:cs="Arial" w:eastAsia="Arial" w:hAnsi="Arial"/>
         </w:rPr>
-        <w:t xml:space="preserve">Đưa các tài liệu và code ngoài git vào quản lý phiên bản; commit các thay đổi còn lại.</w:t>
+        <w:t xml:space="preserve">Người dùng hoặc hệ thống comment vào task cũ; server đánh thức agent bằng một run mới.</w:t>
       </w:r>
     </w:p>
     <w:p>
@@ -25637,22 +29311,51 @@
         <w:rPr>
           <w:rFonts w:ascii="Arial" w:cs="Arial" w:eastAsia="Arial" w:hAnsi="Arial"/>
         </w:rPr>
-        <w:t xml:space="preserve">Sửa caption n8n; bỏ skill </w:t>
-      </w:r>
-      <w:r>
-        <w:rPr>
-          <w:rFonts w:ascii="Consolas" w:cs="Consolas" w:eastAsia="Consolas" w:hAnsi="Consolas"/>
-          <w:sz w:val="20"/>
-          <w:szCs w:val="20"/>
-          <w:shd w:fill="EEF1F5" w:val="clear"/>
-        </w:rPr>
-        <w:t xml:space="preserve">paperclip</w:t>
-      </w:r>
-      <w:r>
-        <w:rPr>
-          <w:rFonts w:ascii="Arial" w:cs="Arial" w:eastAsia="Arial" w:hAnsi="Arial"/>
-        </w:rPr>
-        <w:t xml:space="preserve">; chạy đo lại cùng loại task nhiều lần.</w:t>
+        <w:t xml:space="preserve">Server tính dấu vân tay cấu hình. Nhóm </w:t>
+      </w:r>
+      <w:r>
+        <w:rPr>
+          <w:rFonts w:ascii="Consolas" w:cs="Consolas" w:eastAsia="Consolas" w:hAnsi="Consolas"/>
+          <w:sz w:val="20"/>
+          <w:szCs w:val="20"/>
+          <w:shd w:fill="EEF1F5" w:val="clear"/>
+        </w:rPr>
+        <w:t xml:space="preserve">workspaceConfig</w:t>
+      </w:r>
+      <w:r>
+        <w:rPr>
+          <w:rFonts w:ascii="Arial" w:cs="Arial" w:eastAsia="Arial" w:hAnsi="Arial"/>
+        </w:rPr>
+        <w:t xml:space="preserve"> không còn mốc thời gian của issue; nhóm </w:t>
+      </w:r>
+      <w:r>
+        <w:rPr>
+          <w:rFonts w:ascii="Consolas" w:cs="Consolas" w:eastAsia="Consolas" w:hAnsi="Consolas"/>
+          <w:sz w:val="20"/>
+          <w:szCs w:val="20"/>
+          <w:shd w:fill="EEF1F5" w:val="clear"/>
+        </w:rPr>
+        <w:t xml:space="preserve">modelProfile</w:t>
+      </w:r>
+      <w:r>
+        <w:rPr>
+          <w:rFonts w:ascii="Arial" w:cs="Arial" w:eastAsia="Arial" w:hAnsi="Arial"/>
+        </w:rPr>
+        <w:t xml:space="preserve"> chỉ tính khi có profile được áp dụng. Nếu không có thay đổi thật, dấu vân tay </w:t>
+      </w:r>
+      <w:r>
+        <w:rPr>
+          <w:rFonts w:ascii="Arial" w:cs="Arial" w:eastAsia="Arial" w:hAnsi="Arial"/>
+          <w:b/>
+          <w:bCs/>
+        </w:rPr>
+        <w:t xml:space="preserve">khớp</w:t>
+      </w:r>
+      <w:r>
+        <w:rPr>
+          <w:rFonts w:ascii="Arial" w:cs="Arial" w:eastAsia="Arial" w:hAnsi="Arial"/>
+        </w:rPr>
+        <w:t xml:space="preserve"> và mã session đã lưu được giữ.</w:t>
       </w:r>
     </w:p>
     <w:p>
@@ -25668,22 +29371,36 @@
         <w:rPr>
           <w:rFonts w:ascii="Arial" w:cs="Arial" w:eastAsia="Arial" w:hAnsi="Arial"/>
         </w:rPr>
-        <w:t xml:space="preserve">Giới hạn </w:t>
-      </w:r>
-      <w:r>
-        <w:rPr>
-          <w:rFonts w:ascii="Consolas" w:cs="Consolas" w:eastAsia="Consolas" w:hAnsi="Consolas"/>
-          <w:sz w:val="20"/>
-          <w:szCs w:val="20"/>
-          <w:shd w:fill="EEF1F5" w:val="clear"/>
-        </w:rPr>
-        <w:t xml:space="preserve">file_path</w:t>
-      </w:r>
-      <w:r>
-        <w:rPr>
-          <w:rFonts w:ascii="Arial" w:cs="Arial" w:eastAsia="Arial" w:hAnsi="Arial"/>
-        </w:rPr>
-        <w:t xml:space="preserve">; tool finish không upload lại; tuỳ chọn tắt Guardian cho agent thường.</w:t>
+        <w:t xml:space="preserve">Engine ACPX tính dấu vân tay của session, trong đó </w:t>
+      </w:r>
+      <w:r>
+        <w:rPr>
+          <w:rFonts w:ascii="Consolas" w:cs="Consolas" w:eastAsia="Consolas" w:hAnsi="Consolas"/>
+          <w:sz w:val="20"/>
+          <w:szCs w:val="20"/>
+          <w:shd w:fill="EEF1F5" w:val="clear"/>
+        </w:rPr>
+        <w:t xml:space="preserve">adapterEnvHash</w:t>
+      </w:r>
+      <w:r>
+        <w:rPr>
+          <w:rFonts w:ascii="Arial" w:cs="Arial" w:eastAsia="Arial" w:hAnsi="Arial"/>
+        </w:rPr>
+        <w:t xml:space="preserve"> đã bỏ thư mục scratch của run. Không có thay đổi thật thì </w:t>
+      </w:r>
+      <w:r>
+        <w:rPr>
+          <w:rFonts w:ascii="Arial" w:cs="Arial" w:eastAsia="Arial" w:hAnsi="Arial"/>
+          <w:b/>
+          <w:bCs/>
+        </w:rPr>
+        <w:t xml:space="preserve">khớp</w:t>
+      </w:r>
+      <w:r>
+        <w:rPr>
+          <w:rFonts w:ascii="Arial" w:cs="Arial" w:eastAsia="Arial" w:hAnsi="Arial"/>
+        </w:rPr>
+        <w:t xml:space="preserve">, nên có session để resume.</w:t>
       </w:r>
     </w:p>
     <w:p>
@@ -25699,7 +29416,37 @@
         <w:rPr>
           <w:rFonts w:ascii="Arial" w:cs="Arial" w:eastAsia="Arial" w:hAnsi="Arial"/>
         </w:rPr>
-        <w:t xml:space="preserve">Thời lượng từng tool và khoảng chờ trong transcript.</w:t>
+        <w:t xml:space="preserve">Trước </w:t>
+      </w:r>
+      <w:r>
+        <w:rPr>
+          <w:rFonts w:ascii="Consolas" w:cs="Consolas" w:eastAsia="Consolas" w:hAnsi="Consolas"/>
+          <w:sz w:val="20"/>
+          <w:szCs w:val="20"/>
+          <w:shd w:fill="EEF1F5" w:val="clear"/>
+        </w:rPr>
+        <w:t xml:space="preserve">ensureSession</w:t>
+      </w:r>
+      <w:r>
+        <w:rPr>
+          <w:rFonts w:ascii="Arial" w:cs="Arial" w:eastAsia="Arial" w:hAnsi="Arial"/>
+        </w:rPr>
+        <w:t xml:space="preserve">, engine đặt cờ </w:t>
+      </w:r>
+      <w:r>
+        <w:rPr>
+          <w:rFonts w:ascii="Consolas" w:cs="Consolas" w:eastAsia="Consolas" w:hAnsi="Consolas"/>
+          <w:sz w:val="20"/>
+          <w:szCs w:val="20"/>
+          <w:shd w:fill="EEF1F5" w:val="clear"/>
+        </w:rPr>
+        <w:t xml:space="preserve">reset_on_next_ensure</w:t>
+      </w:r>
+      <w:r>
+        <w:rPr>
+          <w:rFonts w:ascii="Arial" w:cs="Arial" w:eastAsia="Arial" w:hAnsi="Arial"/>
+        </w:rPr>
+        <w:t xml:space="preserve"> cho bản ghi session.</w:t>
       </w:r>
     </w:p>
     <w:p>
@@ -25715,7 +29462,1177 @@
         <w:rPr>
           <w:rFonts w:ascii="Arial" w:cs="Arial" w:eastAsia="Arial" w:hAnsi="Arial"/>
         </w:rPr>
+        <w:t xml:space="preserve">acpx khởi động agent với </w:t>
+      </w:r>
+      <w:r>
+        <w:rPr>
+          <w:rFonts w:ascii="Arial" w:cs="Arial" w:eastAsia="Arial" w:hAnsi="Arial"/>
+          <w:b/>
+          <w:bCs/>
+        </w:rPr>
+        <w:t xml:space="preserve">env của run hiện tại</w:t>
+      </w:r>
+      <w:r>
+        <w:rPr>
+          <w:rFonts w:ascii="Arial" w:cs="Arial" w:eastAsia="Arial" w:hAnsi="Arial"/>
+        </w:rPr>
+        <w:t xml:space="preserve"> và nối lại cùng thread (</w:t>
+      </w:r>
+      <w:r>
+        <w:rPr>
+          <w:rFonts w:ascii="Consolas" w:cs="Consolas" w:eastAsia="Consolas" w:hAnsi="Consolas"/>
+          <w:sz w:val="20"/>
+          <w:szCs w:val="20"/>
+          <w:shd w:fill="EEF1F5" w:val="clear"/>
+        </w:rPr>
+        <w:t xml:space="preserve">session/resume</w:t>
+      </w:r>
+      <w:r>
+        <w:rPr>
+          <w:rFonts w:ascii="Arial" w:cs="Arial" w:eastAsia="Arial" w:hAnsi="Arial"/>
+        </w:rPr>
+        <w:t xml:space="preserve"> hoặc </w:t>
+      </w:r>
+      <w:r>
+        <w:rPr>
+          <w:rFonts w:ascii="Consolas" w:cs="Consolas" w:eastAsia="Consolas" w:hAnsi="Consolas"/>
+          <w:sz w:val="20"/>
+          <w:szCs w:val="20"/>
+          <w:shd w:fill="EEF1F5" w:val="clear"/>
+        </w:rPr>
+        <w:t xml:space="preserve">session/load</w:t>
+      </w:r>
+      <w:r>
+        <w:rPr>
+          <w:rFonts w:ascii="Arial" w:cs="Arial" w:eastAsia="Arial" w:hAnsi="Arial"/>
+        </w:rPr>
+        <w:t xml:space="preserve">).</w:t>
+      </w:r>
+    </w:p>
+    <w:p>
+      <w:pPr>
+        <w:pStyle w:val="ListParagraph"/>
+        <w:numPr>
+          <w:ilvl w:val="0"/>
+          <w:numId w:val="5"/>
+        </w:numPr>
+        <w:spacing w:after="60" w:line="288"/>
+      </w:pPr>
+      <w:r>
+        <w:rPr>
+          <w:rFonts w:ascii="Arial" w:cs="Arial" w:eastAsia="Arial" w:hAnsi="Arial"/>
+        </w:rPr>
+        <w:t xml:space="preserve">Agent làm việc trong hội thoại cũ, gọi API với mã run mới, nên thao tác ghi (comment, đóng task) không bị từ chối vì ownership.</w:t>
+      </w:r>
+    </w:p>
+    <w:p>
+      <w:pPr>
+        <w:spacing w:after="120" w:line="300"/>
+        <w:jc w:val="left"/>
+      </w:pPr>
+      <w:r>
+        <w:rPr>
+          <w:rFonts w:ascii="Arial" w:cs="Arial" w:eastAsia="Arial" w:hAnsi="Arial"/>
+          <w:b/>
+          <w:bCs/>
+        </w:rPr>
+        <w:t xml:space="preserve">Những thay đổi thật vẫn làm session bị bỏ:</w:t>
+      </w:r>
+      <w:r>
+        <w:rPr>
+          <w:rFonts w:ascii="Arial" w:cs="Arial" w:eastAsia="Arial" w:hAnsi="Arial"/>
+        </w:rPr>
+        <w:t xml:space="preserve"> theo các test của từng commit, session vẫn bị đặt lại khi cấu hình workspace thật của issue đổi (</w:t>
+      </w:r>
+      <w:r>
+        <w:rPr>
+          <w:rFonts w:ascii="Consolas" w:cs="Consolas" w:eastAsia="Consolas" w:hAnsi="Consolas"/>
+          <w:sz w:val="20"/>
+          <w:szCs w:val="20"/>
+          <w:shd w:fill="EEF1F5" w:val="clear"/>
+        </w:rPr>
+        <w:t xml:space="preserve">issueSettings</w:t>
+      </w:r>
+      <w:r>
+        <w:rPr>
+          <w:rFonts w:ascii="Arial" w:cs="Arial" w:eastAsia="Arial" w:hAnsi="Arial"/>
+        </w:rPr>
+        <w:t xml:space="preserve">), khi project bị sửa, khi một model profile được áp dụng hoặc đổi giữa hai profile đã áp dụng, và khi env cấu hình thật sự đổi.</w:t>
+      </w:r>
+    </w:p>
+    <w:p>
+      <w:pPr>
+        <w:pStyle w:val="Heading2"/>
+      </w:pPr>
+      <w:r>
+        <w:rPr>
+          <w:rFonts w:ascii="Arial" w:cs="Arial" w:eastAsia="Arial" w:hAnsi="Arial"/>
+        </w:rPr>
+        <w:t xml:space="preserve">6.5. Kiểm chứng và hạn chế</w:t>
+      </w:r>
+    </w:p>
+    <w:tbl>
+      <w:tblPr>
+        <w:tblW w:type="dxa" w:w="9638"/>
+        <w:tblBorders>
+          <w:top w:val="single" w:color="auto" w:sz="4"/>
+          <w:left w:val="single" w:color="auto" w:sz="4"/>
+          <w:bottom w:val="single" w:color="auto" w:sz="4"/>
+          <w:right w:val="single" w:color="auto" w:sz="4"/>
+          <w:insideH w:val="single" w:color="auto" w:sz="4"/>
+          <w:insideV w:val="single" w:color="auto" w:sz="4"/>
+        </w:tblBorders>
+      </w:tblPr>
+      <w:tblGrid>
+        <w:gridCol w:w="1700"/>
+        <w:gridCol w:w="1100"/>
+        <w:gridCol w:w="6838"/>
+      </w:tblGrid>
+      <w:tr>
+        <w:trPr>
+          <w:tblHeader/>
+        </w:trPr>
+        <w:tc>
+          <w:tcPr>
+            <w:tcW w:type="dxa" w:w="1700"/>
+            <w:tcBorders>
+              <w:top w:val="single" w:color="BFBFBF" w:sz="4"/>
+              <w:left w:val="single" w:color="BFBFBF" w:sz="4"/>
+              <w:bottom w:val="single" w:color="BFBFBF" w:sz="4"/>
+              <w:right w:val="single" w:color="BFBFBF" w:sz="4"/>
+            </w:tcBorders>
+            <w:shd w:fill="D9E2F3" w:color="auto" w:val="clear"/>
+            <w:tcMar>
+              <w:top w:type="dxa" w:w="60"/>
+              <w:left w:type="dxa" w:w="100"/>
+              <w:bottom w:type="dxa" w:w="60"/>
+              <w:right w:type="dxa" w:w="100"/>
+            </w:tcMar>
+          </w:tcPr>
+          <w:p>
+            <w:pPr>
+              <w:spacing w:after="40" w:line="264"/>
+              <w:jc w:val="left"/>
+            </w:pPr>
+            <w:r>
+              <w:rPr>
+                <w:rFonts w:ascii="Arial" w:cs="Arial" w:eastAsia="Arial" w:hAnsi="Arial"/>
+                <w:b/>
+                <w:bCs/>
+                <w:sz w:val="18"/>
+                <w:szCs w:val="18"/>
+              </w:rPr>
+              <w:t xml:space="preserve">Commit</w:t>
+            </w:r>
+          </w:p>
+        </w:tc>
+        <w:tc>
+          <w:tcPr>
+            <w:tcW w:type="dxa" w:w="1100"/>
+            <w:tcBorders>
+              <w:top w:val="single" w:color="BFBFBF" w:sz="4"/>
+              <w:left w:val="single" w:color="BFBFBF" w:sz="4"/>
+              <w:bottom w:val="single" w:color="BFBFBF" w:sz="4"/>
+              <w:right w:val="single" w:color="BFBFBF" w:sz="4"/>
+            </w:tcBorders>
+            <w:shd w:fill="D9E2F3" w:color="auto" w:val="clear"/>
+            <w:tcMar>
+              <w:top w:type="dxa" w:w="60"/>
+              <w:left w:type="dxa" w:w="100"/>
+              <w:bottom w:type="dxa" w:w="60"/>
+              <w:right w:type="dxa" w:w="100"/>
+            </w:tcMar>
+          </w:tcPr>
+          <w:p>
+            <w:pPr>
+              <w:spacing w:after="40" w:line="264"/>
+              <w:jc w:val="left"/>
+            </w:pPr>
+            <w:r>
+              <w:rPr>
+                <w:rFonts w:ascii="Arial" w:cs="Arial" w:eastAsia="Arial" w:hAnsi="Arial"/>
+                <w:b/>
+                <w:bCs/>
+                <w:sz w:val="18"/>
+                <w:szCs w:val="18"/>
+              </w:rPr>
+              <w:t xml:space="preserve">Test mới</w:t>
+            </w:r>
+          </w:p>
+        </w:tc>
+        <w:tc>
+          <w:tcPr>
+            <w:tcW w:type="dxa" w:w="6838"/>
+            <w:tcBorders>
+              <w:top w:val="single" w:color="BFBFBF" w:sz="4"/>
+              <w:left w:val="single" w:color="BFBFBF" w:sz="4"/>
+              <w:bottom w:val="single" w:color="BFBFBF" w:sz="4"/>
+              <w:right w:val="single" w:color="BFBFBF" w:sz="4"/>
+            </w:tcBorders>
+            <w:shd w:fill="D9E2F3" w:color="auto" w:val="clear"/>
+            <w:tcMar>
+              <w:top w:type="dxa" w:w="60"/>
+              <w:left w:type="dxa" w:w="100"/>
+              <w:bottom w:type="dxa" w:w="60"/>
+              <w:right w:type="dxa" w:w="100"/>
+            </w:tcMar>
+          </w:tcPr>
+          <w:p>
+            <w:pPr>
+              <w:spacing w:after="40" w:line="264"/>
+              <w:jc w:val="left"/>
+            </w:pPr>
+            <w:r>
+              <w:rPr>
+                <w:rFonts w:ascii="Arial" w:cs="Arial" w:eastAsia="Arial" w:hAnsi="Arial"/>
+                <w:b/>
+                <w:bCs/>
+                <w:sz w:val="18"/>
+                <w:szCs w:val="18"/>
+              </w:rPr>
+              <w:t xml:space="preserve">Nội dung kiểm tra</w:t>
+            </w:r>
+          </w:p>
+        </w:tc>
+      </w:tr>
+      <w:tr>
+        <w:trPr>
+          <w:cantSplit/>
+        </w:trPr>
+        <w:tc>
+          <w:tcPr>
+            <w:tcW w:type="dxa" w:w="1700"/>
+            <w:tcBorders>
+              <w:top w:val="single" w:color="BFBFBF" w:sz="4"/>
+              <w:left w:val="single" w:color="BFBFBF" w:sz="4"/>
+              <w:bottom w:val="single" w:color="BFBFBF" w:sz="4"/>
+              <w:right w:val="single" w:color="BFBFBF" w:sz="4"/>
+            </w:tcBorders>
+            <w:tcMar>
+              <w:top w:type="dxa" w:w="60"/>
+              <w:left w:type="dxa" w:w="100"/>
+              <w:bottom w:type="dxa" w:w="60"/>
+              <w:right w:type="dxa" w:w="100"/>
+            </w:tcMar>
+          </w:tcPr>
+          <w:p>
+            <w:pPr>
+              <w:spacing w:after="40" w:line="264"/>
+              <w:jc w:val="left"/>
+            </w:pPr>
+            <w:r>
+              <w:rPr>
+                <w:rFonts w:ascii="Consolas" w:cs="Consolas" w:eastAsia="Consolas" w:hAnsi="Consolas"/>
+                <w:sz w:val="16"/>
+                <w:szCs w:val="16"/>
+                <w:shd w:fill="EEF1F5" w:val="clear"/>
+              </w:rPr>
+              <w:t xml:space="preserve">9484bc8d8</w:t>
+            </w:r>
+          </w:p>
+        </w:tc>
+        <w:tc>
+          <w:tcPr>
+            <w:tcW w:type="dxa" w:w="1100"/>
+            <w:tcBorders>
+              <w:top w:val="single" w:color="BFBFBF" w:sz="4"/>
+              <w:left w:val="single" w:color="BFBFBF" w:sz="4"/>
+              <w:bottom w:val="single" w:color="BFBFBF" w:sz="4"/>
+              <w:right w:val="single" w:color="BFBFBF" w:sz="4"/>
+            </w:tcBorders>
+            <w:tcMar>
+              <w:top w:type="dxa" w:w="60"/>
+              <w:left w:type="dxa" w:w="100"/>
+              <w:bottom w:type="dxa" w:w="60"/>
+              <w:right w:type="dxa" w:w="100"/>
+            </w:tcMar>
+          </w:tcPr>
+          <w:p>
+            <w:pPr>
+              <w:spacing w:after="40" w:line="264"/>
+              <w:jc w:val="left"/>
+            </w:pPr>
+            <w:r>
+              <w:rPr>
+                <w:rFonts w:ascii="Arial" w:cs="Arial" w:eastAsia="Arial" w:hAnsi="Arial"/>
+                <w:sz w:val="18"/>
+                <w:szCs w:val="18"/>
+              </w:rPr>
+              <w:t xml:space="preserve">3</w:t>
+            </w:r>
+          </w:p>
+        </w:tc>
+        <w:tc>
+          <w:tcPr>
+            <w:tcW w:type="dxa" w:w="6838"/>
+            <w:tcBorders>
+              <w:top w:val="single" w:color="BFBFBF" w:sz="4"/>
+              <w:left w:val="single" w:color="BFBFBF" w:sz="4"/>
+              <w:bottom w:val="single" w:color="BFBFBF" w:sz="4"/>
+              <w:right w:val="single" w:color="BFBFBF" w:sz="4"/>
+            </w:tcBorders>
+            <w:tcMar>
+              <w:top w:type="dxa" w:w="60"/>
+              <w:left w:type="dxa" w:w="100"/>
+              <w:bottom w:type="dxa" w:w="60"/>
+              <w:right w:type="dxa" w:w="100"/>
+            </w:tcMar>
+          </w:tcPr>
+          <w:p>
+            <w:pPr>
+              <w:spacing w:after="40" w:line="264"/>
+              <w:jc w:val="left"/>
+            </w:pPr>
+            <w:r>
+              <w:rPr>
+                <w:rFonts w:ascii="Arial" w:cs="Arial" w:eastAsia="Arial" w:hAnsi="Arial"/>
+                <w:sz w:val="18"/>
+                <w:szCs w:val="18"/>
+              </w:rPr>
+              <w:t xml:space="preserve">Mốc thời gian của issue không bao giờ vào mã băm (comment, đổi trạng thái, checkout giữ nguyên session); vẫn đặt lại khi workspace settings thật của issue đổi; vẫn đặt lại khi project bị sửa.</w:t>
+            </w:r>
+          </w:p>
+        </w:tc>
+      </w:tr>
+      <w:tr>
+        <w:trPr>
+          <w:cantSplit/>
+        </w:trPr>
+        <w:tc>
+          <w:tcPr>
+            <w:tcW w:type="dxa" w:w="1700"/>
+            <w:tcBorders>
+              <w:top w:val="single" w:color="BFBFBF" w:sz="4"/>
+              <w:left w:val="single" w:color="BFBFBF" w:sz="4"/>
+              <w:bottom w:val="single" w:color="BFBFBF" w:sz="4"/>
+              <w:right w:val="single" w:color="BFBFBF" w:sz="4"/>
+            </w:tcBorders>
+            <w:tcMar>
+              <w:top w:type="dxa" w:w="60"/>
+              <w:left w:type="dxa" w:w="100"/>
+              <w:bottom w:type="dxa" w:w="60"/>
+              <w:right w:type="dxa" w:w="100"/>
+            </w:tcMar>
+          </w:tcPr>
+          <w:p>
+            <w:pPr>
+              <w:spacing w:after="40" w:line="264"/>
+              <w:jc w:val="left"/>
+            </w:pPr>
+            <w:r>
+              <w:rPr>
+                <w:rFonts w:ascii="Consolas" w:cs="Consolas" w:eastAsia="Consolas" w:hAnsi="Consolas"/>
+                <w:sz w:val="16"/>
+                <w:szCs w:val="16"/>
+                <w:shd w:fill="EEF1F5" w:val="clear"/>
+              </w:rPr>
+              <w:t xml:space="preserve">ce5f44f62</w:t>
+            </w:r>
+          </w:p>
+        </w:tc>
+        <w:tc>
+          <w:tcPr>
+            <w:tcW w:type="dxa" w:w="1100"/>
+            <w:tcBorders>
+              <w:top w:val="single" w:color="BFBFBF" w:sz="4"/>
+              <w:left w:val="single" w:color="BFBFBF" w:sz="4"/>
+              <w:bottom w:val="single" w:color="BFBFBF" w:sz="4"/>
+              <w:right w:val="single" w:color="BFBFBF" w:sz="4"/>
+            </w:tcBorders>
+            <w:tcMar>
+              <w:top w:type="dxa" w:w="60"/>
+              <w:left w:type="dxa" w:w="100"/>
+              <w:bottom w:type="dxa" w:w="60"/>
+              <w:right w:type="dxa" w:w="100"/>
+            </w:tcMar>
+          </w:tcPr>
+          <w:p>
+            <w:pPr>
+              <w:spacing w:after="40" w:line="264"/>
+              <w:jc w:val="left"/>
+            </w:pPr>
+            <w:r>
+              <w:rPr>
+                <w:rFonts w:ascii="Arial" w:cs="Arial" w:eastAsia="Arial" w:hAnsi="Arial"/>
+                <w:sz w:val="18"/>
+                <w:szCs w:val="18"/>
+              </w:rPr>
+              <w:t xml:space="preserve">2</w:t>
+            </w:r>
+          </w:p>
+        </w:tc>
+        <w:tc>
+          <w:tcPr>
+            <w:tcW w:type="dxa" w:w="6838"/>
+            <w:tcBorders>
+              <w:top w:val="single" w:color="BFBFBF" w:sz="4"/>
+              <w:left w:val="single" w:color="BFBFBF" w:sz="4"/>
+              <w:bottom w:val="single" w:color="BFBFBF" w:sz="4"/>
+              <w:right w:val="single" w:color="BFBFBF" w:sz="4"/>
+            </w:tcBorders>
+            <w:tcMar>
+              <w:top w:type="dxa" w:w="60"/>
+              <w:left w:type="dxa" w:w="100"/>
+              <w:bottom w:type="dxa" w:w="60"/>
+              <w:right w:type="dxa" w:w="100"/>
+            </w:tcMar>
+          </w:tcPr>
+          <w:p>
+            <w:pPr>
+              <w:spacing w:after="40" w:line="264"/>
+              <w:jc w:val="left"/>
+            </w:pPr>
+            <w:r>
+              <w:rPr>
+                <w:rFonts w:ascii="Arial" w:cs="Arial" w:eastAsia="Arial" w:hAnsi="Arial"/>
+                <w:sz w:val="18"/>
+                <w:szCs w:val="18"/>
+              </w:rPr>
+              <w:t xml:space="preserve">Profile được yêu cầu nhưng không áp dụng coi như không có profile; vẫn đặt lại khi một profile được áp dụng xuất hiện hoặc chuyển profile.</w:t>
+            </w:r>
+          </w:p>
+        </w:tc>
+      </w:tr>
+      <w:tr>
+        <w:trPr>
+          <w:cantSplit/>
+        </w:trPr>
+        <w:tc>
+          <w:tcPr>
+            <w:tcW w:type="dxa" w:w="1700"/>
+            <w:tcBorders>
+              <w:top w:val="single" w:color="BFBFBF" w:sz="4"/>
+              <w:left w:val="single" w:color="BFBFBF" w:sz="4"/>
+              <w:bottom w:val="single" w:color="BFBFBF" w:sz="4"/>
+              <w:right w:val="single" w:color="BFBFBF" w:sz="4"/>
+            </w:tcBorders>
+            <w:tcMar>
+              <w:top w:type="dxa" w:w="60"/>
+              <w:left w:type="dxa" w:w="100"/>
+              <w:bottom w:type="dxa" w:w="60"/>
+              <w:right w:type="dxa" w:w="100"/>
+            </w:tcMar>
+          </w:tcPr>
+          <w:p>
+            <w:pPr>
+              <w:spacing w:after="40" w:line="264"/>
+              <w:jc w:val="left"/>
+            </w:pPr>
+            <w:r>
+              <w:rPr>
+                <w:rFonts w:ascii="Consolas" w:cs="Consolas" w:eastAsia="Consolas" w:hAnsi="Consolas"/>
+                <w:sz w:val="16"/>
+                <w:szCs w:val="16"/>
+                <w:shd w:fill="EEF1F5" w:val="clear"/>
+              </w:rPr>
+              <w:t xml:space="preserve">cdc715f16</w:t>
+            </w:r>
+          </w:p>
+        </w:tc>
+        <w:tc>
+          <w:tcPr>
+            <w:tcW w:type="dxa" w:w="1100"/>
+            <w:tcBorders>
+              <w:top w:val="single" w:color="BFBFBF" w:sz="4"/>
+              <w:left w:val="single" w:color="BFBFBF" w:sz="4"/>
+              <w:bottom w:val="single" w:color="BFBFBF" w:sz="4"/>
+              <w:right w:val="single" w:color="BFBFBF" w:sz="4"/>
+            </w:tcBorders>
+            <w:tcMar>
+              <w:top w:type="dxa" w:w="60"/>
+              <w:left w:type="dxa" w:w="100"/>
+              <w:bottom w:type="dxa" w:w="60"/>
+              <w:right w:type="dxa" w:w="100"/>
+            </w:tcMar>
+          </w:tcPr>
+          <w:p>
+            <w:pPr>
+              <w:spacing w:after="40" w:line="264"/>
+              <w:jc w:val="left"/>
+            </w:pPr>
+            <w:r>
+              <w:rPr>
+                <w:rFonts w:ascii="Arial" w:cs="Arial" w:eastAsia="Arial" w:hAnsi="Arial"/>
+                <w:sz w:val="18"/>
+                <w:szCs w:val="18"/>
+              </w:rPr>
+              <w:t xml:space="preserve">4</w:t>
+            </w:r>
+          </w:p>
+        </w:tc>
+        <w:tc>
+          <w:tcPr>
+            <w:tcW w:type="dxa" w:w="6838"/>
+            <w:tcBorders>
+              <w:top w:val="single" w:color="BFBFBF" w:sz="4"/>
+              <w:left w:val="single" w:color="BFBFBF" w:sz="4"/>
+              <w:bottom w:val="single" w:color="BFBFBF" w:sz="4"/>
+              <w:right w:val="single" w:color="BFBFBF" w:sz="4"/>
+            </w:tcBorders>
+            <w:tcMar>
+              <w:top w:type="dxa" w:w="60"/>
+              <w:left w:type="dxa" w:w="100"/>
+              <w:bottom w:type="dxa" w:w="60"/>
+              <w:right w:type="dxa" w:w="100"/>
+            </w:tcMar>
+          </w:tcPr>
+          <w:p>
+            <w:pPr>
+              <w:spacing w:after="40" w:line="264"/>
+              <w:jc w:val="left"/>
+            </w:pPr>
+            <w:r>
+              <w:rPr>
+                <w:rFonts w:ascii="Arial" w:cs="Arial" w:eastAsia="Arial" w:hAnsi="Arial"/>
+                <w:sz w:val="18"/>
+                <w:szCs w:val="18"/>
+              </w:rPr>
+              <w:t xml:space="preserve">Hai run chỉ khác thư mục scratch cho cùng kết quả; thay đổi thật của env cấu hình vẫn được nhận ra; </w:t>
+            </w:r>
+            <w:r>
+              <w:rPr>
+                <w:rFonts w:ascii="Consolas" w:cs="Consolas" w:eastAsia="Consolas" w:hAnsi="Consolas"/>
+                <w:sz w:val="16"/>
+                <w:szCs w:val="16"/>
+                <w:shd w:fill="EEF1F5" w:val="clear"/>
+              </w:rPr>
+              <w:t xml:space="preserve">TMPDIR</w:t>
+            </w:r>
+            <w:r>
+              <w:rPr>
+                <w:rFonts w:ascii="Arial" w:cs="Arial" w:eastAsia="Arial" w:hAnsi="Arial"/>
+                <w:sz w:val="18"/>
+                <w:szCs w:val="18"/>
+              </w:rPr>
+              <w:t xml:space="preserve"> do người dùng cấu hình được giữ; không làm gì khi server không tạo thư mục scratch.</w:t>
+            </w:r>
+          </w:p>
+        </w:tc>
+      </w:tr>
+      <w:tr>
+        <w:trPr>
+          <w:cantSplit/>
+        </w:trPr>
+        <w:tc>
+          <w:tcPr>
+            <w:tcW w:type="dxa" w:w="1700"/>
+            <w:tcBorders>
+              <w:top w:val="single" w:color="BFBFBF" w:sz="4"/>
+              <w:left w:val="single" w:color="BFBFBF" w:sz="4"/>
+              <w:bottom w:val="single" w:color="BFBFBF" w:sz="4"/>
+              <w:right w:val="single" w:color="BFBFBF" w:sz="4"/>
+            </w:tcBorders>
+            <w:tcMar>
+              <w:top w:type="dxa" w:w="60"/>
+              <w:left w:type="dxa" w:w="100"/>
+              <w:bottom w:type="dxa" w:w="60"/>
+              <w:right w:type="dxa" w:w="100"/>
+            </w:tcMar>
+          </w:tcPr>
+          <w:p>
+            <w:pPr>
+              <w:spacing w:after="40" w:line="264"/>
+              <w:jc w:val="left"/>
+            </w:pPr>
+            <w:r>
+              <w:rPr>
+                <w:rFonts w:ascii="Consolas" w:cs="Consolas" w:eastAsia="Consolas" w:hAnsi="Consolas"/>
+                <w:sz w:val="16"/>
+                <w:szCs w:val="16"/>
+                <w:shd w:fill="EEF1F5" w:val="clear"/>
+              </w:rPr>
+              <w:t xml:space="preserve">612535f46</w:t>
+            </w:r>
+          </w:p>
+        </w:tc>
+        <w:tc>
+          <w:tcPr>
+            <w:tcW w:type="dxa" w:w="1100"/>
+            <w:tcBorders>
+              <w:top w:val="single" w:color="BFBFBF" w:sz="4"/>
+              <w:left w:val="single" w:color="BFBFBF" w:sz="4"/>
+              <w:bottom w:val="single" w:color="BFBFBF" w:sz="4"/>
+              <w:right w:val="single" w:color="BFBFBF" w:sz="4"/>
+            </w:tcBorders>
+            <w:tcMar>
+              <w:top w:type="dxa" w:w="60"/>
+              <w:left w:type="dxa" w:w="100"/>
+              <w:bottom w:type="dxa" w:w="60"/>
+              <w:right w:type="dxa" w:w="100"/>
+            </w:tcMar>
+          </w:tcPr>
+          <w:p>
+            <w:pPr>
+              <w:spacing w:after="40" w:line="264"/>
+              <w:jc w:val="left"/>
+            </w:pPr>
+            <w:r>
+              <w:rPr>
+                <w:rFonts w:ascii="Arial" w:cs="Arial" w:eastAsia="Arial" w:hAnsi="Arial"/>
+                <w:sz w:val="18"/>
+                <w:szCs w:val="18"/>
+              </w:rPr>
+              <w:t xml:space="preserve">4</w:t>
+            </w:r>
+          </w:p>
+        </w:tc>
+        <w:tc>
+          <w:tcPr>
+            <w:tcW w:type="dxa" w:w="6838"/>
+            <w:tcBorders>
+              <w:top w:val="single" w:color="BFBFBF" w:sz="4"/>
+              <w:left w:val="single" w:color="BFBFBF" w:sz="4"/>
+              <w:bottom w:val="single" w:color="BFBFBF" w:sz="4"/>
+              <w:right w:val="single" w:color="BFBFBF" w:sz="4"/>
+            </w:tcBorders>
+            <w:tcMar>
+              <w:top w:type="dxa" w:w="60"/>
+              <w:left w:type="dxa" w:w="100"/>
+              <w:bottom w:type="dxa" w:w="60"/>
+              <w:right w:type="dxa" w:w="100"/>
+            </w:tcMar>
+          </w:tcPr>
+          <w:p>
+            <w:pPr>
+              <w:spacing w:after="40" w:line="264"/>
+              <w:jc w:val="left"/>
+            </w:pPr>
+            <w:r>
+              <w:rPr>
+                <w:rFonts w:ascii="Arial" w:cs="Arial" w:eastAsia="Arial" w:hAnsi="Arial"/>
+                <w:sz w:val="18"/>
+                <w:szCs w:val="18"/>
+              </w:rPr>
+              <w:t xml:space="preserve">Đặt cờ cho bản ghi đang có; không làm gì khi không có bản ghi; không ghi lại bản ghi đã mang cờ; kho không đọc được coi như không có bản ghi.</w:t>
+            </w:r>
+          </w:p>
+        </w:tc>
+      </w:tr>
+    </w:tbl>
+    <w:p>
+      <w:pPr>
+        <w:spacing w:after="120"/>
+      </w:pPr>
+    </w:p>
+    <w:p>
+      <w:pPr>
+        <w:pBdr>
+          <w:left w:val="single" w:color="7F7F7F" w:sz="18" w:space="6"/>
+        </w:pBdr>
+        <w:shd w:fill="E2F0D9" w:color="auto" w:val="clear"/>
+        <w:spacing w:after="140" w:before="60" w:line="288"/>
+        <w:ind w:left="120"/>
+      </w:pPr>
+      <w:r>
+        <w:rPr>
+          <w:rFonts w:ascii="Arial" w:cs="Arial" w:eastAsia="Arial" w:hAnsi="Arial"/>
+          <w:b/>
+          <w:bCs/>
+          <w:sz w:val="21"/>
+          <w:szCs w:val="21"/>
+        </w:rPr>
+        <w:t xml:space="preserve">Đã kiểm chứng: </w:t>
+      </w:r>
+      <w:r>
+        <w:rPr>
+          <w:rFonts w:ascii="Arial" w:cs="Arial" w:eastAsia="Arial" w:hAnsi="Arial"/>
+          <w:sz w:val="21"/>
+          <w:szCs w:val="21"/>
+        </w:rPr>
+        <w:t xml:space="preserve">13 test mới (3, 2, 4 và 4). Chạy lại ngày 22/10/2026 ba tệp </w:t>
+      </w:r>
+      <w:r>
+        <w:rPr>
+          <w:rFonts w:ascii="Consolas" w:cs="Consolas" w:eastAsia="Consolas" w:hAnsi="Consolas"/>
+          <w:sz w:val="19"/>
+          <w:szCs w:val="19"/>
+          <w:shd w:fill="EEF1F5" w:val="clear"/>
+        </w:rPr>
+        <w:t xml:space="preserve">fingerprint-env.test.ts</w:t>
+      </w:r>
+      <w:r>
+        <w:rPr>
+          <w:rFonts w:ascii="Arial" w:cs="Arial" w:eastAsia="Arial" w:hAnsi="Arial"/>
+          <w:sz w:val="21"/>
+          <w:szCs w:val="21"/>
+        </w:rPr>
+        <w:t xml:space="preserve">, </w:t>
+      </w:r>
+      <w:r>
+        <w:rPr>
+          <w:rFonts w:ascii="Consolas" w:cs="Consolas" w:eastAsia="Consolas" w:hAnsi="Consolas"/>
+          <w:sz w:val="19"/>
+          <w:szCs w:val="19"/>
+          <w:shd w:fill="EEF1F5" w:val="clear"/>
+        </w:rPr>
+        <w:t xml:space="preserve">session-refresh.test.ts</w:t>
+      </w:r>
+      <w:r>
+        <w:rPr>
+          <w:rFonts w:ascii="Arial" w:cs="Arial" w:eastAsia="Arial" w:hAnsi="Arial"/>
+          <w:sz w:val="21"/>
+          <w:szCs w:val="21"/>
+        </w:rPr>
+        <w:t xml:space="preserve"> và </w:t>
+      </w:r>
+      <w:r>
+        <w:rPr>
+          <w:rFonts w:ascii="Consolas" w:cs="Consolas" w:eastAsia="Consolas" w:hAnsi="Consolas"/>
+          <w:sz w:val="19"/>
+          <w:szCs w:val="19"/>
+          <w:shd w:fill="EEF1F5" w:val="clear"/>
+        </w:rPr>
+        <w:t xml:space="preserve">heartbeat-workspace-session.test.ts</w:t>
+      </w:r>
+      <w:r>
+        <w:rPr>
+          <w:rFonts w:ascii="Arial" w:cs="Arial" w:eastAsia="Arial" w:hAnsi="Arial"/>
+          <w:sz w:val="21"/>
+          <w:szCs w:val="21"/>
+        </w:rPr>
+        <w:t xml:space="preserve">: </w:t>
+      </w:r>
+      <w:r>
+        <w:rPr>
+          <w:rFonts w:ascii="Arial" w:cs="Arial" w:eastAsia="Arial" w:hAnsi="Arial"/>
+          <w:b/>
+          <w:bCs/>
+          <w:sz w:val="21"/>
+          <w:szCs w:val="21"/>
+        </w:rPr>
+        <w:t xml:space="preserve">132 test đạt</w:t>
+      </w:r>
+      <w:r>
+        <w:rPr>
+          <w:rFonts w:ascii="Arial" w:cs="Arial" w:eastAsia="Arial" w:hAnsi="Arial"/>
+          <w:sz w:val="21"/>
+          <w:szCs w:val="21"/>
+        </w:rPr>
+        <w:t xml:space="preserve">, 0 không đạt (con số gồm cả các test có sẵn của tệp </w:t>
+      </w:r>
+      <w:r>
+        <w:rPr>
+          <w:rFonts w:ascii="Consolas" w:cs="Consolas" w:eastAsia="Consolas" w:hAnsi="Consolas"/>
+          <w:sz w:val="19"/>
+          <w:szCs w:val="19"/>
+          <w:shd w:fill="EEF1F5" w:val="clear"/>
+        </w:rPr>
+        <w:t xml:space="preserve">heartbeat-workspace-session.test.ts</w:t>
+      </w:r>
+      <w:r>
+        <w:rPr>
+          <w:rFonts w:ascii="Arial" w:cs="Arial" w:eastAsia="Arial" w:hAnsi="Arial"/>
+          <w:sz w:val="21"/>
+          <w:szCs w:val="21"/>
+        </w:rPr>
+        <w:t xml:space="preserve">).</w:t>
+      </w:r>
+    </w:p>
+    <w:p>
+      <w:pPr>
+        <w:pBdr>
+          <w:left w:val="single" w:color="7F7F7F" w:sz="18" w:space="6"/>
+        </w:pBdr>
+        <w:shd w:fill="E2F0D9" w:color="auto" w:val="clear"/>
+        <w:spacing w:after="140" w:before="60" w:line="288"/>
+        <w:ind w:left="120"/>
+      </w:pPr>
+      <w:r>
+        <w:rPr>
+          <w:rFonts w:ascii="Arial" w:cs="Arial" w:eastAsia="Arial" w:hAnsi="Arial"/>
+          <w:b/>
+          <w:bCs/>
+          <w:sz w:val="21"/>
+          <w:szCs w:val="21"/>
+        </w:rPr>
+        <w:t xml:space="preserve">Đã kiểm chứng: </w:t>
+      </w:r>
+      <w:r>
+        <w:rPr>
+          <w:rFonts w:ascii="Arial" w:cs="Arial" w:eastAsia="Arial" w:hAnsi="Arial"/>
+          <w:sz w:val="21"/>
+          <w:szCs w:val="21"/>
+        </w:rPr>
+        <w:t xml:space="preserve">theo mô tả của commit </w:t>
+      </w:r>
+      <w:r>
+        <w:rPr>
+          <w:rFonts w:ascii="Consolas" w:cs="Consolas" w:eastAsia="Consolas" w:hAnsi="Consolas"/>
+          <w:sz w:val="19"/>
+          <w:szCs w:val="19"/>
+          <w:shd w:fill="EEF1F5" w:val="clear"/>
+        </w:rPr>
+        <w:t xml:space="preserve">612535f46</w:t>
+      </w:r>
+      <w:r>
+        <w:rPr>
+          <w:rFonts w:ascii="Arial" w:cs="Arial" w:eastAsia="Arial" w:hAnsi="Arial"/>
+          <w:sz w:val="21"/>
+          <w:szCs w:val="21"/>
+        </w:rPr>
+        <w:t xml:space="preserve"> (nguồn là thông điệp commit, tôi chưa tự chạy lại): trên một run thật, lượt resume giữ nguyên mã session, ghi bằng mã run mới và kết thúc không còn lỗi ownership.</w:t>
+      </w:r>
+    </w:p>
+    <w:p>
+      <w:pPr>
+        <w:pBdr>
+          <w:left w:val="single" w:color="7F7F7F" w:sz="18" w:space="6"/>
+        </w:pBdr>
+        <w:shd w:fill="FFF2CC" w:color="auto" w:val="clear"/>
+        <w:spacing w:after="140" w:before="60" w:line="288"/>
+        <w:ind w:left="120"/>
+      </w:pPr>
+      <w:r>
+        <w:rPr>
+          <w:rFonts w:ascii="Arial" w:cs="Arial" w:eastAsia="Arial" w:hAnsi="Arial"/>
+          <w:b/>
+          <w:bCs/>
+          <w:sz w:val="21"/>
+          <w:szCs w:val="21"/>
+        </w:rPr>
+        <w:t xml:space="preserve">Chưa kiểm chứng: </w:t>
+      </w:r>
+      <w:r>
+        <w:rPr>
+          <w:rFonts w:ascii="Arial" w:cs="Arial" w:eastAsia="Arial" w:hAnsi="Arial"/>
+          <w:sz w:val="21"/>
+          <w:szCs w:val="21"/>
+        </w:rPr>
+        <w:t xml:space="preserve">chưa có số đo về tỷ lệ session được dùng lại trên nhiều run. Chưa kiểm tra trong luồng Telegram và n8n thực tế (comment vào task cũ của agent Front-Desk). Chưa kiểm tra với agent không ở chế độ </w:t>
+      </w:r>
+      <w:r>
+        <w:rPr>
+          <w:rFonts w:ascii="Consolas" w:cs="Consolas" w:eastAsia="Consolas" w:hAnsi="Consolas"/>
+          <w:sz w:val="19"/>
+          <w:szCs w:val="19"/>
+          <w:shd w:fill="EEF1F5" w:val="clear"/>
+        </w:rPr>
+        <w:t xml:space="preserve">persistent</w:t>
+      </w:r>
+      <w:r>
+        <w:rPr>
+          <w:rFonts w:ascii="Arial" w:cs="Arial" w:eastAsia="Arial" w:hAnsi="Arial"/>
+          <w:sz w:val="21"/>
+          <w:szCs w:val="21"/>
+        </w:rPr>
+        <w:t xml:space="preserve"> hoặc trường hợp handle ấm, và chưa kiểm tra ảnh hưởng của việc giữ hội thoại cũ lên kích thước ngữ cảnh và thời gian run.</w:t>
+      </w:r>
+    </w:p>
+    <w:p>
+      <w:pPr>
+        <w:pBdr>
+          <w:left w:val="single" w:color="7F7F7F" w:sz="18" w:space="6"/>
+        </w:pBdr>
+        <w:shd w:fill="DDEBF7" w:color="auto" w:val="clear"/>
+        <w:spacing w:after="140" w:before="60" w:line="288"/>
+        <w:ind w:left="120"/>
+      </w:pPr>
+      <w:r>
+        <w:rPr>
+          <w:rFonts w:ascii="Arial" w:cs="Arial" w:eastAsia="Arial" w:hAnsi="Arial"/>
+          <w:b/>
+          <w:bCs/>
+          <w:sz w:val="21"/>
+          <w:szCs w:val="21"/>
+        </w:rPr>
+        <w:t xml:space="preserve">Ghi chú: </w:t>
+      </w:r>
+      <w:r>
+        <w:rPr>
+          <w:rFonts w:ascii="Arial" w:cs="Arial" w:eastAsia="Arial" w:hAnsi="Arial"/>
+          <w:sz w:val="21"/>
+          <w:szCs w:val="21"/>
+        </w:rPr>
+        <w:t xml:space="preserve">Việc dùng lại session có thể làm ngữ cảnh của run dài hơn vì giữ lại toàn bộ hội thoại trước đó; đây là đánh đổi cố ý của tính năng, chưa được đo trong báo cáo này.</w:t>
+      </w:r>
+    </w:p>
+    <w:p>
+      <w:r>
+        <w:br w:type="page"/>
+      </w:r>
+    </w:p>
+    <w:p>
+      <w:pPr>
+        <w:pStyle w:val="Heading1"/>
+      </w:pPr>
+      <w:r>
+        <w:rPr>
+          <w:rFonts w:ascii="Arial" w:cs="Arial" w:eastAsia="Arial" w:hAnsi="Arial"/>
+        </w:rPr>
+        <w:t xml:space="preserve">KẾT LUẬN VÀ VIỆC CÒN LẠI</w:t>
+      </w:r>
+    </w:p>
+    <w:p>
+      <w:pPr>
+        <w:pStyle w:val="Heading2"/>
+      </w:pPr>
+      <w:r>
+        <w:rPr>
+          <w:rFonts w:ascii="Arial" w:cs="Arial" w:eastAsia="Arial" w:hAnsi="Arial"/>
+        </w:rPr>
+        <w:t xml:space="preserve">7.1. Hạn chế chung</w:t>
+      </w:r>
+    </w:p>
+    <w:p>
+      <w:pPr>
+        <w:pStyle w:val="ListParagraph"/>
+        <w:numPr>
+          <w:ilvl w:val="0"/>
+          <w:numId w:val="2"/>
+        </w:numPr>
+        <w:spacing w:after="60" w:line="288"/>
+      </w:pPr>
+      <w:r>
+        <w:rPr>
+          <w:rFonts w:ascii="Arial" w:cs="Arial" w:eastAsia="Arial" w:hAnsi="Arial"/>
+        </w:rPr>
+        <w:t xml:space="preserve">Chi phí hiển thị với model trả phí thật chưa được xác nhận; token hiển thị </w:t>
+      </w:r>
+      <w:r>
+        <w:rPr>
+          <w:rFonts w:ascii="Consolas" w:cs="Consolas" w:eastAsia="Consolas" w:hAnsi="Consolas"/>
+          <w:sz w:val="20"/>
+          <w:szCs w:val="20"/>
+          <w:shd w:fill="EEF1F5" w:val="clear"/>
+        </w:rPr>
+        <w:t xml:space="preserve">0 / 0</w:t>
+      </w:r>
+      <w:r>
+        <w:rPr>
+          <w:rFonts w:ascii="Arial" w:cs="Arial" w:eastAsia="Arial" w:hAnsi="Arial"/>
+        </w:rPr>
+        <w:t xml:space="preserve"> ở run dùng gói thuê bao chưa được điều tra.</w:t>
+      </w:r>
+    </w:p>
+    <w:p>
+      <w:pPr>
+        <w:pStyle w:val="ListParagraph"/>
+        <w:numPr>
+          <w:ilvl w:val="0"/>
+          <w:numId w:val="2"/>
+        </w:numPr>
+        <w:spacing w:after="60" w:line="288"/>
+      </w:pPr>
+      <w:r>
+        <w:rPr>
+          <w:rFonts w:ascii="Arial" w:cs="Arial" w:eastAsia="Arial" w:hAnsi="Arial"/>
+        </w:rPr>
+        <w:t xml:space="preserve">12 test không đạt ở </w:t>
+      </w:r>
+      <w:r>
+        <w:rPr>
+          <w:rFonts w:ascii="Consolas" w:cs="Consolas" w:eastAsia="Consolas" w:hAnsi="Consolas"/>
+          <w:sz w:val="20"/>
+          <w:szCs w:val="20"/>
+          <w:shd w:fill="EEF1F5" w:val="clear"/>
+        </w:rPr>
+        <w:t xml:space="preserve">codex-home.test.ts</w:t>
+      </w:r>
+      <w:r>
+        <w:rPr>
+          <w:rFonts w:ascii="Arial" w:cs="Arial" w:eastAsia="Arial" w:hAnsi="Arial"/>
+        </w:rPr>
+        <w:t xml:space="preserve"> và </w:t>
+      </w:r>
+      <w:r>
+        <w:rPr>
+          <w:rFonts w:ascii="Consolas" w:cs="Consolas" w:eastAsia="Consolas" w:hAnsi="Consolas"/>
+          <w:sz w:val="20"/>
+          <w:szCs w:val="20"/>
+          <w:shd w:fill="EEF1F5" w:val="clear"/>
+        </w:rPr>
+        <w:t xml:space="preserve">acp.test.ts</w:t>
+      </w:r>
+      <w:r>
+        <w:rPr>
+          <w:rFonts w:ascii="Arial" w:cs="Arial" w:eastAsia="Arial" w:hAnsi="Arial"/>
+        </w:rPr>
+        <w:t xml:space="preserve"> chưa được đối chiếu với bản gốc.</w:t>
+      </w:r>
+    </w:p>
+    <w:p>
+      <w:pPr>
+        <w:pStyle w:val="ListParagraph"/>
+        <w:numPr>
+          <w:ilvl w:val="0"/>
+          <w:numId w:val="2"/>
+        </w:numPr>
+        <w:spacing w:after="60" w:line="288"/>
+      </w:pPr>
+      <w:r>
+        <w:rPr>
+          <w:rFonts w:ascii="Arial" w:cs="Arial" w:eastAsia="Arial" w:hAnsi="Arial"/>
+        </w:rPr>
+        <w:t xml:space="preserve">Run vẫn báo "completed" khi mô hình lỗi 429 hết lần thử lại (chưa xử lý).</w:t>
+      </w:r>
+    </w:p>
+    <w:p>
+      <w:pPr>
+        <w:pStyle w:val="ListParagraph"/>
+        <w:numPr>
+          <w:ilvl w:val="0"/>
+          <w:numId w:val="2"/>
+        </w:numPr>
+        <w:spacing w:after="60" w:line="288"/>
+      </w:pPr>
+      <w:r>
+        <w:rPr>
+          <w:rFonts w:ascii="Arial" w:cs="Arial" w:eastAsia="Arial" w:hAnsi="Arial"/>
+        </w:rPr>
+        <w:t xml:space="preserve">Phần tối ưu chưa có số đo trước và sau.</w:t>
+      </w:r>
+    </w:p>
+    <w:p>
+      <w:pPr>
+        <w:pStyle w:val="ListParagraph"/>
+        <w:numPr>
+          <w:ilvl w:val="0"/>
+          <w:numId w:val="2"/>
+        </w:numPr>
+        <w:spacing w:after="60" w:line="288"/>
+      </w:pPr>
+      <w:r>
+        <w:rPr>
+          <w:rFonts w:ascii="Arial" w:cs="Arial" w:eastAsia="Arial" w:hAnsi="Arial"/>
+        </w:rPr>
+        <w:t xml:space="preserve">Việc dùng lại session (Phần 6) mới có test đơn vị và một lần quan sát trên run thật theo mô tả commit; chưa kiểm tra trong luồng Telegram và n8n.</w:t>
+      </w:r>
+    </w:p>
+    <w:p>
+      <w:pPr>
+        <w:pStyle w:val="Heading2"/>
+      </w:pPr>
+      <w:r>
+        <w:rPr>
+          <w:rFonts w:ascii="Arial" w:cs="Arial" w:eastAsia="Arial" w:hAnsi="Arial"/>
+        </w:rPr>
+        <w:t xml:space="preserve">7.2. Việc còn lại theo thứ tự đề xuất</w:t>
+      </w:r>
+    </w:p>
+    <w:p>
+      <w:pPr>
+        <w:pStyle w:val="ListParagraph"/>
+        <w:numPr>
+          <w:ilvl w:val="0"/>
+          <w:numId w:val="6"/>
+        </w:numPr>
+        <w:spacing w:after="60" w:line="288"/>
+      </w:pPr>
+      <w:r>
+        <w:rPr>
+          <w:rFonts w:ascii="Arial" w:cs="Arial" w:eastAsia="Arial" w:hAnsi="Arial"/>
+        </w:rPr>
+        <w:t xml:space="preserve">Đưa các tài liệu và code ngoài git vào quản lý phiên bản; commit các thay đổi còn lại.</w:t>
+      </w:r>
+    </w:p>
+    <w:p>
+      <w:pPr>
+        <w:pStyle w:val="ListParagraph"/>
+        <w:numPr>
+          <w:ilvl w:val="0"/>
+          <w:numId w:val="6"/>
+        </w:numPr>
+        <w:spacing w:after="60" w:line="288"/>
+      </w:pPr>
+      <w:r>
+        <w:rPr>
+          <w:rFonts w:ascii="Arial" w:cs="Arial" w:eastAsia="Arial" w:hAnsi="Arial"/>
+        </w:rPr>
+        <w:t xml:space="preserve">Sửa caption n8n; bỏ skill </w:t>
+      </w:r>
+      <w:r>
+        <w:rPr>
+          <w:rFonts w:ascii="Consolas" w:cs="Consolas" w:eastAsia="Consolas" w:hAnsi="Consolas"/>
+          <w:sz w:val="20"/>
+          <w:szCs w:val="20"/>
+          <w:shd w:fill="EEF1F5" w:val="clear"/>
+        </w:rPr>
+        <w:t xml:space="preserve">paperclip</w:t>
+      </w:r>
+      <w:r>
+        <w:rPr>
+          <w:rFonts w:ascii="Arial" w:cs="Arial" w:eastAsia="Arial" w:hAnsi="Arial"/>
+        </w:rPr>
+        <w:t xml:space="preserve">; chạy đo lại cùng loại task nhiều lần.</w:t>
+      </w:r>
+    </w:p>
+    <w:p>
+      <w:pPr>
+        <w:pStyle w:val="ListParagraph"/>
+        <w:numPr>
+          <w:ilvl w:val="0"/>
+          <w:numId w:val="6"/>
+        </w:numPr>
+        <w:spacing w:after="60" w:line="288"/>
+      </w:pPr>
+      <w:r>
+        <w:rPr>
+          <w:rFonts w:ascii="Arial" w:cs="Arial" w:eastAsia="Arial" w:hAnsi="Arial"/>
+        </w:rPr>
+        <w:t xml:space="preserve">Giới hạn </w:t>
+      </w:r>
+      <w:r>
+        <w:rPr>
+          <w:rFonts w:ascii="Consolas" w:cs="Consolas" w:eastAsia="Consolas" w:hAnsi="Consolas"/>
+          <w:sz w:val="20"/>
+          <w:szCs w:val="20"/>
+          <w:shd w:fill="EEF1F5" w:val="clear"/>
+        </w:rPr>
+        <w:t xml:space="preserve">file_path</w:t>
+      </w:r>
+      <w:r>
+        <w:rPr>
+          <w:rFonts w:ascii="Arial" w:cs="Arial" w:eastAsia="Arial" w:hAnsi="Arial"/>
+        </w:rPr>
+        <w:t xml:space="preserve">; tool finish không upload lại; tuỳ chọn tắt Guardian cho agent thường.</w:t>
+      </w:r>
+    </w:p>
+    <w:p>
+      <w:pPr>
+        <w:pStyle w:val="ListParagraph"/>
+        <w:numPr>
+          <w:ilvl w:val="0"/>
+          <w:numId w:val="6"/>
+        </w:numPr>
+        <w:spacing w:after="60" w:line="288"/>
+      </w:pPr>
+      <w:r>
+        <w:rPr>
+          <w:rFonts w:ascii="Arial" w:cs="Arial" w:eastAsia="Arial" w:hAnsi="Arial"/>
+        </w:rPr>
+        <w:t xml:space="preserve">Thời lượng từng tool và khoảng chờ trong transcript.</w:t>
+      </w:r>
+    </w:p>
+    <w:p>
+      <w:pPr>
+        <w:pStyle w:val="ListParagraph"/>
+        <w:numPr>
+          <w:ilvl w:val="0"/>
+          <w:numId w:val="6"/>
+        </w:numPr>
+        <w:spacing w:after="60" w:line="288"/>
+      </w:pPr>
+      <w:r>
+        <w:rPr>
+          <w:rFonts w:ascii="Arial" w:cs="Arial" w:eastAsia="Arial" w:hAnsi="Arial"/>
+        </w:rPr>
         <w:t xml:space="preserve">Xác nhận chi phí trên bảng điều khiển với model trả phí; chạy test trên Linux để đối chiếu 12 test không đạt.</w:t>
+      </w:r>
+    </w:p>
+    <w:p>
+      <w:pPr>
+        <w:pStyle w:val="ListParagraph"/>
+        <w:numPr>
+          <w:ilvl w:val="0"/>
+          <w:numId w:val="6"/>
+        </w:numPr>
+        <w:spacing w:after="60" w:line="288"/>
+      </w:pPr>
+      <w:r>
+        <w:rPr>
+          <w:rFonts w:ascii="Arial" w:cs="Arial" w:eastAsia="Arial" w:hAnsi="Arial"/>
+        </w:rPr>
+        <w:t xml:space="preserve">Kiểm tra việc dùng lại session trên luồng Telegram và n8n thật, ghi nhận tỷ lệ session được giữ.</w:t>
       </w:r>
     </w:p>
     <w:p>
@@ -28278,6 +33195,774 @@
           </w:p>
         </w:tc>
       </w:tr>
+      <w:tr>
+        <w:trPr>
+          <w:cantSplit/>
+        </w:trPr>
+        <w:tc>
+          <w:tcPr>
+            <w:tcW w:type="dxa" w:w="1100"/>
+            <w:tcBorders>
+              <w:top w:val="single" w:color="BFBFBF" w:sz="4"/>
+              <w:left w:val="single" w:color="BFBFBF" w:sz="4"/>
+              <w:bottom w:val="single" w:color="BFBFBF" w:sz="4"/>
+              <w:right w:val="single" w:color="BFBFBF" w:sz="4"/>
+            </w:tcBorders>
+            <w:tcMar>
+              <w:top w:type="dxa" w:w="60"/>
+              <w:left w:type="dxa" w:w="100"/>
+              <w:bottom w:type="dxa" w:w="60"/>
+              <w:right w:type="dxa" w:w="100"/>
+            </w:tcMar>
+          </w:tcPr>
+          <w:p>
+            <w:pPr>
+              <w:spacing w:after="40" w:line="264"/>
+              <w:jc w:val="left"/>
+            </w:pPr>
+            <w:r>
+              <w:rPr>
+                <w:rFonts w:ascii="Consolas" w:cs="Consolas" w:eastAsia="Consolas" w:hAnsi="Consolas"/>
+                <w:sz w:val="15"/>
+                <w:szCs w:val="15"/>
+                <w:shd w:fill="EEF1F5" w:val="clear"/>
+              </w:rPr>
+              <w:t xml:space="preserve">9484bc8d8</w:t>
+            </w:r>
+          </w:p>
+        </w:tc>
+        <w:tc>
+          <w:tcPr>
+            <w:tcW w:type="dxa" w:w="1300"/>
+            <w:tcBorders>
+              <w:top w:val="single" w:color="BFBFBF" w:sz="4"/>
+              <w:left w:val="single" w:color="BFBFBF" w:sz="4"/>
+              <w:bottom w:val="single" w:color="BFBFBF" w:sz="4"/>
+              <w:right w:val="single" w:color="BFBFBF" w:sz="4"/>
+            </w:tcBorders>
+            <w:tcMar>
+              <w:top w:type="dxa" w:w="60"/>
+              <w:left w:type="dxa" w:w="100"/>
+              <w:bottom w:type="dxa" w:w="60"/>
+              <w:right w:type="dxa" w:w="100"/>
+            </w:tcMar>
+          </w:tcPr>
+          <w:p>
+            <w:pPr>
+              <w:spacing w:after="40" w:line="264"/>
+              <w:jc w:val="left"/>
+            </w:pPr>
+            <w:r>
+              <w:rPr>
+                <w:rFonts w:ascii="Arial" w:cs="Arial" w:eastAsia="Arial" w:hAnsi="Arial"/>
+                <w:sz w:val="17"/>
+                <w:szCs w:val="17"/>
+              </w:rPr>
+              <w:t xml:space="preserve">22/10/2026</w:t>
+            </w:r>
+          </w:p>
+        </w:tc>
+        <w:tc>
+          <w:tcPr>
+            <w:tcW w:type="dxa" w:w="900"/>
+            <w:tcBorders>
+              <w:top w:val="single" w:color="BFBFBF" w:sz="4"/>
+              <w:left w:val="single" w:color="BFBFBF" w:sz="4"/>
+              <w:bottom w:val="single" w:color="BFBFBF" w:sz="4"/>
+              <w:right w:val="single" w:color="BFBFBF" w:sz="4"/>
+            </w:tcBorders>
+            <w:tcMar>
+              <w:top w:type="dxa" w:w="60"/>
+              <w:left w:type="dxa" w:w="100"/>
+              <w:bottom w:type="dxa" w:w="60"/>
+              <w:right w:type="dxa" w:w="100"/>
+            </w:tcMar>
+          </w:tcPr>
+          <w:p>
+            <w:pPr>
+              <w:spacing w:after="40" w:line="264"/>
+              <w:jc w:val="left"/>
+            </w:pPr>
+            <w:r>
+              <w:rPr>
+                <w:rFonts w:ascii="Arial" w:cs="Arial" w:eastAsia="Arial" w:hAnsi="Arial"/>
+                <w:sz w:val="17"/>
+                <w:szCs w:val="17"/>
+              </w:rPr>
+              <w:t xml:space="preserve">Phần 6</w:t>
+            </w:r>
+          </w:p>
+        </w:tc>
+        <w:tc>
+          <w:tcPr>
+            <w:tcW w:type="dxa" w:w="4338"/>
+            <w:tcBorders>
+              <w:top w:val="single" w:color="BFBFBF" w:sz="4"/>
+              <w:left w:val="single" w:color="BFBFBF" w:sz="4"/>
+              <w:bottom w:val="single" w:color="BFBFBF" w:sz="4"/>
+              <w:right w:val="single" w:color="BFBFBF" w:sz="4"/>
+            </w:tcBorders>
+            <w:tcMar>
+              <w:top w:type="dxa" w:w="60"/>
+              <w:left w:type="dxa" w:w="100"/>
+              <w:bottom w:type="dxa" w:w="60"/>
+              <w:right w:type="dxa" w:w="100"/>
+            </w:tcMar>
+          </w:tcPr>
+          <w:p>
+            <w:pPr>
+              <w:spacing w:after="40" w:line="264"/>
+              <w:jc w:val="left"/>
+            </w:pPr>
+            <w:r>
+              <w:rPr>
+                <w:rFonts w:ascii="Arial" w:cs="Arial" w:eastAsia="Arial" w:hAnsi="Arial"/>
+                <w:sz w:val="17"/>
+                <w:szCs w:val="17"/>
+              </w:rPr>
+              <w:t xml:space="preserve">fix(server): stop hashing issue.updated_at into the session config fingerprint</w:t>
+            </w:r>
+          </w:p>
+        </w:tc>
+        <w:tc>
+          <w:tcPr>
+            <w:tcW w:type="dxa" w:w="800"/>
+            <w:tcBorders>
+              <w:top w:val="single" w:color="BFBFBF" w:sz="4"/>
+              <w:left w:val="single" w:color="BFBFBF" w:sz="4"/>
+              <w:bottom w:val="single" w:color="BFBFBF" w:sz="4"/>
+              <w:right w:val="single" w:color="BFBFBF" w:sz="4"/>
+            </w:tcBorders>
+            <w:tcMar>
+              <w:top w:type="dxa" w:w="60"/>
+              <w:left w:type="dxa" w:w="100"/>
+              <w:bottom w:type="dxa" w:w="60"/>
+              <w:right w:type="dxa" w:w="100"/>
+            </w:tcMar>
+          </w:tcPr>
+          <w:p>
+            <w:pPr>
+              <w:spacing w:after="40" w:line="264"/>
+              <w:jc w:val="left"/>
+            </w:pPr>
+            <w:r>
+              <w:rPr>
+                <w:rFonts w:ascii="Arial" w:cs="Arial" w:eastAsia="Arial" w:hAnsi="Arial"/>
+                <w:sz w:val="17"/>
+                <w:szCs w:val="17"/>
+              </w:rPr>
+              <w:t xml:space="preserve">2</w:t>
+            </w:r>
+          </w:p>
+        </w:tc>
+        <w:tc>
+          <w:tcPr>
+            <w:tcW w:type="dxa" w:w="1200"/>
+            <w:tcBorders>
+              <w:top w:val="single" w:color="BFBFBF" w:sz="4"/>
+              <w:left w:val="single" w:color="BFBFBF" w:sz="4"/>
+              <w:bottom w:val="single" w:color="BFBFBF" w:sz="4"/>
+              <w:right w:val="single" w:color="BFBFBF" w:sz="4"/>
+            </w:tcBorders>
+            <w:tcMar>
+              <w:top w:type="dxa" w:w="60"/>
+              <w:left w:type="dxa" w:w="100"/>
+              <w:bottom w:type="dxa" w:w="60"/>
+              <w:right w:type="dxa" w:w="100"/>
+            </w:tcMar>
+          </w:tcPr>
+          <w:p>
+            <w:pPr>
+              <w:spacing w:after="40" w:line="264"/>
+              <w:jc w:val="left"/>
+            </w:pPr>
+            <w:r>
+              <w:rPr>
+                <w:rFonts w:ascii="Arial" w:cs="Arial" w:eastAsia="Arial" w:hAnsi="Arial"/>
+                <w:sz w:val="17"/>
+                <w:szCs w:val="17"/>
+              </w:rPr>
+              <w:t xml:space="preserve">+108 / −20</w:t>
+            </w:r>
+          </w:p>
+        </w:tc>
+      </w:tr>
+      <w:tr>
+        <w:trPr>
+          <w:cantSplit/>
+        </w:trPr>
+        <w:tc>
+          <w:tcPr>
+            <w:tcW w:type="dxa" w:w="1100"/>
+            <w:tcBorders>
+              <w:top w:val="single" w:color="BFBFBF" w:sz="4"/>
+              <w:left w:val="single" w:color="BFBFBF" w:sz="4"/>
+              <w:bottom w:val="single" w:color="BFBFBF" w:sz="4"/>
+              <w:right w:val="single" w:color="BFBFBF" w:sz="4"/>
+            </w:tcBorders>
+            <w:tcMar>
+              <w:top w:type="dxa" w:w="60"/>
+              <w:left w:type="dxa" w:w="100"/>
+              <w:bottom w:type="dxa" w:w="60"/>
+              <w:right w:type="dxa" w:w="100"/>
+            </w:tcMar>
+          </w:tcPr>
+          <w:p>
+            <w:pPr>
+              <w:spacing w:after="40" w:line="264"/>
+              <w:jc w:val="left"/>
+            </w:pPr>
+            <w:r>
+              <w:rPr>
+                <w:rFonts w:ascii="Consolas" w:cs="Consolas" w:eastAsia="Consolas" w:hAnsi="Consolas"/>
+                <w:sz w:val="15"/>
+                <w:szCs w:val="15"/>
+                <w:shd w:fill="EEF1F5" w:val="clear"/>
+              </w:rPr>
+              <w:t xml:space="preserve">ce5f44f62</w:t>
+            </w:r>
+          </w:p>
+        </w:tc>
+        <w:tc>
+          <w:tcPr>
+            <w:tcW w:type="dxa" w:w="1300"/>
+            <w:tcBorders>
+              <w:top w:val="single" w:color="BFBFBF" w:sz="4"/>
+              <w:left w:val="single" w:color="BFBFBF" w:sz="4"/>
+              <w:bottom w:val="single" w:color="BFBFBF" w:sz="4"/>
+              <w:right w:val="single" w:color="BFBFBF" w:sz="4"/>
+            </w:tcBorders>
+            <w:tcMar>
+              <w:top w:type="dxa" w:w="60"/>
+              <w:left w:type="dxa" w:w="100"/>
+              <w:bottom w:type="dxa" w:w="60"/>
+              <w:right w:type="dxa" w:w="100"/>
+            </w:tcMar>
+          </w:tcPr>
+          <w:p>
+            <w:pPr>
+              <w:spacing w:after="40" w:line="264"/>
+              <w:jc w:val="left"/>
+            </w:pPr>
+            <w:r>
+              <w:rPr>
+                <w:rFonts w:ascii="Arial" w:cs="Arial" w:eastAsia="Arial" w:hAnsi="Arial"/>
+                <w:sz w:val="17"/>
+                <w:szCs w:val="17"/>
+              </w:rPr>
+              <w:t xml:space="preserve">22/10/2026</w:t>
+            </w:r>
+          </w:p>
+        </w:tc>
+        <w:tc>
+          <w:tcPr>
+            <w:tcW w:type="dxa" w:w="900"/>
+            <w:tcBorders>
+              <w:top w:val="single" w:color="BFBFBF" w:sz="4"/>
+              <w:left w:val="single" w:color="BFBFBF" w:sz="4"/>
+              <w:bottom w:val="single" w:color="BFBFBF" w:sz="4"/>
+              <w:right w:val="single" w:color="BFBFBF" w:sz="4"/>
+            </w:tcBorders>
+            <w:tcMar>
+              <w:top w:type="dxa" w:w="60"/>
+              <w:left w:type="dxa" w:w="100"/>
+              <w:bottom w:type="dxa" w:w="60"/>
+              <w:right w:type="dxa" w:w="100"/>
+            </w:tcMar>
+          </w:tcPr>
+          <w:p>
+            <w:pPr>
+              <w:spacing w:after="40" w:line="264"/>
+              <w:jc w:val="left"/>
+            </w:pPr>
+            <w:r>
+              <w:rPr>
+                <w:rFonts w:ascii="Arial" w:cs="Arial" w:eastAsia="Arial" w:hAnsi="Arial"/>
+                <w:sz w:val="17"/>
+                <w:szCs w:val="17"/>
+              </w:rPr>
+              <w:t xml:space="preserve">Phần 6</w:t>
+            </w:r>
+          </w:p>
+        </w:tc>
+        <w:tc>
+          <w:tcPr>
+            <w:tcW w:type="dxa" w:w="4338"/>
+            <w:tcBorders>
+              <w:top w:val="single" w:color="BFBFBF" w:sz="4"/>
+              <w:left w:val="single" w:color="BFBFBF" w:sz="4"/>
+              <w:bottom w:val="single" w:color="BFBFBF" w:sz="4"/>
+              <w:right w:val="single" w:color="BFBFBF" w:sz="4"/>
+            </w:tcBorders>
+            <w:tcMar>
+              <w:top w:type="dxa" w:w="60"/>
+              <w:left w:type="dxa" w:w="100"/>
+              <w:bottom w:type="dxa" w:w="60"/>
+              <w:right w:type="dxa" w:w="100"/>
+            </w:tcMar>
+          </w:tcPr>
+          <w:p>
+            <w:pPr>
+              <w:spacing w:after="40" w:line="264"/>
+              <w:jc w:val="left"/>
+            </w:pPr>
+            <w:r>
+              <w:rPr>
+                <w:rFonts w:ascii="Arial" w:cs="Arial" w:eastAsia="Arial" w:hAnsi="Arial"/>
+                <w:sz w:val="17"/>
+                <w:szCs w:val="17"/>
+              </w:rPr>
+              <w:t xml:space="preserve">fix(server): fingerprint a model profile only when it is applied</w:t>
+            </w:r>
+          </w:p>
+        </w:tc>
+        <w:tc>
+          <w:tcPr>
+            <w:tcW w:type="dxa" w:w="800"/>
+            <w:tcBorders>
+              <w:top w:val="single" w:color="BFBFBF" w:sz="4"/>
+              <w:left w:val="single" w:color="BFBFBF" w:sz="4"/>
+              <w:bottom w:val="single" w:color="BFBFBF" w:sz="4"/>
+              <w:right w:val="single" w:color="BFBFBF" w:sz="4"/>
+            </w:tcBorders>
+            <w:tcMar>
+              <w:top w:type="dxa" w:w="60"/>
+              <w:left w:type="dxa" w:w="100"/>
+              <w:bottom w:type="dxa" w:w="60"/>
+              <w:right w:type="dxa" w:w="100"/>
+            </w:tcMar>
+          </w:tcPr>
+          <w:p>
+            <w:pPr>
+              <w:spacing w:after="40" w:line="264"/>
+              <w:jc w:val="left"/>
+            </w:pPr>
+            <w:r>
+              <w:rPr>
+                <w:rFonts w:ascii="Arial" w:cs="Arial" w:eastAsia="Arial" w:hAnsi="Arial"/>
+                <w:sz w:val="17"/>
+                <w:szCs w:val="17"/>
+              </w:rPr>
+              <w:t xml:space="preserve">2</w:t>
+            </w:r>
+          </w:p>
+        </w:tc>
+        <w:tc>
+          <w:tcPr>
+            <w:tcW w:type="dxa" w:w="1200"/>
+            <w:tcBorders>
+              <w:top w:val="single" w:color="BFBFBF" w:sz="4"/>
+              <w:left w:val="single" w:color="BFBFBF" w:sz="4"/>
+              <w:bottom w:val="single" w:color="BFBFBF" w:sz="4"/>
+              <w:right w:val="single" w:color="BFBFBF" w:sz="4"/>
+            </w:tcBorders>
+            <w:tcMar>
+              <w:top w:type="dxa" w:w="60"/>
+              <w:left w:type="dxa" w:w="100"/>
+              <w:bottom w:type="dxa" w:w="60"/>
+              <w:right w:type="dxa" w:w="100"/>
+            </w:tcMar>
+          </w:tcPr>
+          <w:p>
+            <w:pPr>
+              <w:spacing w:after="40" w:line="264"/>
+              <w:jc w:val="left"/>
+            </w:pPr>
+            <w:r>
+              <w:rPr>
+                <w:rFonts w:ascii="Arial" w:cs="Arial" w:eastAsia="Arial" w:hAnsi="Arial"/>
+                <w:sz w:val="17"/>
+                <w:szCs w:val="17"/>
+              </w:rPr>
+              <w:t xml:space="preserve">+70 / −1</w:t>
+            </w:r>
+          </w:p>
+        </w:tc>
+      </w:tr>
+      <w:tr>
+        <w:trPr>
+          <w:cantSplit/>
+        </w:trPr>
+        <w:tc>
+          <w:tcPr>
+            <w:tcW w:type="dxa" w:w="1100"/>
+            <w:tcBorders>
+              <w:top w:val="single" w:color="BFBFBF" w:sz="4"/>
+              <w:left w:val="single" w:color="BFBFBF" w:sz="4"/>
+              <w:bottom w:val="single" w:color="BFBFBF" w:sz="4"/>
+              <w:right w:val="single" w:color="BFBFBF" w:sz="4"/>
+            </w:tcBorders>
+            <w:tcMar>
+              <w:top w:type="dxa" w:w="60"/>
+              <w:left w:type="dxa" w:w="100"/>
+              <w:bottom w:type="dxa" w:w="60"/>
+              <w:right w:type="dxa" w:w="100"/>
+            </w:tcMar>
+          </w:tcPr>
+          <w:p>
+            <w:pPr>
+              <w:spacing w:after="40" w:line="264"/>
+              <w:jc w:val="left"/>
+            </w:pPr>
+            <w:r>
+              <w:rPr>
+                <w:rFonts w:ascii="Consolas" w:cs="Consolas" w:eastAsia="Consolas" w:hAnsi="Consolas"/>
+                <w:sz w:val="15"/>
+                <w:szCs w:val="15"/>
+                <w:shd w:fill="EEF1F5" w:val="clear"/>
+              </w:rPr>
+              <w:t xml:space="preserve">cdc715f16</w:t>
+            </w:r>
+          </w:p>
+        </w:tc>
+        <w:tc>
+          <w:tcPr>
+            <w:tcW w:type="dxa" w:w="1300"/>
+            <w:tcBorders>
+              <w:top w:val="single" w:color="BFBFBF" w:sz="4"/>
+              <w:left w:val="single" w:color="BFBFBF" w:sz="4"/>
+              <w:bottom w:val="single" w:color="BFBFBF" w:sz="4"/>
+              <w:right w:val="single" w:color="BFBFBF" w:sz="4"/>
+            </w:tcBorders>
+            <w:tcMar>
+              <w:top w:type="dxa" w:w="60"/>
+              <w:left w:type="dxa" w:w="100"/>
+              <w:bottom w:type="dxa" w:w="60"/>
+              <w:right w:type="dxa" w:w="100"/>
+            </w:tcMar>
+          </w:tcPr>
+          <w:p>
+            <w:pPr>
+              <w:spacing w:after="40" w:line="264"/>
+              <w:jc w:val="left"/>
+            </w:pPr>
+            <w:r>
+              <w:rPr>
+                <w:rFonts w:ascii="Arial" w:cs="Arial" w:eastAsia="Arial" w:hAnsi="Arial"/>
+                <w:sz w:val="17"/>
+                <w:szCs w:val="17"/>
+              </w:rPr>
+              <w:t xml:space="preserve">22/10/2026</w:t>
+            </w:r>
+          </w:p>
+        </w:tc>
+        <w:tc>
+          <w:tcPr>
+            <w:tcW w:type="dxa" w:w="900"/>
+            <w:tcBorders>
+              <w:top w:val="single" w:color="BFBFBF" w:sz="4"/>
+              <w:left w:val="single" w:color="BFBFBF" w:sz="4"/>
+              <w:bottom w:val="single" w:color="BFBFBF" w:sz="4"/>
+              <w:right w:val="single" w:color="BFBFBF" w:sz="4"/>
+            </w:tcBorders>
+            <w:tcMar>
+              <w:top w:type="dxa" w:w="60"/>
+              <w:left w:type="dxa" w:w="100"/>
+              <w:bottom w:type="dxa" w:w="60"/>
+              <w:right w:type="dxa" w:w="100"/>
+            </w:tcMar>
+          </w:tcPr>
+          <w:p>
+            <w:pPr>
+              <w:spacing w:after="40" w:line="264"/>
+              <w:jc w:val="left"/>
+            </w:pPr>
+            <w:r>
+              <w:rPr>
+                <w:rFonts w:ascii="Arial" w:cs="Arial" w:eastAsia="Arial" w:hAnsi="Arial"/>
+                <w:sz w:val="17"/>
+                <w:szCs w:val="17"/>
+              </w:rPr>
+              <w:t xml:space="preserve">Phần 6</w:t>
+            </w:r>
+          </w:p>
+        </w:tc>
+        <w:tc>
+          <w:tcPr>
+            <w:tcW w:type="dxa" w:w="4338"/>
+            <w:tcBorders>
+              <w:top w:val="single" w:color="BFBFBF" w:sz="4"/>
+              <w:left w:val="single" w:color="BFBFBF" w:sz="4"/>
+              <w:bottom w:val="single" w:color="BFBFBF" w:sz="4"/>
+              <w:right w:val="single" w:color="BFBFBF" w:sz="4"/>
+            </w:tcBorders>
+            <w:tcMar>
+              <w:top w:type="dxa" w:w="60"/>
+              <w:left w:type="dxa" w:w="100"/>
+              <w:bottom w:type="dxa" w:w="60"/>
+              <w:right w:type="dxa" w:w="100"/>
+            </w:tcMar>
+          </w:tcPr>
+          <w:p>
+            <w:pPr>
+              <w:spacing w:after="40" w:line="264"/>
+              <w:jc w:val="left"/>
+            </w:pPr>
+            <w:r>
+              <w:rPr>
+                <w:rFonts w:ascii="Arial" w:cs="Arial" w:eastAsia="Arial" w:hAnsi="Arial"/>
+                <w:sz w:val="17"/>
+                <w:szCs w:val="17"/>
+              </w:rPr>
+              <w:t xml:space="preserve">fix(acpx): exclude per-run scratch dir env from the session fingerprint</w:t>
+            </w:r>
+          </w:p>
+        </w:tc>
+        <w:tc>
+          <w:tcPr>
+            <w:tcW w:type="dxa" w:w="800"/>
+            <w:tcBorders>
+              <w:top w:val="single" w:color="BFBFBF" w:sz="4"/>
+              <w:left w:val="single" w:color="BFBFBF" w:sz="4"/>
+              <w:bottom w:val="single" w:color="BFBFBF" w:sz="4"/>
+              <w:right w:val="single" w:color="BFBFBF" w:sz="4"/>
+            </w:tcBorders>
+            <w:tcMar>
+              <w:top w:type="dxa" w:w="60"/>
+              <w:left w:type="dxa" w:w="100"/>
+              <w:bottom w:type="dxa" w:w="60"/>
+              <w:right w:type="dxa" w:w="100"/>
+            </w:tcMar>
+          </w:tcPr>
+          <w:p>
+            <w:pPr>
+              <w:spacing w:after="40" w:line="264"/>
+              <w:jc w:val="left"/>
+            </w:pPr>
+            <w:r>
+              <w:rPr>
+                <w:rFonts w:ascii="Arial" w:cs="Arial" w:eastAsia="Arial" w:hAnsi="Arial"/>
+                <w:sz w:val="17"/>
+                <w:szCs w:val="17"/>
+              </w:rPr>
+              <w:t xml:space="preserve">2</w:t>
+            </w:r>
+          </w:p>
+        </w:tc>
+        <w:tc>
+          <w:tcPr>
+            <w:tcW w:type="dxa" w:w="1200"/>
+            <w:tcBorders>
+              <w:top w:val="single" w:color="BFBFBF" w:sz="4"/>
+              <w:left w:val="single" w:color="BFBFBF" w:sz="4"/>
+              <w:bottom w:val="single" w:color="BFBFBF" w:sz="4"/>
+              <w:right w:val="single" w:color="BFBFBF" w:sz="4"/>
+            </w:tcBorders>
+            <w:tcMar>
+              <w:top w:type="dxa" w:w="60"/>
+              <w:left w:type="dxa" w:w="100"/>
+              <w:bottom w:type="dxa" w:w="60"/>
+              <w:right w:type="dxa" w:w="100"/>
+            </w:tcMar>
+          </w:tcPr>
+          <w:p>
+            <w:pPr>
+              <w:spacing w:after="40" w:line="264"/>
+              <w:jc w:val="left"/>
+            </w:pPr>
+            <w:r>
+              <w:rPr>
+                <w:rFonts w:ascii="Arial" w:cs="Arial" w:eastAsia="Arial" w:hAnsi="Arial"/>
+                <w:sz w:val="17"/>
+                <w:szCs w:val="17"/>
+              </w:rPr>
+              <w:t xml:space="preserve">+82 / −0</w:t>
+            </w:r>
+          </w:p>
+        </w:tc>
+      </w:tr>
+      <w:tr>
+        <w:trPr>
+          <w:cantSplit/>
+        </w:trPr>
+        <w:tc>
+          <w:tcPr>
+            <w:tcW w:type="dxa" w:w="1100"/>
+            <w:tcBorders>
+              <w:top w:val="single" w:color="BFBFBF" w:sz="4"/>
+              <w:left w:val="single" w:color="BFBFBF" w:sz="4"/>
+              <w:bottom w:val="single" w:color="BFBFBF" w:sz="4"/>
+              <w:right w:val="single" w:color="BFBFBF" w:sz="4"/>
+            </w:tcBorders>
+            <w:tcMar>
+              <w:top w:type="dxa" w:w="60"/>
+              <w:left w:type="dxa" w:w="100"/>
+              <w:bottom w:type="dxa" w:w="60"/>
+              <w:right w:type="dxa" w:w="100"/>
+            </w:tcMar>
+          </w:tcPr>
+          <w:p>
+            <w:pPr>
+              <w:spacing w:after="40" w:line="264"/>
+              <w:jc w:val="left"/>
+            </w:pPr>
+            <w:r>
+              <w:rPr>
+                <w:rFonts w:ascii="Consolas" w:cs="Consolas" w:eastAsia="Consolas" w:hAnsi="Consolas"/>
+                <w:sz w:val="15"/>
+                <w:szCs w:val="15"/>
+                <w:shd w:fill="EEF1F5" w:val="clear"/>
+              </w:rPr>
+              <w:t xml:space="preserve">612535f46</w:t>
+            </w:r>
+          </w:p>
+        </w:tc>
+        <w:tc>
+          <w:tcPr>
+            <w:tcW w:type="dxa" w:w="1300"/>
+            <w:tcBorders>
+              <w:top w:val="single" w:color="BFBFBF" w:sz="4"/>
+              <w:left w:val="single" w:color="BFBFBF" w:sz="4"/>
+              <w:bottom w:val="single" w:color="BFBFBF" w:sz="4"/>
+              <w:right w:val="single" w:color="BFBFBF" w:sz="4"/>
+            </w:tcBorders>
+            <w:tcMar>
+              <w:top w:type="dxa" w:w="60"/>
+              <w:left w:type="dxa" w:w="100"/>
+              <w:bottom w:type="dxa" w:w="60"/>
+              <w:right w:type="dxa" w:w="100"/>
+            </w:tcMar>
+          </w:tcPr>
+          <w:p>
+            <w:pPr>
+              <w:spacing w:after="40" w:line="264"/>
+              <w:jc w:val="left"/>
+            </w:pPr>
+            <w:r>
+              <w:rPr>
+                <w:rFonts w:ascii="Arial" w:cs="Arial" w:eastAsia="Arial" w:hAnsi="Arial"/>
+                <w:sz w:val="17"/>
+                <w:szCs w:val="17"/>
+              </w:rPr>
+              <w:t xml:space="preserve">22/10/2026</w:t>
+            </w:r>
+          </w:p>
+        </w:tc>
+        <w:tc>
+          <w:tcPr>
+            <w:tcW w:type="dxa" w:w="900"/>
+            <w:tcBorders>
+              <w:top w:val="single" w:color="BFBFBF" w:sz="4"/>
+              <w:left w:val="single" w:color="BFBFBF" w:sz="4"/>
+              <w:bottom w:val="single" w:color="BFBFBF" w:sz="4"/>
+              <w:right w:val="single" w:color="BFBFBF" w:sz="4"/>
+            </w:tcBorders>
+            <w:tcMar>
+              <w:top w:type="dxa" w:w="60"/>
+              <w:left w:type="dxa" w:w="100"/>
+              <w:bottom w:type="dxa" w:w="60"/>
+              <w:right w:type="dxa" w:w="100"/>
+            </w:tcMar>
+          </w:tcPr>
+          <w:p>
+            <w:pPr>
+              <w:spacing w:after="40" w:line="264"/>
+              <w:jc w:val="left"/>
+            </w:pPr>
+            <w:r>
+              <w:rPr>
+                <w:rFonts w:ascii="Arial" w:cs="Arial" w:eastAsia="Arial" w:hAnsi="Arial"/>
+                <w:sz w:val="17"/>
+                <w:szCs w:val="17"/>
+              </w:rPr>
+              <w:t xml:space="preserve">Phần 6</w:t>
+            </w:r>
+          </w:p>
+        </w:tc>
+        <w:tc>
+          <w:tcPr>
+            <w:tcW w:type="dxa" w:w="4338"/>
+            <w:tcBorders>
+              <w:top w:val="single" w:color="BFBFBF" w:sz="4"/>
+              <w:left w:val="single" w:color="BFBFBF" w:sz="4"/>
+              <w:bottom w:val="single" w:color="BFBFBF" w:sz="4"/>
+              <w:right w:val="single" w:color="BFBFBF" w:sz="4"/>
+            </w:tcBorders>
+            <w:tcMar>
+              <w:top w:type="dxa" w:w="60"/>
+              <w:left w:type="dxa" w:w="100"/>
+              <w:bottom w:type="dxa" w:w="60"/>
+              <w:right w:type="dxa" w:w="100"/>
+            </w:tcMar>
+          </w:tcPr>
+          <w:p>
+            <w:pPr>
+              <w:spacing w:after="40" w:line="264"/>
+              <w:jc w:val="left"/>
+            </w:pPr>
+            <w:r>
+              <w:rPr>
+                <w:rFonts w:ascii="Arial" w:cs="Arial" w:eastAsia="Arial" w:hAnsi="Arial"/>
+                <w:sz w:val="17"/>
+                <w:szCs w:val="17"/>
+              </w:rPr>
+              <w:t xml:space="preserve">fix(acpx): start the agent with the current run's env when resuming a session</w:t>
+            </w:r>
+          </w:p>
+        </w:tc>
+        <w:tc>
+          <w:tcPr>
+            <w:tcW w:type="dxa" w:w="800"/>
+            <w:tcBorders>
+              <w:top w:val="single" w:color="BFBFBF" w:sz="4"/>
+              <w:left w:val="single" w:color="BFBFBF" w:sz="4"/>
+              <w:bottom w:val="single" w:color="BFBFBF" w:sz="4"/>
+              <w:right w:val="single" w:color="BFBFBF" w:sz="4"/>
+            </w:tcBorders>
+            <w:tcMar>
+              <w:top w:type="dxa" w:w="60"/>
+              <w:left w:type="dxa" w:w="100"/>
+              <w:bottom w:type="dxa" w:w="60"/>
+              <w:right w:type="dxa" w:w="100"/>
+            </w:tcMar>
+          </w:tcPr>
+          <w:p>
+            <w:pPr>
+              <w:spacing w:after="40" w:line="264"/>
+              <w:jc w:val="left"/>
+            </w:pPr>
+            <w:r>
+              <w:rPr>
+                <w:rFonts w:ascii="Arial" w:cs="Arial" w:eastAsia="Arial" w:hAnsi="Arial"/>
+                <w:sz w:val="17"/>
+                <w:szCs w:val="17"/>
+              </w:rPr>
+              <w:t xml:space="preserve">3</w:t>
+            </w:r>
+          </w:p>
+        </w:tc>
+        <w:tc>
+          <w:tcPr>
+            <w:tcW w:type="dxa" w:w="1200"/>
+            <w:tcBorders>
+              <w:top w:val="single" w:color="BFBFBF" w:sz="4"/>
+              <w:left w:val="single" w:color="BFBFBF" w:sz="4"/>
+              <w:bottom w:val="single" w:color="BFBFBF" w:sz="4"/>
+              <w:right w:val="single" w:color="BFBFBF" w:sz="4"/>
+            </w:tcBorders>
+            <w:tcMar>
+              <w:top w:type="dxa" w:w="60"/>
+              <w:left w:type="dxa" w:w="100"/>
+              <w:bottom w:type="dxa" w:w="60"/>
+              <w:right w:type="dxa" w:w="100"/>
+            </w:tcMar>
+          </w:tcPr>
+          <w:p>
+            <w:pPr>
+              <w:spacing w:after="40" w:line="264"/>
+              <w:jc w:val="left"/>
+            </w:pPr>
+            <w:r>
+              <w:rPr>
+                <w:rFonts w:ascii="Arial" w:cs="Arial" w:eastAsia="Arial" w:hAnsi="Arial"/>
+                <w:sz w:val="17"/>
+                <w:szCs w:val="17"/>
+              </w:rPr>
+              <w:t xml:space="preserve">+100 / −1</w:t>
+            </w:r>
+          </w:p>
+        </w:tc>
+      </w:tr>
     </w:tbl>
     <w:p>
       <w:pPr>
@@ -29691,6 +35376,221 @@
           <w:shd w:fill="EEF1F5" w:val="clear"/>
         </w:rPr>
         <w:t xml:space="preserve">ui/src/pages/AgentDetail.tsx</w:t>
+      </w:r>
+    </w:p>
+    <w:p>
+      <w:pPr>
+        <w:pStyle w:val="Heading3"/>
+      </w:pPr>
+      <w:r>
+        <w:rPr>
+          <w:rFonts w:ascii="Arial" w:cs="Arial" w:eastAsia="Arial" w:hAnsi="Arial"/>
+        </w:rPr>
+        <w:t xml:space="preserve">9484bc8d8 (22/10/2026): fix(server): stop hashing issue.updated_at into the session config fingerprint</w:t>
+      </w:r>
+    </w:p>
+    <w:p>
+      <w:pPr>
+        <w:pStyle w:val="ListParagraph"/>
+        <w:numPr>
+          <w:ilvl w:val="0"/>
+          <w:numId w:val="2"/>
+        </w:numPr>
+        <w:spacing w:after="60" w:line="288"/>
+      </w:pPr>
+      <w:r>
+        <w:rPr>
+          <w:rFonts w:ascii="Consolas" w:cs="Consolas" w:eastAsia="Consolas" w:hAnsi="Consolas"/>
+          <w:sz w:val="20"/>
+          <w:szCs w:val="20"/>
+          <w:shd w:fill="EEF1F5" w:val="clear"/>
+        </w:rPr>
+        <w:t xml:space="preserve">server/src/__tests__/heartbeat-workspace-session.test.ts</w:t>
+      </w:r>
+    </w:p>
+    <w:p>
+      <w:pPr>
+        <w:pStyle w:val="ListParagraph"/>
+        <w:numPr>
+          <w:ilvl w:val="0"/>
+          <w:numId w:val="2"/>
+        </w:numPr>
+        <w:spacing w:after="60" w:line="288"/>
+      </w:pPr>
+      <w:r>
+        <w:rPr>
+          <w:rFonts w:ascii="Consolas" w:cs="Consolas" w:eastAsia="Consolas" w:hAnsi="Consolas"/>
+          <w:sz w:val="20"/>
+          <w:szCs w:val="20"/>
+          <w:shd w:fill="EEF1F5" w:val="clear"/>
+        </w:rPr>
+        <w:t xml:space="preserve">server/src/services/heartbeat.ts</w:t>
+      </w:r>
+    </w:p>
+    <w:p>
+      <w:pPr>
+        <w:pStyle w:val="Heading3"/>
+      </w:pPr>
+      <w:r>
+        <w:rPr>
+          <w:rFonts w:ascii="Arial" w:cs="Arial" w:eastAsia="Arial" w:hAnsi="Arial"/>
+        </w:rPr>
+        <w:t xml:space="preserve">ce5f44f62 (22/10/2026): fix(server): fingerprint a model profile only when it is applied</w:t>
+      </w:r>
+    </w:p>
+    <w:p>
+      <w:pPr>
+        <w:pStyle w:val="ListParagraph"/>
+        <w:numPr>
+          <w:ilvl w:val="0"/>
+          <w:numId w:val="2"/>
+        </w:numPr>
+        <w:spacing w:after="60" w:line="288"/>
+      </w:pPr>
+      <w:r>
+        <w:rPr>
+          <w:rFonts w:ascii="Consolas" w:cs="Consolas" w:eastAsia="Consolas" w:hAnsi="Consolas"/>
+          <w:sz w:val="20"/>
+          <w:szCs w:val="20"/>
+          <w:shd w:fill="EEF1F5" w:val="clear"/>
+        </w:rPr>
+        <w:t xml:space="preserve">server/src/__tests__/heartbeat-workspace-session.test.ts</w:t>
+      </w:r>
+    </w:p>
+    <w:p>
+      <w:pPr>
+        <w:pStyle w:val="ListParagraph"/>
+        <w:numPr>
+          <w:ilvl w:val="0"/>
+          <w:numId w:val="2"/>
+        </w:numPr>
+        <w:spacing w:after="60" w:line="288"/>
+      </w:pPr>
+      <w:r>
+        <w:rPr>
+          <w:rFonts w:ascii="Consolas" w:cs="Consolas" w:eastAsia="Consolas" w:hAnsi="Consolas"/>
+          <w:sz w:val="20"/>
+          <w:szCs w:val="20"/>
+          <w:shd w:fill="EEF1F5" w:val="clear"/>
+        </w:rPr>
+        <w:t xml:space="preserve">server/src/services/heartbeat.ts</w:t>
+      </w:r>
+    </w:p>
+    <w:p>
+      <w:pPr>
+        <w:pStyle w:val="Heading3"/>
+      </w:pPr>
+      <w:r>
+        <w:rPr>
+          <w:rFonts w:ascii="Arial" w:cs="Arial" w:eastAsia="Arial" w:hAnsi="Arial"/>
+        </w:rPr>
+        <w:t xml:space="preserve">cdc715f16 (22/10/2026): fix(acpx): exclude per-run scratch dir env from the session fingerprint</w:t>
+      </w:r>
+    </w:p>
+    <w:p>
+      <w:pPr>
+        <w:pStyle w:val="ListParagraph"/>
+        <w:numPr>
+          <w:ilvl w:val="0"/>
+          <w:numId w:val="2"/>
+        </w:numPr>
+        <w:spacing w:after="60" w:line="288"/>
+      </w:pPr>
+      <w:r>
+        <w:rPr>
+          <w:rFonts w:ascii="Consolas" w:cs="Consolas" w:eastAsia="Consolas" w:hAnsi="Consolas"/>
+          <w:sz w:val="20"/>
+          <w:szCs w:val="20"/>
+          <w:shd w:fill="EEF1F5" w:val="clear"/>
+        </w:rPr>
+        <w:t xml:space="preserve">packages/adapter-utils/src/acpx-engine/fingerprint-env.test.ts</w:t>
+      </w:r>
+    </w:p>
+    <w:p>
+      <w:pPr>
+        <w:pStyle w:val="ListParagraph"/>
+        <w:numPr>
+          <w:ilvl w:val="0"/>
+          <w:numId w:val="2"/>
+        </w:numPr>
+        <w:spacing w:after="60" w:line="288"/>
+      </w:pPr>
+      <w:r>
+        <w:rPr>
+          <w:rFonts w:ascii="Consolas" w:cs="Consolas" w:eastAsia="Consolas" w:hAnsi="Consolas"/>
+          <w:sz w:val="20"/>
+          <w:szCs w:val="20"/>
+          <w:shd w:fill="EEF1F5" w:val="clear"/>
+        </w:rPr>
+        <w:t xml:space="preserve">packages/adapter-utils/src/acpx-engine/fingerprint-env.ts</w:t>
+      </w:r>
+    </w:p>
+    <w:p>
+      <w:pPr>
+        <w:pStyle w:val="Heading3"/>
+      </w:pPr>
+      <w:r>
+        <w:rPr>
+          <w:rFonts w:ascii="Arial" w:cs="Arial" w:eastAsia="Arial" w:hAnsi="Arial"/>
+        </w:rPr>
+        <w:t xml:space="preserve">612535f46 (22/10/2026): fix(acpx): start the agent with the current run's env when resuming a session</w:t>
+      </w:r>
+    </w:p>
+    <w:p>
+      <w:pPr>
+        <w:pStyle w:val="ListParagraph"/>
+        <w:numPr>
+          <w:ilvl w:val="0"/>
+          <w:numId w:val="2"/>
+        </w:numPr>
+        <w:spacing w:after="60" w:line="288"/>
+      </w:pPr>
+      <w:r>
+        <w:rPr>
+          <w:rFonts w:ascii="Consolas" w:cs="Consolas" w:eastAsia="Consolas" w:hAnsi="Consolas"/>
+          <w:sz w:val="20"/>
+          <w:szCs w:val="20"/>
+          <w:shd w:fill="EEF1F5" w:val="clear"/>
+        </w:rPr>
+        <w:t xml:space="preserve">packages/adapter-utils/src/acpx-engine/execute.ts</w:t>
+      </w:r>
+    </w:p>
+    <w:p>
+      <w:pPr>
+        <w:pStyle w:val="ListParagraph"/>
+        <w:numPr>
+          <w:ilvl w:val="0"/>
+          <w:numId w:val="2"/>
+        </w:numPr>
+        <w:spacing w:after="60" w:line="288"/>
+      </w:pPr>
+      <w:r>
+        <w:rPr>
+          <w:rFonts w:ascii="Consolas" w:cs="Consolas" w:eastAsia="Consolas" w:hAnsi="Consolas"/>
+          <w:sz w:val="20"/>
+          <w:szCs w:val="20"/>
+          <w:shd w:fill="EEF1F5" w:val="clear"/>
+        </w:rPr>
+        <w:t xml:space="preserve">packages/adapter-utils/src/acpx-engine/session-refresh.test.ts</w:t>
+      </w:r>
+    </w:p>
+    <w:p>
+      <w:pPr>
+        <w:pStyle w:val="ListParagraph"/>
+        <w:numPr>
+          <w:ilvl w:val="0"/>
+          <w:numId w:val="2"/>
+        </w:numPr>
+        <w:spacing w:after="60" w:line="288"/>
+      </w:pPr>
+      <w:r>
+        <w:rPr>
+          <w:rFonts w:ascii="Consolas" w:cs="Consolas" w:eastAsia="Consolas" w:hAnsi="Consolas"/>
+          <w:sz w:val="20"/>
+          <w:szCs w:val="20"/>
+          <w:shd w:fill="EEF1F5" w:val="clear"/>
+        </w:rPr>
+        <w:t xml:space="preserve">packages/adapter-utils/src/acpx-engine/session-refresh.ts</w:t>
       </w:r>
     </w:p>
     <w:p>
@@ -30445,6 +36345,207 @@
                 <w:szCs w:val="19"/>
               </w:rPr>
               <w:t xml:space="preserve">) mà agent có thể đọc để làm theo.</w:t>
+            </w:r>
+          </w:p>
+        </w:tc>
+      </w:tr>
+      <w:tr>
+        <w:trPr>
+          <w:cantSplit/>
+        </w:trPr>
+        <w:tc>
+          <w:tcPr>
+            <w:tcW w:type="dxa" w:w="2400"/>
+            <w:tcBorders>
+              <w:top w:val="single" w:color="BFBFBF" w:sz="4"/>
+              <w:left w:val="single" w:color="BFBFBF" w:sz="4"/>
+              <w:bottom w:val="single" w:color="BFBFBF" w:sz="4"/>
+              <w:right w:val="single" w:color="BFBFBF" w:sz="4"/>
+            </w:tcBorders>
+            <w:tcMar>
+              <w:top w:type="dxa" w:w="60"/>
+              <w:left w:type="dxa" w:w="100"/>
+              <w:bottom w:type="dxa" w:w="60"/>
+              <w:right w:type="dxa" w:w="100"/>
+            </w:tcMar>
+          </w:tcPr>
+          <w:p>
+            <w:pPr>
+              <w:spacing w:after="40" w:line="264"/>
+              <w:jc w:val="left"/>
+            </w:pPr>
+            <w:r>
+              <w:rPr>
+                <w:rFonts w:ascii="Arial" w:cs="Arial" w:eastAsia="Arial" w:hAnsi="Arial"/>
+                <w:sz w:val="19"/>
+                <w:szCs w:val="19"/>
+              </w:rPr>
+              <w:t xml:space="preserve">Session, resume</w:t>
+            </w:r>
+          </w:p>
+        </w:tc>
+        <w:tc>
+          <w:tcPr>
+            <w:tcW w:type="dxa" w:w="7238"/>
+            <w:tcBorders>
+              <w:top w:val="single" w:color="BFBFBF" w:sz="4"/>
+              <w:left w:val="single" w:color="BFBFBF" w:sz="4"/>
+              <w:bottom w:val="single" w:color="BFBFBF" w:sz="4"/>
+              <w:right w:val="single" w:color="BFBFBF" w:sz="4"/>
+            </w:tcBorders>
+            <w:tcMar>
+              <w:top w:type="dxa" w:w="60"/>
+              <w:left w:type="dxa" w:w="100"/>
+              <w:bottom w:type="dxa" w:w="60"/>
+              <w:right w:type="dxa" w:w="100"/>
+            </w:tcMar>
+          </w:tcPr>
+          <w:p>
+            <w:pPr>
+              <w:spacing w:after="40" w:line="264"/>
+              <w:jc w:val="left"/>
+            </w:pPr>
+            <w:r>
+              <w:rPr>
+                <w:rFonts w:ascii="Arial" w:cs="Arial" w:eastAsia="Arial" w:hAnsi="Arial"/>
+                <w:sz w:val="19"/>
+                <w:szCs w:val="19"/>
+              </w:rPr>
+              <w:t xml:space="preserve">Phiên làm việc của nhà cung cấp mô hình (thread Codex); resume là nạp lại phiên cũ để giữ hội thoại.</w:t>
+            </w:r>
+          </w:p>
+        </w:tc>
+      </w:tr>
+      <w:tr>
+        <w:trPr>
+          <w:cantSplit/>
+        </w:trPr>
+        <w:tc>
+          <w:tcPr>
+            <w:tcW w:type="dxa" w:w="2400"/>
+            <w:tcBorders>
+              <w:top w:val="single" w:color="BFBFBF" w:sz="4"/>
+              <w:left w:val="single" w:color="BFBFBF" w:sz="4"/>
+              <w:bottom w:val="single" w:color="BFBFBF" w:sz="4"/>
+              <w:right w:val="single" w:color="BFBFBF" w:sz="4"/>
+            </w:tcBorders>
+            <w:tcMar>
+              <w:top w:type="dxa" w:w="60"/>
+              <w:left w:type="dxa" w:w="100"/>
+              <w:bottom w:type="dxa" w:w="60"/>
+              <w:right w:type="dxa" w:w="100"/>
+            </w:tcMar>
+          </w:tcPr>
+          <w:p>
+            <w:pPr>
+              <w:spacing w:after="40" w:line="264"/>
+              <w:jc w:val="left"/>
+            </w:pPr>
+            <w:r>
+              <w:rPr>
+                <w:rFonts w:ascii="Arial" w:cs="Arial" w:eastAsia="Arial" w:hAnsi="Arial"/>
+                <w:sz w:val="19"/>
+                <w:szCs w:val="19"/>
+              </w:rPr>
+              <w:t xml:space="preserve">Dấu vân tay cấu hình (config fingerprint)</w:t>
+            </w:r>
+          </w:p>
+        </w:tc>
+        <w:tc>
+          <w:tcPr>
+            <w:tcW w:type="dxa" w:w="7238"/>
+            <w:tcBorders>
+              <w:top w:val="single" w:color="BFBFBF" w:sz="4"/>
+              <w:left w:val="single" w:color="BFBFBF" w:sz="4"/>
+              <w:bottom w:val="single" w:color="BFBFBF" w:sz="4"/>
+              <w:right w:val="single" w:color="BFBFBF" w:sz="4"/>
+            </w:tcBorders>
+            <w:tcMar>
+              <w:top w:type="dxa" w:w="60"/>
+              <w:left w:type="dxa" w:w="100"/>
+              <w:bottom w:type="dxa" w:w="60"/>
+              <w:right w:type="dxa" w:w="100"/>
+            </w:tcMar>
+          </w:tcPr>
+          <w:p>
+            <w:pPr>
+              <w:spacing w:after="40" w:line="264"/>
+              <w:jc w:val="left"/>
+            </w:pPr>
+            <w:r>
+              <w:rPr>
+                <w:rFonts w:ascii="Arial" w:cs="Arial" w:eastAsia="Arial" w:hAnsi="Arial"/>
+                <w:sz w:val="19"/>
+                <w:szCs w:val="19"/>
+              </w:rPr>
+              <w:t xml:space="preserve">Mã băm các thành phần cấu hình của run; khác với lần trước thì session cũ bị bỏ.</w:t>
+            </w:r>
+          </w:p>
+        </w:tc>
+      </w:tr>
+      <w:tr>
+        <w:trPr>
+          <w:cantSplit/>
+        </w:trPr>
+        <w:tc>
+          <w:tcPr>
+            <w:tcW w:type="dxa" w:w="2400"/>
+            <w:tcBorders>
+              <w:top w:val="single" w:color="BFBFBF" w:sz="4"/>
+              <w:left w:val="single" w:color="BFBFBF" w:sz="4"/>
+              <w:bottom w:val="single" w:color="BFBFBF" w:sz="4"/>
+              <w:right w:val="single" w:color="BFBFBF" w:sz="4"/>
+            </w:tcBorders>
+            <w:tcMar>
+              <w:top w:type="dxa" w:w="60"/>
+              <w:left w:type="dxa" w:w="100"/>
+              <w:bottom w:type="dxa" w:w="60"/>
+              <w:right w:type="dxa" w:w="100"/>
+            </w:tcMar>
+          </w:tcPr>
+          <w:p>
+            <w:pPr>
+              <w:spacing w:after="40" w:line="264"/>
+              <w:jc w:val="left"/>
+            </w:pPr>
+            <w:r>
+              <w:rPr>
+                <w:rFonts w:ascii="Arial" w:cs="Arial" w:eastAsia="Arial" w:hAnsi="Arial"/>
+                <w:sz w:val="19"/>
+                <w:szCs w:val="19"/>
+              </w:rPr>
+              <w:t xml:space="preserve">Handle ấm (warm handle)</w:t>
+            </w:r>
+          </w:p>
+        </w:tc>
+        <w:tc>
+          <w:tcPr>
+            <w:tcW w:type="dxa" w:w="7238"/>
+            <w:tcBorders>
+              <w:top w:val="single" w:color="BFBFBF" w:sz="4"/>
+              <w:left w:val="single" w:color="BFBFBF" w:sz="4"/>
+              <w:bottom w:val="single" w:color="BFBFBF" w:sz="4"/>
+              <w:right w:val="single" w:color="BFBFBF" w:sz="4"/>
+            </w:tcBorders>
+            <w:tcMar>
+              <w:top w:type="dxa" w:w="60"/>
+              <w:left w:type="dxa" w:w="100"/>
+              <w:bottom w:type="dxa" w:w="60"/>
+              <w:right w:type="dxa" w:w="100"/>
+            </w:tcMar>
+          </w:tcPr>
+          <w:p>
+            <w:pPr>
+              <w:spacing w:after="40" w:line="264"/>
+              <w:jc w:val="left"/>
+            </w:pPr>
+            <w:r>
+              <w:rPr>
+                <w:rFonts w:ascii="Arial" w:cs="Arial" w:eastAsia="Arial" w:hAnsi="Arial"/>
+                <w:sz w:val="19"/>
+                <w:szCs w:val="19"/>
+              </w:rPr>
+              <w:t xml:space="preserve">Tiến trình codex-acp được giữ sống để tái sử dụng giữa các run; mặc định tắt.</w:t>
             </w:r>
           </w:p>
         </w:tc>
@@ -30944,6 +37045,18 @@
       </w:pPr>
     </w:lvl>
   </w:abstractNum>
+  <w:abstractNum w:abstractNumId="6" w15:restartNumberingAfterBreak="0">
+    <w:multiLevelType w:val="hybridMultilevel"/>
+    <w:lvl w:ilvl="0" w:tentative="1">
+      <w:start w:val="1"/>
+      <w:numFmt w:val="decimal"/>
+      <w:lvlText w:val="%1."/>
+      <w:lvlJc w:val="left"/>
+      <w:pPr>
+        <w:ind w:left="720" w:hanging="360"/>
+      </w:pPr>
+    </w:lvl>
+  </w:abstractNum>
   <w:num w:numId="1">
     <w:abstractNumId w:val="1"/>
     <w:lvlOverride w:ilvl="0">
@@ -30973,6 +37086,12 @@
   </w:num>
   <w:num w:numId="5">
     <w:abstractNumId w:val="5"/>
+    <w:lvlOverride w:ilvl="0">
+      <w:startOverride w:val="1"/>
+    </w:lvlOverride>
+  </w:num>
+  <w:num w:numId="6">
+    <w:abstractNumId w:val="6"/>
     <w:lvlOverride w:ilvl="0">
       <w:startOverride w:val="1"/>
     </w:lvlOverride>
